--- a/week2/research doc.docx
+++ b/week2/research doc.docx
@@ -180,7 +180,7 @@
           <w:sz w:val="24"/>
           <w:szCs w:val="24"/>
         </w:rPr>
-        <w:t>changes in the service includes:</w:t>
+        <w:t>change:</w:t>
       </w:r>
     </w:p>
     <w:p>
@@ -494,6 +494,16 @@
     </w:p>
     <w:p>
       <w:pPr>
+        <w:spacing w:before="100" w:beforeAutospacing="1" w:after="80" w:line="276" w:lineRule="auto"/>
+        <w:rPr>
+          <w:rFonts w:eastAsia="Times New Roman" w:cstheme="minorHAnsi"/>
+          <w:sz w:val="24"/>
+          <w:szCs w:val="24"/>
+        </w:rPr>
+      </w:pPr>
+    </w:p>
+    <w:p>
+      <w:pPr>
         <w:rPr>
           <w:b/>
           <w:i/>
@@ -573,8 +583,6 @@
         </w:rPr>
         <w:t xml:space="preserve"> the final choice depends on the</w:t>
       </w:r>
-      <w:bookmarkStart w:id="0" w:name="_GoBack"/>
-      <w:bookmarkEnd w:id="0"/>
       <w:r>
         <w:rPr>
           <w:b/>
@@ -595,6 +603,3319 @@
       <w:pPr>
         <w:rPr>
           <w:sz w:val="28"/>
+          <w:szCs w:val="24"/>
+        </w:rPr>
+      </w:pPr>
+    </w:p>
+    <w:p>
+      <w:pPr>
+        <w:rPr>
+          <w:sz w:val="28"/>
+          <w:szCs w:val="24"/>
+        </w:rPr>
+      </w:pPr>
+    </w:p>
+    <w:p>
+      <w:pPr>
+        <w:rPr>
+          <w:sz w:val="28"/>
+          <w:szCs w:val="24"/>
+        </w:rPr>
+      </w:pPr>
+    </w:p>
+    <w:p>
+      <w:pPr>
+        <w:rPr>
+          <w:b/>
+          <w:sz w:val="28"/>
+        </w:rPr>
+      </w:pPr>
+      <w:r>
+        <w:rPr>
+          <w:b/>
+          <w:sz w:val="28"/>
+        </w:rPr>
+        <w:lastRenderedPageBreak/>
+        <w:t>Comparison</w:t>
+      </w:r>
+    </w:p>
+    <w:tbl>
+      <w:tblPr>
+        <w:tblStyle w:val="TableGrid"/>
+        <w:tblW w:w="0" w:type="auto"/>
+        <w:tblLook w:val="04A0" w:firstRow="1" w:lastRow="0" w:firstColumn="1" w:lastColumn="0" w:noHBand="0" w:noVBand="1"/>
+      </w:tblPr>
+      <w:tblGrid>
+        <w:gridCol w:w="1963"/>
+        <w:gridCol w:w="3079"/>
+        <w:gridCol w:w="3020"/>
+        <w:gridCol w:w="2728"/>
+      </w:tblGrid>
+      <w:tr>
+        <w:tc>
+          <w:tcPr>
+            <w:tcW w:w="0" w:type="auto"/>
+            <w:hideMark/>
+          </w:tcPr>
+          <w:p>
+            <w:pPr>
+              <w:spacing w:before="100" w:beforeAutospacing="1" w:after="100" w:afterAutospacing="1"/>
+              <w:jc w:val="center"/>
+              <w:rPr>
+                <w:rFonts w:eastAsia="Times New Roman" w:cstheme="minorHAnsi"/>
+                <w:b/>
+                <w:bCs/>
+                <w:sz w:val="24"/>
+                <w:szCs w:val="24"/>
+              </w:rPr>
+            </w:pPr>
+            <w:r>
+              <w:rPr>
+                <w:rFonts w:eastAsia="Times New Roman" w:cstheme="minorHAnsi"/>
+                <w:b/>
+                <w:bCs/>
+                <w:sz w:val="24"/>
+                <w:szCs w:val="24"/>
+              </w:rPr>
+              <w:t>Area</w:t>
+            </w:r>
+          </w:p>
+        </w:tc>
+        <w:tc>
+          <w:tcPr>
+            <w:tcW w:w="0" w:type="auto"/>
+            <w:hideMark/>
+          </w:tcPr>
+          <w:p>
+            <w:pPr>
+              <w:spacing w:before="100" w:beforeAutospacing="1" w:after="100" w:afterAutospacing="1"/>
+              <w:jc w:val="center"/>
+              <w:rPr>
+                <w:rFonts w:eastAsia="Times New Roman" w:cstheme="minorHAnsi"/>
+                <w:b/>
+                <w:bCs/>
+                <w:sz w:val="24"/>
+                <w:szCs w:val="24"/>
+              </w:rPr>
+            </w:pPr>
+            <w:r>
+              <w:rPr>
+                <w:rFonts w:eastAsia="Times New Roman" w:cstheme="minorHAnsi"/>
+                <w:b/>
+                <w:bCs/>
+                <w:sz w:val="24"/>
+                <w:szCs w:val="24"/>
+              </w:rPr>
+              <w:t>Teams Phone Extensibility (TPE)</w:t>
+            </w:r>
+          </w:p>
+        </w:tc>
+        <w:tc>
+          <w:tcPr>
+            <w:tcW w:w="0" w:type="auto"/>
+            <w:hideMark/>
+          </w:tcPr>
+          <w:p>
+            <w:pPr>
+              <w:spacing w:before="100" w:beforeAutospacing="1" w:after="100" w:afterAutospacing="1"/>
+              <w:jc w:val="center"/>
+              <w:rPr>
+                <w:rFonts w:eastAsia="Times New Roman" w:cstheme="minorHAnsi"/>
+                <w:b/>
+                <w:bCs/>
+                <w:sz w:val="24"/>
+                <w:szCs w:val="24"/>
+              </w:rPr>
+            </w:pPr>
+            <w:r>
+              <w:rPr>
+                <w:rFonts w:eastAsia="Times New Roman" w:cstheme="minorHAnsi"/>
+                <w:b/>
+                <w:bCs/>
+                <w:sz w:val="24"/>
+                <w:szCs w:val="24"/>
+              </w:rPr>
+              <w:t>Teams Meeting interoperability</w:t>
+            </w:r>
+          </w:p>
+        </w:tc>
+        <w:tc>
+          <w:tcPr>
+            <w:tcW w:w="0" w:type="auto"/>
+            <w:hideMark/>
+          </w:tcPr>
+          <w:p>
+            <w:pPr>
+              <w:spacing w:before="100" w:beforeAutospacing="1" w:after="100" w:afterAutospacing="1"/>
+              <w:jc w:val="center"/>
+              <w:rPr>
+                <w:rFonts w:eastAsia="Times New Roman" w:cstheme="minorHAnsi"/>
+                <w:b/>
+                <w:bCs/>
+                <w:sz w:val="24"/>
+                <w:szCs w:val="24"/>
+              </w:rPr>
+            </w:pPr>
+            <w:r>
+              <w:rPr>
+                <w:rFonts w:eastAsia="Times New Roman" w:cstheme="minorHAnsi"/>
+                <w:b/>
+                <w:bCs/>
+                <w:sz w:val="24"/>
+                <w:szCs w:val="24"/>
+              </w:rPr>
+              <w:t>Click-to-Call for Teams Voice Apps</w:t>
+            </w:r>
+          </w:p>
+        </w:tc>
+      </w:tr>
+      <w:tr>
+        <w:tc>
+          <w:tcPr>
+            <w:tcW w:w="0" w:type="auto"/>
+            <w:hideMark/>
+          </w:tcPr>
+          <w:p>
+            <w:pPr>
+              <w:spacing w:before="100" w:beforeAutospacing="1" w:after="100" w:afterAutospacing="1"/>
+              <w:jc w:val="center"/>
+              <w:rPr>
+                <w:rFonts w:eastAsia="Times New Roman" w:cstheme="minorHAnsi"/>
+                <w:sz w:val="24"/>
+                <w:szCs w:val="24"/>
+              </w:rPr>
+            </w:pPr>
+            <w:r>
+              <w:rPr>
+                <w:rFonts w:eastAsia="Times New Roman" w:cstheme="minorHAnsi"/>
+                <w:sz w:val="24"/>
+                <w:szCs w:val="24"/>
+              </w:rPr>
+              <w:t>Main purpose</w:t>
+            </w:r>
+          </w:p>
+        </w:tc>
+        <w:tc>
+          <w:tcPr>
+            <w:tcW w:w="0" w:type="auto"/>
+            <w:hideMark/>
+          </w:tcPr>
+          <w:p>
+            <w:pPr>
+              <w:spacing w:before="100" w:beforeAutospacing="1" w:after="100" w:afterAutospacing="1"/>
+              <w:jc w:val="center"/>
+              <w:rPr>
+                <w:rFonts w:eastAsia="Times New Roman" w:cstheme="minorHAnsi"/>
+                <w:sz w:val="24"/>
+                <w:szCs w:val="24"/>
+              </w:rPr>
+            </w:pPr>
+            <w:r>
+              <w:rPr>
+                <w:rFonts w:eastAsia="Times New Roman" w:cstheme="minorHAnsi"/>
+                <w:sz w:val="24"/>
+                <w:szCs w:val="24"/>
+              </w:rPr>
+              <w:t>Integrate supported server-side call workflows with Teams Phone</w:t>
+            </w:r>
+          </w:p>
+        </w:tc>
+        <w:tc>
+          <w:tcPr>
+            <w:tcW w:w="0" w:type="auto"/>
+            <w:hideMark/>
+          </w:tcPr>
+          <w:p>
+            <w:pPr>
+              <w:spacing w:before="100" w:beforeAutospacing="1" w:after="100" w:afterAutospacing="1"/>
+              <w:jc w:val="center"/>
+              <w:rPr>
+                <w:rFonts w:eastAsia="Times New Roman" w:cstheme="minorHAnsi"/>
+                <w:sz w:val="24"/>
+                <w:szCs w:val="24"/>
+              </w:rPr>
+            </w:pPr>
+            <w:r>
+              <w:rPr>
+                <w:rFonts w:eastAsia="Times New Roman" w:cstheme="minorHAnsi"/>
+                <w:sz w:val="24"/>
+                <w:szCs w:val="24"/>
+              </w:rPr>
+              <w:t>Let an ACS Calling SDK client join supported Teams meetings</w:t>
+            </w:r>
+          </w:p>
+        </w:tc>
+        <w:tc>
+          <w:tcPr>
+            <w:tcW w:w="0" w:type="auto"/>
+            <w:hideMark/>
+          </w:tcPr>
+          <w:p>
+            <w:pPr>
+              <w:spacing w:before="100" w:beforeAutospacing="1" w:after="100" w:afterAutospacing="1"/>
+              <w:jc w:val="center"/>
+              <w:rPr>
+                <w:rFonts w:eastAsia="Times New Roman" w:cstheme="minorHAnsi"/>
+                <w:sz w:val="24"/>
+                <w:szCs w:val="24"/>
+              </w:rPr>
+            </w:pPr>
+            <w:r>
+              <w:rPr>
+                <w:rFonts w:eastAsia="Times New Roman" w:cstheme="minorHAnsi"/>
+                <w:sz w:val="24"/>
+                <w:szCs w:val="24"/>
+              </w:rPr>
+              <w:t>Let a client initiate supported calls to Teams Auto Attendant or Call Queue</w:t>
+            </w:r>
+          </w:p>
+        </w:tc>
+      </w:tr>
+      <w:tr>
+        <w:tc>
+          <w:tcPr>
+            <w:tcW w:w="0" w:type="auto"/>
+            <w:hideMark/>
+          </w:tcPr>
+          <w:p>
+            <w:pPr>
+              <w:spacing w:before="100" w:beforeAutospacing="1" w:after="100" w:afterAutospacing="1"/>
+              <w:jc w:val="center"/>
+              <w:rPr>
+                <w:rFonts w:eastAsia="Times New Roman" w:cstheme="minorHAnsi"/>
+                <w:sz w:val="24"/>
+                <w:szCs w:val="24"/>
+              </w:rPr>
+            </w:pPr>
+            <w:r>
+              <w:rPr>
+                <w:rFonts w:eastAsia="Times New Roman" w:cstheme="minorHAnsi"/>
+                <w:sz w:val="24"/>
+                <w:szCs w:val="24"/>
+              </w:rPr>
+              <w:t>Best suited for</w:t>
+            </w:r>
+          </w:p>
+        </w:tc>
+        <w:tc>
+          <w:tcPr>
+            <w:tcW w:w="0" w:type="auto"/>
+            <w:hideMark/>
+          </w:tcPr>
+          <w:p>
+            <w:pPr>
+              <w:spacing w:before="100" w:beforeAutospacing="1" w:after="100" w:afterAutospacing="1"/>
+              <w:jc w:val="center"/>
+              <w:rPr>
+                <w:rFonts w:eastAsia="Times New Roman" w:cstheme="minorHAnsi"/>
+                <w:sz w:val="24"/>
+                <w:szCs w:val="24"/>
+              </w:rPr>
+            </w:pPr>
+            <w:r>
+              <w:rPr>
+                <w:rFonts w:eastAsia="Times New Roman" w:cstheme="minorHAnsi"/>
+                <w:sz w:val="24"/>
+                <w:szCs w:val="24"/>
+              </w:rPr>
+              <w:t>IVR, call routing, and supported PSTN workflows</w:t>
+            </w:r>
+          </w:p>
+        </w:tc>
+        <w:tc>
+          <w:tcPr>
+            <w:tcW w:w="0" w:type="auto"/>
+            <w:hideMark/>
+          </w:tcPr>
+          <w:p>
+            <w:pPr>
+              <w:spacing w:before="100" w:beforeAutospacing="1" w:after="100" w:afterAutospacing="1"/>
+              <w:jc w:val="center"/>
+              <w:rPr>
+                <w:rFonts w:eastAsia="Times New Roman" w:cstheme="minorHAnsi"/>
+                <w:sz w:val="24"/>
+                <w:szCs w:val="24"/>
+              </w:rPr>
+            </w:pPr>
+            <w:r>
+              <w:rPr>
+                <w:rFonts w:eastAsia="Times New Roman" w:cstheme="minorHAnsi"/>
+                <w:sz w:val="24"/>
+                <w:szCs w:val="24"/>
+              </w:rPr>
+              <w:t>Applications that need to participate in Teams meetings</w:t>
+            </w:r>
+          </w:p>
+        </w:tc>
+        <w:tc>
+          <w:tcPr>
+            <w:tcW w:w="0" w:type="auto"/>
+            <w:hideMark/>
+          </w:tcPr>
+          <w:p>
+            <w:pPr>
+              <w:spacing w:before="100" w:beforeAutospacing="1" w:after="100" w:afterAutospacing="1"/>
+              <w:jc w:val="center"/>
+              <w:rPr>
+                <w:rFonts w:eastAsia="Times New Roman" w:cstheme="minorHAnsi"/>
+                <w:sz w:val="24"/>
+                <w:szCs w:val="24"/>
+              </w:rPr>
+            </w:pPr>
+            <w:r>
+              <w:rPr>
+                <w:rFonts w:eastAsia="Times New Roman" w:cstheme="minorHAnsi"/>
+                <w:sz w:val="24"/>
+                <w:szCs w:val="24"/>
+              </w:rPr>
+              <w:t>Applications that need to launch a call to a Teams voice application</w:t>
+            </w:r>
+          </w:p>
+        </w:tc>
+      </w:tr>
+      <w:tr>
+        <w:tc>
+          <w:tcPr>
+            <w:tcW w:w="0" w:type="auto"/>
+            <w:hideMark/>
+          </w:tcPr>
+          <w:p>
+            <w:pPr>
+              <w:spacing w:before="100" w:beforeAutospacing="1" w:after="100" w:afterAutospacing="1"/>
+              <w:jc w:val="center"/>
+              <w:rPr>
+                <w:rFonts w:eastAsia="Times New Roman" w:cstheme="minorHAnsi"/>
+                <w:sz w:val="24"/>
+                <w:szCs w:val="24"/>
+              </w:rPr>
+            </w:pPr>
+            <w:r>
+              <w:rPr>
+                <w:rFonts w:eastAsia="Times New Roman" w:cstheme="minorHAnsi"/>
+                <w:sz w:val="24"/>
+                <w:szCs w:val="24"/>
+              </w:rPr>
+              <w:t>Call control</w:t>
+            </w:r>
+          </w:p>
+        </w:tc>
+        <w:tc>
+          <w:tcPr>
+            <w:tcW w:w="0" w:type="auto"/>
+            <w:hideMark/>
+          </w:tcPr>
+          <w:p>
+            <w:pPr>
+              <w:spacing w:before="100" w:beforeAutospacing="1" w:after="100" w:afterAutospacing="1"/>
+              <w:jc w:val="center"/>
+              <w:rPr>
+                <w:rFonts w:eastAsia="Times New Roman" w:cstheme="minorHAnsi"/>
+                <w:sz w:val="24"/>
+                <w:szCs w:val="24"/>
+              </w:rPr>
+            </w:pPr>
+            <w:r>
+              <w:rPr>
+                <w:rFonts w:eastAsia="Times New Roman" w:cstheme="minorHAnsi"/>
+                <w:sz w:val="24"/>
+                <w:szCs w:val="24"/>
+              </w:rPr>
+              <w:t>Supports documented call-control operations within TPE's scope</w:t>
+            </w:r>
+          </w:p>
+        </w:tc>
+        <w:tc>
+          <w:tcPr>
+            <w:tcW w:w="0" w:type="auto"/>
+            <w:hideMark/>
+          </w:tcPr>
+          <w:p>
+            <w:pPr>
+              <w:spacing w:before="100" w:beforeAutospacing="1" w:after="100" w:afterAutospacing="1"/>
+              <w:jc w:val="center"/>
+              <w:rPr>
+                <w:rFonts w:eastAsia="Times New Roman" w:cstheme="minorHAnsi"/>
+                <w:sz w:val="24"/>
+                <w:szCs w:val="24"/>
+              </w:rPr>
+            </w:pPr>
+            <w:r>
+              <w:rPr>
+                <w:rFonts w:eastAsia="Times New Roman" w:cstheme="minorHAnsi"/>
+                <w:sz w:val="24"/>
+                <w:szCs w:val="24"/>
+              </w:rPr>
+              <w:t>Primarily client-side participation in a meeting</w:t>
+            </w:r>
+          </w:p>
+        </w:tc>
+        <w:tc>
+          <w:tcPr>
+            <w:tcW w:w="0" w:type="auto"/>
+            <w:hideMark/>
+          </w:tcPr>
+          <w:p>
+            <w:pPr>
+              <w:spacing w:before="100" w:beforeAutospacing="1" w:after="100" w:afterAutospacing="1"/>
+              <w:jc w:val="center"/>
+              <w:rPr>
+                <w:rFonts w:eastAsia="Times New Roman" w:cstheme="minorHAnsi"/>
+                <w:sz w:val="24"/>
+                <w:szCs w:val="24"/>
+              </w:rPr>
+            </w:pPr>
+            <w:r>
+              <w:rPr>
+                <w:rFonts w:eastAsia="Times New Roman" w:cstheme="minorHAnsi"/>
+                <w:sz w:val="24"/>
+                <w:szCs w:val="24"/>
+              </w:rPr>
+              <w:t>Client-side call initiation to supported Teams destinations</w:t>
+            </w:r>
+          </w:p>
+        </w:tc>
+      </w:tr>
+      <w:tr>
+        <w:tc>
+          <w:tcPr>
+            <w:tcW w:w="0" w:type="auto"/>
+            <w:hideMark/>
+          </w:tcPr>
+          <w:p>
+            <w:pPr>
+              <w:spacing w:before="100" w:beforeAutospacing="1" w:after="100" w:afterAutospacing="1"/>
+              <w:jc w:val="center"/>
+              <w:rPr>
+                <w:rFonts w:eastAsia="Times New Roman" w:cstheme="minorHAnsi"/>
+                <w:sz w:val="24"/>
+                <w:szCs w:val="24"/>
+              </w:rPr>
+            </w:pPr>
+            <w:r>
+              <w:rPr>
+                <w:rFonts w:eastAsia="Times New Roman" w:cstheme="minorHAnsi"/>
+                <w:sz w:val="24"/>
+                <w:szCs w:val="24"/>
+              </w:rPr>
+              <w:t>Recording and media</w:t>
+            </w:r>
+          </w:p>
+        </w:tc>
+        <w:tc>
+          <w:tcPr>
+            <w:tcW w:w="0" w:type="auto"/>
+            <w:hideMark/>
+          </w:tcPr>
+          <w:p>
+            <w:pPr>
+              <w:spacing w:before="100" w:beforeAutospacing="1" w:after="100" w:afterAutospacing="1"/>
+              <w:jc w:val="center"/>
+              <w:rPr>
+                <w:rFonts w:eastAsia="Times New Roman" w:cstheme="minorHAnsi"/>
+                <w:sz w:val="24"/>
+                <w:szCs w:val="24"/>
+              </w:rPr>
+            </w:pPr>
+            <w:r>
+              <w:rPr>
+                <w:rFonts w:eastAsia="Times New Roman" w:cstheme="minorHAnsi"/>
+                <w:sz w:val="24"/>
+                <w:szCs w:val="24"/>
+              </w:rPr>
+              <w:t>Supports documented ACS Call Recording and audio streaming scenarios, subject to TPE limitations</w:t>
+            </w:r>
+          </w:p>
+        </w:tc>
+        <w:tc>
+          <w:tcPr>
+            <w:tcW w:w="0" w:type="auto"/>
+            <w:hideMark/>
+          </w:tcPr>
+          <w:p>
+            <w:pPr>
+              <w:spacing w:before="100" w:beforeAutospacing="1" w:after="100" w:afterAutospacing="1"/>
+              <w:jc w:val="center"/>
+              <w:rPr>
+                <w:rFonts w:eastAsia="Times New Roman" w:cstheme="minorHAnsi"/>
+                <w:sz w:val="24"/>
+                <w:szCs w:val="24"/>
+              </w:rPr>
+            </w:pPr>
+            <w:r>
+              <w:rPr>
+                <w:rFonts w:eastAsia="Times New Roman" w:cstheme="minorHAnsi"/>
+                <w:sz w:val="24"/>
+                <w:szCs w:val="24"/>
+              </w:rPr>
+              <w:t>Do not assume existing server-side recording or streaming workflows are replaced</w:t>
+            </w:r>
+          </w:p>
+        </w:tc>
+        <w:tc>
+          <w:tcPr>
+            <w:tcW w:w="0" w:type="auto"/>
+            <w:hideMark/>
+          </w:tcPr>
+          <w:p>
+            <w:pPr>
+              <w:spacing w:before="100" w:beforeAutospacing="1" w:after="100" w:afterAutospacing="1"/>
+              <w:jc w:val="center"/>
+              <w:rPr>
+                <w:rFonts w:eastAsia="Times New Roman" w:cstheme="minorHAnsi"/>
+                <w:sz w:val="24"/>
+                <w:szCs w:val="24"/>
+              </w:rPr>
+            </w:pPr>
+            <w:r>
+              <w:rPr>
+                <w:rFonts w:eastAsia="Times New Roman" w:cstheme="minorHAnsi"/>
+                <w:sz w:val="24"/>
+                <w:szCs w:val="24"/>
+              </w:rPr>
+              <w:t>Do not assume existing server-side recording or streaming workflows are replaced</w:t>
+            </w:r>
+          </w:p>
+        </w:tc>
+      </w:tr>
+      <w:tr>
+        <w:tc>
+          <w:tcPr>
+            <w:tcW w:w="0" w:type="auto"/>
+            <w:hideMark/>
+          </w:tcPr>
+          <w:p>
+            <w:pPr>
+              <w:spacing w:before="100" w:beforeAutospacing="1" w:after="100" w:afterAutospacing="1"/>
+              <w:jc w:val="center"/>
+              <w:rPr>
+                <w:rFonts w:eastAsia="Times New Roman" w:cstheme="minorHAnsi"/>
+                <w:sz w:val="24"/>
+                <w:szCs w:val="24"/>
+              </w:rPr>
+            </w:pPr>
+            <w:r>
+              <w:rPr>
+                <w:rFonts w:eastAsia="Times New Roman" w:cstheme="minorHAnsi"/>
+                <w:sz w:val="24"/>
+                <w:szCs w:val="24"/>
+              </w:rPr>
+              <w:t>Replaces all ACS Call Automation features?</w:t>
+            </w:r>
+          </w:p>
+        </w:tc>
+        <w:tc>
+          <w:tcPr>
+            <w:tcW w:w="0" w:type="auto"/>
+            <w:hideMark/>
+          </w:tcPr>
+          <w:p>
+            <w:pPr>
+              <w:spacing w:before="100" w:beforeAutospacing="1" w:after="100" w:afterAutospacing="1"/>
+              <w:jc w:val="center"/>
+              <w:rPr>
+                <w:rFonts w:eastAsia="Times New Roman" w:cstheme="minorHAnsi"/>
+                <w:sz w:val="24"/>
+                <w:szCs w:val="24"/>
+              </w:rPr>
+            </w:pPr>
+            <w:r>
+              <w:rPr>
+                <w:rFonts w:eastAsia="Times New Roman" w:cstheme="minorHAnsi"/>
+                <w:sz w:val="24"/>
+                <w:szCs w:val="24"/>
+              </w:rPr>
+              <w:t>No</w:t>
+            </w:r>
+          </w:p>
+        </w:tc>
+        <w:tc>
+          <w:tcPr>
+            <w:tcW w:w="0" w:type="auto"/>
+            <w:hideMark/>
+          </w:tcPr>
+          <w:p>
+            <w:pPr>
+              <w:spacing w:before="100" w:beforeAutospacing="1" w:after="100" w:afterAutospacing="1"/>
+              <w:jc w:val="center"/>
+              <w:rPr>
+                <w:rFonts w:eastAsia="Times New Roman" w:cstheme="minorHAnsi"/>
+                <w:sz w:val="24"/>
+                <w:szCs w:val="24"/>
+              </w:rPr>
+            </w:pPr>
+            <w:r>
+              <w:rPr>
+                <w:rFonts w:eastAsia="Times New Roman" w:cstheme="minorHAnsi"/>
+                <w:sz w:val="24"/>
+                <w:szCs w:val="24"/>
+              </w:rPr>
+              <w:t>No</w:t>
+            </w:r>
+          </w:p>
+        </w:tc>
+        <w:tc>
+          <w:tcPr>
+            <w:tcW w:w="0" w:type="auto"/>
+            <w:hideMark/>
+          </w:tcPr>
+          <w:p>
+            <w:pPr>
+              <w:spacing w:before="100" w:beforeAutospacing="1" w:after="100" w:afterAutospacing="1"/>
+              <w:jc w:val="center"/>
+              <w:rPr>
+                <w:rFonts w:eastAsia="Times New Roman" w:cstheme="minorHAnsi"/>
+                <w:sz w:val="24"/>
+                <w:szCs w:val="24"/>
+              </w:rPr>
+            </w:pPr>
+            <w:r>
+              <w:rPr>
+                <w:rFonts w:eastAsia="Times New Roman" w:cstheme="minorHAnsi"/>
+                <w:sz w:val="24"/>
+                <w:szCs w:val="24"/>
+              </w:rPr>
+              <w:t>No</w:t>
+            </w:r>
+          </w:p>
+        </w:tc>
+      </w:tr>
+    </w:tbl>
+    <w:p>
+      <w:pPr>
+        <w:rPr>
+          <w:b/>
+          <w:sz w:val="36"/>
+          <w:szCs w:val="24"/>
+        </w:rPr>
+      </w:pPr>
+    </w:p>
+    <w:p>
+      <w:pPr>
+        <w:rPr>
+          <w:b/>
+          <w:sz w:val="36"/>
+          <w:szCs w:val="24"/>
+        </w:rPr>
+      </w:pPr>
+    </w:p>
+    <w:p>
+      <w:pPr>
+        <w:rPr>
+          <w:b/>
+          <w:sz w:val="36"/>
+          <w:szCs w:val="24"/>
+        </w:rPr>
+      </w:pPr>
+    </w:p>
+    <w:p>
+      <w:pPr>
+        <w:rPr>
+          <w:b/>
+          <w:sz w:val="36"/>
+          <w:szCs w:val="24"/>
+        </w:rPr>
+      </w:pPr>
+    </w:p>
+    <w:p>
+      <w:pPr>
+        <w:rPr>
+          <w:b/>
+          <w:sz w:val="36"/>
+          <w:szCs w:val="24"/>
+        </w:rPr>
+      </w:pPr>
+    </w:p>
+    <w:p>
+      <w:pPr>
+        <w:rPr>
+          <w:b/>
+          <w:sz w:val="36"/>
+          <w:szCs w:val="24"/>
+        </w:rPr>
+      </w:pPr>
+    </w:p>
+    <w:p>
+      <w:pPr>
+        <w:rPr>
+          <w:b/>
+          <w:sz w:val="36"/>
+          <w:szCs w:val="24"/>
+        </w:rPr>
+      </w:pPr>
+    </w:p>
+    <w:p>
+      <w:pPr>
+        <w:rPr>
+          <w:b/>
+          <w:sz w:val="36"/>
+          <w:szCs w:val="24"/>
+        </w:rPr>
+      </w:pPr>
+    </w:p>
+    <w:p>
+      <w:pPr>
+        <w:rPr>
+          <w:b/>
+          <w:sz w:val="36"/>
+          <w:szCs w:val="24"/>
+        </w:rPr>
+      </w:pPr>
+    </w:p>
+    <w:p>
+      <w:pPr>
+        <w:rPr>
+          <w:b/>
+          <w:sz w:val="36"/>
+          <w:szCs w:val="24"/>
+        </w:rPr>
+      </w:pPr>
+    </w:p>
+    <w:p>
+      <w:pPr>
+        <w:rPr>
+          <w:b/>
+          <w:sz w:val="36"/>
+          <w:szCs w:val="24"/>
+        </w:rPr>
+      </w:pPr>
+    </w:p>
+    <w:p>
+      <w:pPr>
+        <w:rPr>
+          <w:b/>
+          <w:sz w:val="36"/>
+          <w:szCs w:val="24"/>
+        </w:rPr>
+      </w:pPr>
+    </w:p>
+    <w:p>
+      <w:pPr>
+        <w:rPr>
+          <w:b/>
+          <w:sz w:val="36"/>
+          <w:szCs w:val="24"/>
+        </w:rPr>
+      </w:pPr>
+    </w:p>
+    <w:p>
+      <w:pPr>
+        <w:spacing w:before="100" w:beforeAutospacing="1" w:after="100" w:afterAutospacing="1" w:line="240" w:lineRule="auto"/>
+        <w:outlineLvl w:val="0"/>
+        <w:rPr>
+          <w:rFonts w:eastAsia="Times New Roman" w:cstheme="minorHAnsi"/>
+          <w:b/>
+          <w:bCs/>
+          <w:kern w:val="36"/>
+          <w:sz w:val="48"/>
+          <w:szCs w:val="48"/>
+        </w:rPr>
+      </w:pPr>
+      <w:r>
+        <w:rPr>
+          <w:rFonts w:eastAsia="Times New Roman" w:cstheme="minorHAnsi"/>
+          <w:b/>
+          <w:bCs/>
+          <w:kern w:val="36"/>
+          <w:sz w:val="48"/>
+          <w:szCs w:val="48"/>
+        </w:rPr>
+        <w:lastRenderedPageBreak/>
+        <w:t>ACS Call Automation — Breaking Changes and Migration Options</w:t>
+      </w:r>
+    </w:p>
+    <w:p>
+      <w:pPr>
+        <w:spacing w:before="100" w:beforeAutospacing="1" w:after="100" w:afterAutospacing="1" w:line="240" w:lineRule="auto"/>
+        <w:outlineLvl w:val="1"/>
+        <w:rPr>
+          <w:rFonts w:eastAsia="Times New Roman" w:cstheme="minorHAnsi"/>
+          <w:b/>
+          <w:bCs/>
+          <w:sz w:val="36"/>
+          <w:szCs w:val="36"/>
+        </w:rPr>
+      </w:pPr>
+      <w:r>
+        <w:rPr>
+          <w:rFonts w:eastAsia="Times New Roman" w:cstheme="minorHAnsi"/>
+          <w:b/>
+          <w:bCs/>
+          <w:sz w:val="36"/>
+          <w:szCs w:val="36"/>
+        </w:rPr>
+        <w:t>1. Overview</w:t>
+      </w:r>
+    </w:p>
+    <w:p>
+      <w:pPr>
+        <w:spacing w:before="100" w:beforeAutospacing="1" w:after="100" w:afterAutospacing="1" w:line="240" w:lineRule="auto"/>
+        <w:rPr>
+          <w:rFonts w:eastAsia="Times New Roman" w:cstheme="minorHAnsi"/>
+          <w:sz w:val="24"/>
+          <w:szCs w:val="24"/>
+        </w:rPr>
+      </w:pPr>
+      <w:r>
+        <w:rPr>
+          <w:rFonts w:eastAsia="Times New Roman" w:cstheme="minorHAnsi"/>
+          <w:sz w:val="24"/>
+          <w:szCs w:val="24"/>
+        </w:rPr>
+        <w:t>ACS Call Automation enables applications to automate voice calls using APIs, including answering calls, playing prompts, collecting user input, and managing call workflows.</w:t>
+      </w:r>
+    </w:p>
+    <w:p>
+      <w:pPr>
+        <w:spacing w:before="100" w:beforeAutospacing="1" w:after="100" w:afterAutospacing="1" w:line="240" w:lineRule="auto"/>
+        <w:rPr>
+          <w:rFonts w:eastAsia="Times New Roman" w:cstheme="minorHAnsi"/>
+          <w:sz w:val="24"/>
+          <w:szCs w:val="24"/>
+        </w:rPr>
+      </w:pPr>
+      <w:r>
+        <w:rPr>
+          <w:rFonts w:eastAsia="Times New Roman" w:cstheme="minorHAnsi"/>
+          <w:sz w:val="24"/>
+          <w:szCs w:val="24"/>
+        </w:rPr>
+        <w:t xml:space="preserve">Microsoft states that </w:t>
+      </w:r>
+      <w:r>
+        <w:rPr>
+          <w:rFonts w:eastAsia="Times New Roman" w:cstheme="minorHAnsi"/>
+          <w:b/>
+          <w:bCs/>
+          <w:sz w:val="24"/>
+          <w:szCs w:val="24"/>
+        </w:rPr>
+        <w:t>standalone ACS Call Automation scenarios will no longer be supported after September 30, 2028</w:t>
+      </w:r>
+      <w:r>
+        <w:rPr>
+          <w:rFonts w:eastAsia="Times New Roman" w:cstheme="minorHAnsi"/>
+          <w:sz w:val="24"/>
+          <w:szCs w:val="24"/>
+        </w:rPr>
+        <w:t>. After this deadline, continued support will be available for capabilities used in eligible, documented Microsoft Teams-integrated scenarios and applicable Dynamics 365 scenarios.</w:t>
+      </w:r>
+    </w:p>
+    <w:p>
+      <w:pPr>
+        <w:spacing w:before="100" w:beforeAutospacing="1" w:after="100" w:afterAutospacing="1" w:line="240" w:lineRule="auto"/>
+        <w:outlineLvl w:val="2"/>
+        <w:rPr>
+          <w:rFonts w:eastAsia="Times New Roman" w:cstheme="minorHAnsi"/>
+          <w:b/>
+          <w:bCs/>
+          <w:sz w:val="27"/>
+          <w:szCs w:val="27"/>
+        </w:rPr>
+      </w:pPr>
+      <w:r>
+        <w:rPr>
+          <w:rFonts w:eastAsia="Times New Roman" w:cstheme="minorHAnsi"/>
+          <w:b/>
+          <w:bCs/>
+          <w:sz w:val="27"/>
+          <w:szCs w:val="27"/>
+        </w:rPr>
+        <w:t>Current capabilities</w:t>
+      </w:r>
+    </w:p>
+    <w:p>
+      <w:pPr>
+        <w:numPr>
+          <w:ilvl w:val="0"/>
+          <w:numId w:val="6"/>
+        </w:numPr>
+        <w:spacing w:before="100" w:beforeAutospacing="1" w:after="100" w:afterAutospacing="1" w:line="240" w:lineRule="auto"/>
+        <w:rPr>
+          <w:rFonts w:eastAsia="Times New Roman" w:cstheme="minorHAnsi"/>
+          <w:sz w:val="24"/>
+          <w:szCs w:val="24"/>
+        </w:rPr>
+      </w:pPr>
+      <w:r>
+        <w:rPr>
+          <w:rFonts w:eastAsia="Times New Roman" w:cstheme="minorHAnsi"/>
+          <w:sz w:val="24"/>
+          <w:szCs w:val="24"/>
+        </w:rPr>
+        <w:t>Answering, transferring, and managing calls.</w:t>
+      </w:r>
+    </w:p>
+    <w:p>
+      <w:pPr>
+        <w:numPr>
+          <w:ilvl w:val="0"/>
+          <w:numId w:val="6"/>
+        </w:numPr>
+        <w:spacing w:before="100" w:beforeAutospacing="1" w:after="100" w:afterAutospacing="1" w:line="240" w:lineRule="auto"/>
+        <w:rPr>
+          <w:rFonts w:eastAsia="Times New Roman" w:cstheme="minorHAnsi"/>
+          <w:sz w:val="24"/>
+          <w:szCs w:val="24"/>
+        </w:rPr>
+      </w:pPr>
+      <w:r>
+        <w:rPr>
+          <w:rFonts w:eastAsia="Times New Roman" w:cstheme="minorHAnsi"/>
+          <w:sz w:val="24"/>
+          <w:szCs w:val="24"/>
+        </w:rPr>
+        <w:t>Playing audio prompts and text-to-speech messages.</w:t>
+      </w:r>
+    </w:p>
+    <w:p>
+      <w:pPr>
+        <w:numPr>
+          <w:ilvl w:val="0"/>
+          <w:numId w:val="6"/>
+        </w:numPr>
+        <w:spacing w:before="100" w:beforeAutospacing="1" w:after="100" w:afterAutospacing="1" w:line="240" w:lineRule="auto"/>
+        <w:rPr>
+          <w:rFonts w:eastAsia="Times New Roman" w:cstheme="minorHAnsi"/>
+          <w:sz w:val="24"/>
+          <w:szCs w:val="24"/>
+        </w:rPr>
+      </w:pPr>
+      <w:r>
+        <w:rPr>
+          <w:rFonts w:eastAsia="Times New Roman" w:cstheme="minorHAnsi"/>
+          <w:sz w:val="24"/>
+          <w:szCs w:val="24"/>
+        </w:rPr>
+        <w:t>Collecting keypad input and supported speech responses.</w:t>
+      </w:r>
+    </w:p>
+    <w:p>
+      <w:pPr>
+        <w:numPr>
+          <w:ilvl w:val="0"/>
+          <w:numId w:val="6"/>
+        </w:numPr>
+        <w:spacing w:before="100" w:beforeAutospacing="1" w:after="100" w:afterAutospacing="1" w:line="240" w:lineRule="auto"/>
+        <w:rPr>
+          <w:rFonts w:eastAsia="Times New Roman" w:cstheme="minorHAnsi"/>
+          <w:sz w:val="24"/>
+          <w:szCs w:val="24"/>
+        </w:rPr>
+      </w:pPr>
+      <w:r>
+        <w:rPr>
+          <w:rFonts w:eastAsia="Times New Roman" w:cstheme="minorHAnsi"/>
+          <w:sz w:val="24"/>
+          <w:szCs w:val="24"/>
+        </w:rPr>
+        <w:t>Recording calls and processing call events.</w:t>
+      </w:r>
+    </w:p>
+    <w:p>
+      <w:pPr>
+        <w:numPr>
+          <w:ilvl w:val="0"/>
+          <w:numId w:val="6"/>
+        </w:numPr>
+        <w:spacing w:before="100" w:beforeAutospacing="1" w:after="100" w:afterAutospacing="1" w:line="240" w:lineRule="auto"/>
+        <w:rPr>
+          <w:rFonts w:eastAsia="Times New Roman" w:cstheme="minorHAnsi"/>
+          <w:sz w:val="24"/>
+          <w:szCs w:val="24"/>
+        </w:rPr>
+      </w:pPr>
+      <w:r>
+        <w:rPr>
+          <w:rFonts w:eastAsia="Times New Roman" w:cstheme="minorHAnsi"/>
+          <w:sz w:val="24"/>
+          <w:szCs w:val="24"/>
+        </w:rPr>
+        <w:t>Building automated customer-service workflows and Interactive Voice Response (IVR) systems.</w:t>
+      </w:r>
+    </w:p>
+    <w:p>
+      <w:pPr>
+        <w:numPr>
+          <w:ilvl w:val="0"/>
+          <w:numId w:val="6"/>
+        </w:numPr>
+        <w:spacing w:before="100" w:beforeAutospacing="1" w:after="100" w:afterAutospacing="1" w:line="240" w:lineRule="auto"/>
+        <w:rPr>
+          <w:rFonts w:eastAsia="Times New Roman" w:cstheme="minorHAnsi"/>
+          <w:sz w:val="24"/>
+          <w:szCs w:val="24"/>
+        </w:rPr>
+      </w:pPr>
+      <w:r>
+        <w:rPr>
+          <w:rFonts w:eastAsia="Times New Roman" w:cstheme="minorHAnsi"/>
+          <w:sz w:val="24"/>
+          <w:szCs w:val="24"/>
+        </w:rPr>
+        <w:t>Streaming call audio and supporting real-time transcription in applicable configurations.</w:t>
+      </w:r>
+    </w:p>
+    <w:p>
+      <w:pPr>
+        <w:spacing w:before="100" w:beforeAutospacing="1" w:after="100" w:afterAutospacing="1" w:line="240" w:lineRule="auto"/>
+        <w:outlineLvl w:val="1"/>
+        <w:rPr>
+          <w:rFonts w:eastAsia="Times New Roman" w:cstheme="minorHAnsi"/>
+          <w:b/>
+          <w:bCs/>
+          <w:sz w:val="36"/>
+          <w:szCs w:val="36"/>
+        </w:rPr>
+      </w:pPr>
+      <w:r>
+        <w:rPr>
+          <w:rFonts w:eastAsia="Times New Roman" w:cstheme="minorHAnsi"/>
+          <w:b/>
+          <w:bCs/>
+          <w:sz w:val="36"/>
+          <w:szCs w:val="36"/>
+        </w:rPr>
+        <w:t>2. Key changes</w:t>
+      </w:r>
+    </w:p>
+    <w:p>
+      <w:pPr>
+        <w:numPr>
+          <w:ilvl w:val="0"/>
+          <w:numId w:val="7"/>
+        </w:numPr>
+        <w:spacing w:before="100" w:beforeAutospacing="1" w:after="100" w:afterAutospacing="1" w:line="240" w:lineRule="auto"/>
+        <w:rPr>
+          <w:rFonts w:eastAsia="Times New Roman" w:cstheme="minorHAnsi"/>
+          <w:sz w:val="24"/>
+          <w:szCs w:val="24"/>
+        </w:rPr>
+      </w:pPr>
+      <w:r>
+        <w:rPr>
+          <w:rFonts w:eastAsia="Times New Roman" w:cstheme="minorHAnsi"/>
+          <w:b/>
+          <w:bCs/>
+          <w:sz w:val="24"/>
+          <w:szCs w:val="24"/>
+        </w:rPr>
+        <w:t>End of standalone support:</w:t>
+      </w:r>
+      <w:r>
+        <w:rPr>
+          <w:rFonts w:eastAsia="Times New Roman" w:cstheme="minorHAnsi"/>
+          <w:sz w:val="24"/>
+          <w:szCs w:val="24"/>
+        </w:rPr>
+        <w:t xml:space="preserve"> Standalone ACS Call Automation scenarios will no longer be supported after September 30, 2028.</w:t>
+      </w:r>
+    </w:p>
+    <w:p>
+      <w:pPr>
+        <w:numPr>
+          <w:ilvl w:val="0"/>
+          <w:numId w:val="7"/>
+        </w:numPr>
+        <w:spacing w:before="100" w:beforeAutospacing="1" w:after="100" w:afterAutospacing="1" w:line="240" w:lineRule="auto"/>
+        <w:rPr>
+          <w:rFonts w:eastAsia="Times New Roman" w:cstheme="minorHAnsi"/>
+          <w:sz w:val="24"/>
+          <w:szCs w:val="24"/>
+        </w:rPr>
+      </w:pPr>
+      <w:proofErr w:type="gramStart"/>
+      <w:r>
+        <w:rPr>
+          <w:rFonts w:eastAsia="Times New Roman" w:cstheme="minorHAnsi"/>
+          <w:b/>
+          <w:bCs/>
+          <w:sz w:val="24"/>
+          <w:szCs w:val="24"/>
+        </w:rPr>
+        <w:t>Teams</w:t>
+      </w:r>
+      <w:proofErr w:type="gramEnd"/>
+      <w:r>
+        <w:rPr>
+          <w:rFonts w:eastAsia="Times New Roman" w:cstheme="minorHAnsi"/>
+          <w:b/>
+          <w:bCs/>
+          <w:sz w:val="24"/>
+          <w:szCs w:val="24"/>
+        </w:rPr>
+        <w:t xml:space="preserve"> integration requirements:</w:t>
+      </w:r>
+      <w:r>
+        <w:rPr>
+          <w:rFonts w:eastAsia="Times New Roman" w:cstheme="minorHAnsi"/>
+          <w:sz w:val="24"/>
+          <w:szCs w:val="24"/>
+        </w:rPr>
+        <w:t xml:space="preserve"> Applications seeking continued support must fit a documented, eligible Teams-integrated scenario, unless covered by applicable product-specific guidance such as Dynamics 365.</w:t>
+      </w:r>
+    </w:p>
+    <w:p>
+      <w:pPr>
+        <w:numPr>
+          <w:ilvl w:val="0"/>
+          <w:numId w:val="7"/>
+        </w:numPr>
+        <w:spacing w:before="100" w:beforeAutospacing="1" w:after="100" w:afterAutospacing="1" w:line="240" w:lineRule="auto"/>
+        <w:rPr>
+          <w:rFonts w:eastAsia="Times New Roman" w:cstheme="minorHAnsi"/>
+          <w:sz w:val="24"/>
+          <w:szCs w:val="24"/>
+        </w:rPr>
+      </w:pPr>
+      <w:r>
+        <w:rPr>
+          <w:rFonts w:eastAsia="Times New Roman" w:cstheme="minorHAnsi"/>
+          <w:b/>
+          <w:bCs/>
+          <w:sz w:val="24"/>
+          <w:szCs w:val="24"/>
+        </w:rPr>
+        <w:t>SDK and integration changes:</w:t>
+      </w:r>
+      <w:r>
+        <w:rPr>
+          <w:rFonts w:eastAsia="Times New Roman" w:cstheme="minorHAnsi"/>
+          <w:sz w:val="24"/>
+          <w:szCs w:val="24"/>
+        </w:rPr>
+        <w:t xml:space="preserve"> Migration may require SDK updates, application code changes, and additional Teams configuration.</w:t>
+      </w:r>
+    </w:p>
+    <w:p>
+      <w:pPr>
+        <w:numPr>
+          <w:ilvl w:val="0"/>
+          <w:numId w:val="7"/>
+        </w:numPr>
+        <w:spacing w:before="100" w:beforeAutospacing="1" w:after="100" w:afterAutospacing="1" w:line="240" w:lineRule="auto"/>
+        <w:rPr>
+          <w:rFonts w:eastAsia="Times New Roman" w:cstheme="minorHAnsi"/>
+          <w:sz w:val="24"/>
+          <w:szCs w:val="24"/>
+        </w:rPr>
+      </w:pPr>
+      <w:r>
+        <w:rPr>
+          <w:rFonts w:eastAsia="Times New Roman" w:cstheme="minorHAnsi"/>
+          <w:b/>
+          <w:bCs/>
+          <w:sz w:val="24"/>
+          <w:szCs w:val="24"/>
+        </w:rPr>
+        <w:t>Feature limitations:</w:t>
+      </w:r>
+      <w:r>
+        <w:rPr>
+          <w:rFonts w:eastAsia="Times New Roman" w:cstheme="minorHAnsi"/>
+          <w:sz w:val="24"/>
+          <w:szCs w:val="24"/>
+        </w:rPr>
+        <w:t xml:space="preserve"> Not all existing ACS Call Automation operations, media modes, or workflows are supported by every Teams integration.</w:t>
+      </w:r>
+    </w:p>
+    <w:p>
+      <w:pPr>
+        <w:numPr>
+          <w:ilvl w:val="0"/>
+          <w:numId w:val="7"/>
+        </w:numPr>
+        <w:spacing w:before="100" w:beforeAutospacing="1" w:after="100" w:afterAutospacing="1" w:line="240" w:lineRule="auto"/>
+        <w:rPr>
+          <w:rFonts w:eastAsia="Times New Roman" w:cstheme="minorHAnsi"/>
+          <w:sz w:val="24"/>
+          <w:szCs w:val="24"/>
+        </w:rPr>
+      </w:pPr>
+      <w:r>
+        <w:rPr>
+          <w:rFonts w:eastAsia="Times New Roman" w:cstheme="minorHAnsi"/>
+          <w:b/>
+          <w:bCs/>
+          <w:sz w:val="24"/>
+          <w:szCs w:val="24"/>
+        </w:rPr>
+        <w:t>Licensing and connectivity:</w:t>
+      </w:r>
+      <w:r>
+        <w:rPr>
+          <w:rFonts w:eastAsia="Times New Roman" w:cstheme="minorHAnsi"/>
+          <w:sz w:val="24"/>
+          <w:szCs w:val="24"/>
+        </w:rPr>
+        <w:t xml:space="preserve"> Migration may require additional Teams licensing, resource-account configuration, and PSTN connectivity changes.</w:t>
+      </w:r>
+    </w:p>
+    <w:p>
+      <w:pPr>
+        <w:numPr>
+          <w:ilvl w:val="0"/>
+          <w:numId w:val="7"/>
+        </w:numPr>
+        <w:spacing w:before="100" w:beforeAutospacing="1" w:after="100" w:afterAutospacing="1" w:line="240" w:lineRule="auto"/>
+        <w:rPr>
+          <w:rFonts w:eastAsia="Times New Roman" w:cstheme="minorHAnsi"/>
+          <w:sz w:val="24"/>
+          <w:szCs w:val="24"/>
+        </w:rPr>
+      </w:pPr>
+      <w:r>
+        <w:rPr>
+          <w:rFonts w:eastAsia="Times New Roman" w:cstheme="minorHAnsi"/>
+          <w:b/>
+          <w:bCs/>
+          <w:sz w:val="24"/>
+          <w:szCs w:val="24"/>
+        </w:rPr>
+        <w:t>Alternative providers:</w:t>
+      </w:r>
+      <w:r>
+        <w:rPr>
+          <w:rFonts w:eastAsia="Times New Roman" w:cstheme="minorHAnsi"/>
+          <w:sz w:val="24"/>
+          <w:szCs w:val="24"/>
+        </w:rPr>
+        <w:t xml:space="preserve"> Customers who cannot use a supported Teams integration can consider an alternative communications platform provider, including suitable Microsoft Marketplace partners.</w:t>
+      </w:r>
+    </w:p>
+    <w:p>
+      <w:pPr>
+        <w:spacing w:before="100" w:beforeAutospacing="1" w:after="100" w:afterAutospacing="1" w:line="240" w:lineRule="auto"/>
+        <w:outlineLvl w:val="1"/>
+        <w:rPr>
+          <w:rFonts w:eastAsia="Times New Roman" w:cstheme="minorHAnsi"/>
+          <w:b/>
+          <w:bCs/>
+          <w:sz w:val="36"/>
+          <w:szCs w:val="36"/>
+        </w:rPr>
+      </w:pPr>
+      <w:r>
+        <w:rPr>
+          <w:rFonts w:eastAsia="Times New Roman" w:cstheme="minorHAnsi"/>
+          <w:b/>
+          <w:bCs/>
+          <w:sz w:val="36"/>
+          <w:szCs w:val="36"/>
+        </w:rPr>
+        <w:t>3. Microsoft-recommended migration options</w:t>
+      </w:r>
+    </w:p>
+    <w:p>
+      <w:pPr>
+        <w:spacing w:before="100" w:beforeAutospacing="1" w:after="100" w:afterAutospacing="1" w:line="240" w:lineRule="auto"/>
+        <w:rPr>
+          <w:rFonts w:eastAsia="Times New Roman" w:cstheme="minorHAnsi"/>
+          <w:sz w:val="24"/>
+          <w:szCs w:val="24"/>
+        </w:rPr>
+      </w:pPr>
+      <w:r>
+        <w:rPr>
+          <w:rFonts w:eastAsia="Times New Roman" w:cstheme="minorHAnsi"/>
+          <w:sz w:val="24"/>
+          <w:szCs w:val="24"/>
+        </w:rPr>
+        <w:t>Microsoft identifies three Teams-aligned integration paths. The appropriate choice depends on the application's existing call workflows.</w:t>
+      </w:r>
+    </w:p>
+    <w:p>
+      <w:pPr>
+        <w:spacing w:before="100" w:beforeAutospacing="1" w:after="100" w:afterAutospacing="1" w:line="240" w:lineRule="auto"/>
+        <w:outlineLvl w:val="2"/>
+        <w:rPr>
+          <w:rFonts w:eastAsia="Times New Roman" w:cstheme="minorHAnsi"/>
+          <w:b/>
+          <w:bCs/>
+          <w:sz w:val="27"/>
+          <w:szCs w:val="27"/>
+        </w:rPr>
+      </w:pPr>
+      <w:r>
+        <w:rPr>
+          <w:rFonts w:eastAsia="Times New Roman" w:cstheme="minorHAnsi"/>
+          <w:b/>
+          <w:bCs/>
+          <w:sz w:val="27"/>
+          <w:szCs w:val="27"/>
+        </w:rPr>
+        <w:t>A. Teams Phone Extensibility (TPE)</w:t>
+      </w:r>
+    </w:p>
+    <w:p>
+      <w:pPr>
+        <w:spacing w:before="100" w:beforeAutospacing="1" w:after="100" w:afterAutospacing="1" w:line="240" w:lineRule="auto"/>
+        <w:rPr>
+          <w:rFonts w:eastAsia="Times New Roman" w:cstheme="minorHAnsi"/>
+          <w:sz w:val="24"/>
+          <w:szCs w:val="24"/>
+        </w:rPr>
+      </w:pPr>
+      <w:r>
+        <w:rPr>
+          <w:rFonts w:eastAsia="Times New Roman" w:cstheme="minorHAnsi"/>
+          <w:sz w:val="24"/>
+          <w:szCs w:val="24"/>
+        </w:rPr>
+        <w:t>TPE integrates supported ACS Call Automation workflows with Microsoft Teams Phone.</w:t>
+      </w:r>
+    </w:p>
+    <w:p>
+      <w:pPr>
+        <w:spacing w:before="100" w:beforeAutospacing="1" w:after="100" w:afterAutospacing="1" w:line="240" w:lineRule="auto"/>
+        <w:rPr>
+          <w:rFonts w:eastAsia="Times New Roman" w:cstheme="minorHAnsi"/>
+          <w:sz w:val="24"/>
+          <w:szCs w:val="24"/>
+        </w:rPr>
+      </w:pPr>
+      <w:r>
+        <w:rPr>
+          <w:rFonts w:eastAsia="Times New Roman" w:cstheme="minorHAnsi"/>
+          <w:b/>
+          <w:bCs/>
+          <w:sz w:val="24"/>
+          <w:szCs w:val="24"/>
+        </w:rPr>
+        <w:lastRenderedPageBreak/>
+        <w:t>Use cases:</w:t>
+      </w:r>
+    </w:p>
+    <w:p>
+      <w:pPr>
+        <w:numPr>
+          <w:ilvl w:val="0"/>
+          <w:numId w:val="8"/>
+        </w:numPr>
+        <w:spacing w:before="100" w:beforeAutospacing="1" w:after="100" w:afterAutospacing="1" w:line="240" w:lineRule="auto"/>
+        <w:rPr>
+          <w:rFonts w:eastAsia="Times New Roman" w:cstheme="minorHAnsi"/>
+          <w:sz w:val="24"/>
+          <w:szCs w:val="24"/>
+        </w:rPr>
+      </w:pPr>
+      <w:r>
+        <w:rPr>
+          <w:rFonts w:eastAsia="Times New Roman" w:cstheme="minorHAnsi"/>
+          <w:sz w:val="24"/>
+          <w:szCs w:val="24"/>
+        </w:rPr>
+        <w:t>Server-side inbound and outbound PSTN calling.</w:t>
+      </w:r>
+    </w:p>
+    <w:p>
+      <w:pPr>
+        <w:numPr>
+          <w:ilvl w:val="0"/>
+          <w:numId w:val="8"/>
+        </w:numPr>
+        <w:spacing w:before="100" w:beforeAutospacing="1" w:after="100" w:afterAutospacing="1" w:line="240" w:lineRule="auto"/>
+        <w:rPr>
+          <w:rFonts w:eastAsia="Times New Roman" w:cstheme="minorHAnsi"/>
+          <w:sz w:val="24"/>
+          <w:szCs w:val="24"/>
+        </w:rPr>
+      </w:pPr>
+      <w:r>
+        <w:rPr>
+          <w:rFonts w:eastAsia="Times New Roman" w:cstheme="minorHAnsi"/>
+          <w:sz w:val="24"/>
+          <w:szCs w:val="24"/>
+        </w:rPr>
+        <w:t>IVR workflows, call routing, and supported call-control operations.</w:t>
+      </w:r>
+    </w:p>
+    <w:p>
+      <w:pPr>
+        <w:numPr>
+          <w:ilvl w:val="0"/>
+          <w:numId w:val="8"/>
+        </w:numPr>
+        <w:spacing w:before="100" w:beforeAutospacing="1" w:after="100" w:afterAutospacing="1" w:line="240" w:lineRule="auto"/>
+        <w:rPr>
+          <w:rFonts w:eastAsia="Times New Roman" w:cstheme="minorHAnsi"/>
+          <w:sz w:val="24"/>
+          <w:szCs w:val="24"/>
+        </w:rPr>
+      </w:pPr>
+      <w:r>
+        <w:rPr>
+          <w:rFonts w:eastAsia="Times New Roman" w:cstheme="minorHAnsi"/>
+          <w:sz w:val="24"/>
+          <w:szCs w:val="24"/>
+        </w:rPr>
+        <w:t xml:space="preserve">Supported call recording and audio streaming to a </w:t>
+      </w:r>
+      <w:proofErr w:type="spellStart"/>
+      <w:r>
+        <w:rPr>
+          <w:rFonts w:eastAsia="Times New Roman" w:cstheme="minorHAnsi"/>
+          <w:sz w:val="24"/>
+          <w:szCs w:val="24"/>
+        </w:rPr>
+        <w:t>WebSocket</w:t>
+      </w:r>
+      <w:proofErr w:type="spellEnd"/>
+      <w:r>
+        <w:rPr>
+          <w:rFonts w:eastAsia="Times New Roman" w:cstheme="minorHAnsi"/>
+          <w:sz w:val="24"/>
+          <w:szCs w:val="24"/>
+        </w:rPr>
+        <w:t>.</w:t>
+      </w:r>
+    </w:p>
+    <w:p>
+      <w:pPr>
+        <w:numPr>
+          <w:ilvl w:val="0"/>
+          <w:numId w:val="8"/>
+        </w:numPr>
+        <w:spacing w:before="100" w:beforeAutospacing="1" w:after="100" w:afterAutospacing="1" w:line="240" w:lineRule="auto"/>
+        <w:rPr>
+          <w:rFonts w:eastAsia="Times New Roman" w:cstheme="minorHAnsi"/>
+          <w:sz w:val="24"/>
+          <w:szCs w:val="24"/>
+        </w:rPr>
+      </w:pPr>
+      <w:r>
+        <w:rPr>
+          <w:rFonts w:eastAsia="Times New Roman" w:cstheme="minorHAnsi"/>
+          <w:sz w:val="24"/>
+          <w:szCs w:val="24"/>
+        </w:rPr>
+        <w:t>Real-time transcription in documented, eligible configurations.</w:t>
+      </w:r>
+    </w:p>
+    <w:p>
+      <w:pPr>
+        <w:spacing w:before="100" w:beforeAutospacing="1" w:after="100" w:afterAutospacing="1" w:line="240" w:lineRule="auto"/>
+        <w:rPr>
+          <w:rFonts w:eastAsia="Times New Roman" w:cstheme="minorHAnsi"/>
+          <w:sz w:val="24"/>
+          <w:szCs w:val="24"/>
+        </w:rPr>
+      </w:pPr>
+      <w:r>
+        <w:rPr>
+          <w:rFonts w:eastAsia="Times New Roman" w:cstheme="minorHAnsi"/>
+          <w:b/>
+          <w:bCs/>
+          <w:sz w:val="24"/>
+          <w:szCs w:val="24"/>
+        </w:rPr>
+        <w:t>Limitations and requirements:</w:t>
+      </w:r>
+    </w:p>
+    <w:p>
+      <w:pPr>
+        <w:numPr>
+          <w:ilvl w:val="0"/>
+          <w:numId w:val="9"/>
+        </w:numPr>
+        <w:spacing w:before="100" w:beforeAutospacing="1" w:after="100" w:afterAutospacing="1" w:line="240" w:lineRule="auto"/>
+        <w:rPr>
+          <w:rFonts w:eastAsia="Times New Roman" w:cstheme="minorHAnsi"/>
+          <w:sz w:val="24"/>
+          <w:szCs w:val="24"/>
+        </w:rPr>
+      </w:pPr>
+      <w:r>
+        <w:rPr>
+          <w:rFonts w:eastAsia="Times New Roman" w:cstheme="minorHAnsi"/>
+          <w:sz w:val="24"/>
+          <w:szCs w:val="24"/>
+        </w:rPr>
+        <w:t>Not every ACS Call Automation operation or media mode is supported.</w:t>
+      </w:r>
+    </w:p>
+    <w:p>
+      <w:pPr>
+        <w:numPr>
+          <w:ilvl w:val="0"/>
+          <w:numId w:val="9"/>
+        </w:numPr>
+        <w:spacing w:before="100" w:beforeAutospacing="1" w:after="100" w:afterAutospacing="1" w:line="240" w:lineRule="auto"/>
+        <w:rPr>
+          <w:rFonts w:eastAsia="Times New Roman" w:cstheme="minorHAnsi"/>
+          <w:sz w:val="24"/>
+          <w:szCs w:val="24"/>
+        </w:rPr>
+      </w:pPr>
+      <w:r>
+        <w:rPr>
+          <w:rFonts w:eastAsia="Times New Roman" w:cstheme="minorHAnsi"/>
+          <w:sz w:val="24"/>
+          <w:szCs w:val="24"/>
+        </w:rPr>
+        <w:t>Requires the applicable Teams resource-account configuration, licensing, and PSTN connectivity.</w:t>
+      </w:r>
+    </w:p>
+    <w:p>
+      <w:pPr>
+        <w:numPr>
+          <w:ilvl w:val="0"/>
+          <w:numId w:val="9"/>
+        </w:numPr>
+        <w:spacing w:before="100" w:beforeAutospacing="1" w:after="100" w:afterAutospacing="1" w:line="240" w:lineRule="auto"/>
+        <w:rPr>
+          <w:rFonts w:eastAsia="Times New Roman" w:cstheme="minorHAnsi"/>
+          <w:sz w:val="24"/>
+          <w:szCs w:val="24"/>
+        </w:rPr>
+      </w:pPr>
+      <w:r>
+        <w:rPr>
+          <w:rFonts w:eastAsia="Times New Roman" w:cstheme="minorHAnsi"/>
+          <w:sz w:val="24"/>
+          <w:szCs w:val="24"/>
+        </w:rPr>
+        <w:t>Existing workflows must be checked against the official TPE capability matrix.</w:t>
+      </w:r>
+    </w:p>
+    <w:p>
+      <w:pPr>
+        <w:spacing w:before="100" w:beforeAutospacing="1" w:after="100" w:afterAutospacing="1" w:line="240" w:lineRule="auto"/>
+        <w:rPr>
+          <w:rFonts w:eastAsia="Times New Roman" w:cstheme="minorHAnsi"/>
+          <w:sz w:val="24"/>
+          <w:szCs w:val="24"/>
+        </w:rPr>
+      </w:pPr>
+      <w:r>
+        <w:rPr>
+          <w:rFonts w:eastAsia="Times New Roman" w:cstheme="minorHAnsi"/>
+          <w:b/>
+          <w:bCs/>
+          <w:sz w:val="24"/>
+          <w:szCs w:val="24"/>
+        </w:rPr>
+        <w:t>Migration relevance:</w:t>
+      </w:r>
+      <w:r>
+        <w:rPr>
+          <w:rFonts w:eastAsia="Times New Roman" w:cstheme="minorHAnsi"/>
+          <w:sz w:val="24"/>
+          <w:szCs w:val="24"/>
+        </w:rPr>
+        <w:t xml:space="preserve"> TPE is the primary option to investigate when an application relies on server-side Call Automation and PSTN workflows.</w:t>
+      </w:r>
+    </w:p>
+    <w:p>
+      <w:pPr>
+        <w:spacing w:before="100" w:beforeAutospacing="1" w:after="100" w:afterAutospacing="1" w:line="240" w:lineRule="auto"/>
+        <w:outlineLvl w:val="2"/>
+        <w:rPr>
+          <w:rFonts w:eastAsia="Times New Roman" w:cstheme="minorHAnsi"/>
+          <w:b/>
+          <w:bCs/>
+          <w:sz w:val="27"/>
+          <w:szCs w:val="27"/>
+        </w:rPr>
+      </w:pPr>
+      <w:r>
+        <w:rPr>
+          <w:rFonts w:eastAsia="Times New Roman" w:cstheme="minorHAnsi"/>
+          <w:b/>
+          <w:bCs/>
+          <w:sz w:val="27"/>
+          <w:szCs w:val="27"/>
+        </w:rPr>
+        <w:t>B. Teams Meeting interoperability</w:t>
+      </w:r>
+    </w:p>
+    <w:p>
+      <w:pPr>
+        <w:spacing w:before="100" w:beforeAutospacing="1" w:after="100" w:afterAutospacing="1" w:line="240" w:lineRule="auto"/>
+        <w:rPr>
+          <w:rFonts w:eastAsia="Times New Roman" w:cstheme="minorHAnsi"/>
+          <w:sz w:val="24"/>
+          <w:szCs w:val="24"/>
+        </w:rPr>
+      </w:pPr>
+      <w:r>
+        <w:rPr>
+          <w:rFonts w:eastAsia="Times New Roman" w:cstheme="minorHAnsi"/>
+          <w:sz w:val="24"/>
+          <w:szCs w:val="24"/>
+        </w:rPr>
+        <w:t>This option allows applications using the ACS Calling SDK to participate in supported Microsoft Teams meetings.</w:t>
+      </w:r>
+    </w:p>
+    <w:p>
+      <w:pPr>
+        <w:spacing w:before="100" w:beforeAutospacing="1" w:after="100" w:afterAutospacing="1" w:line="240" w:lineRule="auto"/>
+        <w:rPr>
+          <w:rFonts w:eastAsia="Times New Roman" w:cstheme="minorHAnsi"/>
+          <w:sz w:val="24"/>
+          <w:szCs w:val="24"/>
+        </w:rPr>
+      </w:pPr>
+      <w:r>
+        <w:rPr>
+          <w:rFonts w:eastAsia="Times New Roman" w:cstheme="minorHAnsi"/>
+          <w:b/>
+          <w:bCs/>
+          <w:sz w:val="24"/>
+          <w:szCs w:val="24"/>
+        </w:rPr>
+        <w:t>Use cases:</w:t>
+      </w:r>
+    </w:p>
+    <w:p>
+      <w:pPr>
+        <w:numPr>
+          <w:ilvl w:val="0"/>
+          <w:numId w:val="10"/>
+        </w:numPr>
+        <w:spacing w:before="100" w:beforeAutospacing="1" w:after="100" w:afterAutospacing="1" w:line="240" w:lineRule="auto"/>
+        <w:rPr>
+          <w:rFonts w:eastAsia="Times New Roman" w:cstheme="minorHAnsi"/>
+          <w:sz w:val="24"/>
+          <w:szCs w:val="24"/>
+        </w:rPr>
+      </w:pPr>
+      <w:r>
+        <w:rPr>
+          <w:rFonts w:eastAsia="Times New Roman" w:cstheme="minorHAnsi"/>
+          <w:sz w:val="24"/>
+          <w:szCs w:val="24"/>
+        </w:rPr>
+        <w:t>Applications that need to join supported Teams meetings.</w:t>
+      </w:r>
+    </w:p>
+    <w:p>
+      <w:pPr>
+        <w:numPr>
+          <w:ilvl w:val="0"/>
+          <w:numId w:val="10"/>
+        </w:numPr>
+        <w:spacing w:before="100" w:beforeAutospacing="1" w:after="100" w:afterAutospacing="1" w:line="240" w:lineRule="auto"/>
+        <w:rPr>
+          <w:rFonts w:eastAsia="Times New Roman" w:cstheme="minorHAnsi"/>
+          <w:sz w:val="24"/>
+          <w:szCs w:val="24"/>
+        </w:rPr>
+      </w:pPr>
+      <w:r>
+        <w:rPr>
+          <w:rFonts w:eastAsia="Times New Roman" w:cstheme="minorHAnsi"/>
+          <w:sz w:val="24"/>
+          <w:szCs w:val="24"/>
+        </w:rPr>
+        <w:t>Client-side calling and meeting participation using supported SDK capabilities.</w:t>
+      </w:r>
+    </w:p>
+    <w:p>
+      <w:pPr>
+        <w:spacing w:before="100" w:beforeAutospacing="1" w:after="100" w:afterAutospacing="1" w:line="240" w:lineRule="auto"/>
+        <w:rPr>
+          <w:rFonts w:eastAsia="Times New Roman" w:cstheme="minorHAnsi"/>
+          <w:sz w:val="24"/>
+          <w:szCs w:val="24"/>
+        </w:rPr>
+      </w:pPr>
+      <w:r>
+        <w:rPr>
+          <w:rFonts w:eastAsia="Times New Roman" w:cstheme="minorHAnsi"/>
+          <w:b/>
+          <w:bCs/>
+          <w:sz w:val="24"/>
+          <w:szCs w:val="24"/>
+        </w:rPr>
+        <w:t>Limitations:</w:t>
+      </w:r>
+    </w:p>
+    <w:p>
+      <w:pPr>
+        <w:numPr>
+          <w:ilvl w:val="0"/>
+          <w:numId w:val="11"/>
+        </w:numPr>
+        <w:spacing w:before="100" w:beforeAutospacing="1" w:after="100" w:afterAutospacing="1" w:line="240" w:lineRule="auto"/>
+        <w:rPr>
+          <w:rFonts w:eastAsia="Times New Roman" w:cstheme="minorHAnsi"/>
+          <w:sz w:val="24"/>
+          <w:szCs w:val="24"/>
+        </w:rPr>
+      </w:pPr>
+      <w:r>
+        <w:rPr>
+          <w:rFonts w:eastAsia="Times New Roman" w:cstheme="minorHAnsi"/>
+          <w:sz w:val="24"/>
+          <w:szCs w:val="24"/>
+        </w:rPr>
+        <w:t>Joining a Teams meeting does not automatically provide support for server-side Call Automation meeting control.</w:t>
+      </w:r>
+    </w:p>
+    <w:p>
+      <w:pPr>
+        <w:numPr>
+          <w:ilvl w:val="0"/>
+          <w:numId w:val="11"/>
+        </w:numPr>
+        <w:spacing w:before="100" w:beforeAutospacing="1" w:after="100" w:afterAutospacing="1" w:line="240" w:lineRule="auto"/>
+        <w:rPr>
+          <w:rFonts w:eastAsia="Times New Roman" w:cstheme="minorHAnsi"/>
+          <w:sz w:val="24"/>
+          <w:szCs w:val="24"/>
+        </w:rPr>
+      </w:pPr>
+      <w:r>
+        <w:rPr>
+          <w:rFonts w:eastAsia="Times New Roman" w:cstheme="minorHAnsi"/>
+          <w:sz w:val="24"/>
+          <w:szCs w:val="24"/>
+        </w:rPr>
+        <w:t xml:space="preserve">Existing ACS recording, </w:t>
+      </w:r>
+      <w:proofErr w:type="spellStart"/>
+      <w:r>
+        <w:rPr>
+          <w:rFonts w:eastAsia="Times New Roman" w:cstheme="minorHAnsi"/>
+          <w:sz w:val="24"/>
+          <w:szCs w:val="24"/>
+        </w:rPr>
+        <w:t>WebSocket</w:t>
+      </w:r>
+      <w:proofErr w:type="spellEnd"/>
+      <w:r>
+        <w:rPr>
+          <w:rFonts w:eastAsia="Times New Roman" w:cstheme="minorHAnsi"/>
+          <w:sz w:val="24"/>
+          <w:szCs w:val="24"/>
+        </w:rPr>
+        <w:t xml:space="preserve"> audio streaming, and Call Automation transcription workflows are not automatically replaced.</w:t>
+      </w:r>
+    </w:p>
+    <w:p>
+      <w:pPr>
+        <w:numPr>
+          <w:ilvl w:val="0"/>
+          <w:numId w:val="11"/>
+        </w:numPr>
+        <w:spacing w:before="100" w:beforeAutospacing="1" w:after="100" w:afterAutospacing="1" w:line="240" w:lineRule="auto"/>
+        <w:rPr>
+          <w:rFonts w:eastAsia="Times New Roman" w:cstheme="minorHAnsi"/>
+          <w:sz w:val="24"/>
+          <w:szCs w:val="24"/>
+        </w:rPr>
+      </w:pPr>
+      <w:r>
+        <w:rPr>
+          <w:rFonts w:eastAsia="Times New Roman" w:cstheme="minorHAnsi"/>
+          <w:sz w:val="24"/>
+          <w:szCs w:val="24"/>
+        </w:rPr>
+        <w:t>Required capabilities depend on the integration, participant identity, SDK, and meeting policies.</w:t>
+      </w:r>
+    </w:p>
+    <w:p>
+      <w:pPr>
+        <w:spacing w:before="100" w:beforeAutospacing="1" w:after="100" w:afterAutospacing="1" w:line="240" w:lineRule="auto"/>
+        <w:rPr>
+          <w:rFonts w:eastAsia="Times New Roman" w:cstheme="minorHAnsi"/>
+          <w:sz w:val="24"/>
+          <w:szCs w:val="24"/>
+        </w:rPr>
+      </w:pPr>
+      <w:r>
+        <w:rPr>
+          <w:rFonts w:eastAsia="Times New Roman" w:cstheme="minorHAnsi"/>
+          <w:b/>
+          <w:bCs/>
+          <w:sz w:val="24"/>
+          <w:szCs w:val="24"/>
+        </w:rPr>
+        <w:t>Migration relevance:</w:t>
+      </w:r>
+      <w:r>
+        <w:rPr>
+          <w:rFonts w:eastAsia="Times New Roman" w:cstheme="minorHAnsi"/>
+          <w:sz w:val="24"/>
+          <w:szCs w:val="24"/>
+        </w:rPr>
+        <w:t xml:space="preserve"> Consider this option when the product's primary requirement is Teams meeting participation, rather than server-side PSTN call automation.</w:t>
+      </w:r>
+    </w:p>
+    <w:p>
+      <w:pPr>
+        <w:spacing w:before="100" w:beforeAutospacing="1" w:after="100" w:afterAutospacing="1" w:line="240" w:lineRule="auto"/>
+        <w:outlineLvl w:val="2"/>
+        <w:rPr>
+          <w:rFonts w:eastAsia="Times New Roman" w:cstheme="minorHAnsi"/>
+          <w:b/>
+          <w:bCs/>
+          <w:sz w:val="27"/>
+          <w:szCs w:val="27"/>
+        </w:rPr>
+      </w:pPr>
+      <w:r>
+        <w:rPr>
+          <w:rFonts w:eastAsia="Times New Roman" w:cstheme="minorHAnsi"/>
+          <w:b/>
+          <w:bCs/>
+          <w:sz w:val="27"/>
+          <w:szCs w:val="27"/>
+        </w:rPr>
+        <w:t>C. Click-to-Call for Teams Voice Apps</w:t>
+      </w:r>
+    </w:p>
+    <w:p>
+      <w:pPr>
+        <w:spacing w:before="100" w:beforeAutospacing="1" w:after="100" w:afterAutospacing="1" w:line="240" w:lineRule="auto"/>
+        <w:rPr>
+          <w:rFonts w:eastAsia="Times New Roman" w:cstheme="minorHAnsi"/>
+          <w:sz w:val="24"/>
+          <w:szCs w:val="24"/>
+        </w:rPr>
+      </w:pPr>
+      <w:r>
+        <w:rPr>
+          <w:rFonts w:eastAsia="Times New Roman" w:cstheme="minorHAnsi"/>
+          <w:sz w:val="24"/>
+          <w:szCs w:val="24"/>
+        </w:rPr>
+        <w:t>This option allows a client application to initiate supported calls to Teams Auto Attendant or Call Queue.</w:t>
+      </w:r>
+    </w:p>
+    <w:p>
+      <w:pPr>
+        <w:spacing w:before="100" w:beforeAutospacing="1" w:after="100" w:afterAutospacing="1" w:line="240" w:lineRule="auto"/>
+        <w:rPr>
+          <w:rFonts w:eastAsia="Times New Roman" w:cstheme="minorHAnsi"/>
+          <w:sz w:val="24"/>
+          <w:szCs w:val="24"/>
+        </w:rPr>
+      </w:pPr>
+      <w:r>
+        <w:rPr>
+          <w:rFonts w:eastAsia="Times New Roman" w:cstheme="minorHAnsi"/>
+          <w:b/>
+          <w:bCs/>
+          <w:sz w:val="24"/>
+          <w:szCs w:val="24"/>
+        </w:rPr>
+        <w:t>Use cases:</w:t>
+      </w:r>
+    </w:p>
+    <w:p>
+      <w:pPr>
+        <w:numPr>
+          <w:ilvl w:val="0"/>
+          <w:numId w:val="12"/>
+        </w:numPr>
+        <w:spacing w:before="100" w:beforeAutospacing="1" w:after="100" w:afterAutospacing="1" w:line="240" w:lineRule="auto"/>
+        <w:rPr>
+          <w:rFonts w:eastAsia="Times New Roman" w:cstheme="minorHAnsi"/>
+          <w:sz w:val="24"/>
+          <w:szCs w:val="24"/>
+        </w:rPr>
+      </w:pPr>
+      <w:r>
+        <w:rPr>
+          <w:rFonts w:eastAsia="Times New Roman" w:cstheme="minorHAnsi"/>
+          <w:sz w:val="24"/>
+          <w:szCs w:val="24"/>
+        </w:rPr>
+        <w:t>Users initiate calls from an application.</w:t>
+      </w:r>
+    </w:p>
+    <w:p>
+      <w:pPr>
+        <w:numPr>
+          <w:ilvl w:val="0"/>
+          <w:numId w:val="12"/>
+        </w:numPr>
+        <w:spacing w:before="100" w:beforeAutospacing="1" w:after="100" w:afterAutospacing="1" w:line="240" w:lineRule="auto"/>
+        <w:rPr>
+          <w:rFonts w:eastAsia="Times New Roman" w:cstheme="minorHAnsi"/>
+          <w:sz w:val="24"/>
+          <w:szCs w:val="24"/>
+        </w:rPr>
+      </w:pPr>
+      <w:r>
+        <w:rPr>
+          <w:rFonts w:eastAsia="Times New Roman" w:cstheme="minorHAnsi"/>
+          <w:sz w:val="24"/>
+          <w:szCs w:val="24"/>
+        </w:rPr>
+        <w:t>Calls enter an existing Teams voice application for routing or handling.</w:t>
+      </w:r>
+    </w:p>
+    <w:p>
+      <w:pPr>
+        <w:spacing w:before="100" w:beforeAutospacing="1" w:after="100" w:afterAutospacing="1" w:line="240" w:lineRule="auto"/>
+        <w:rPr>
+          <w:rFonts w:eastAsia="Times New Roman" w:cstheme="minorHAnsi"/>
+          <w:sz w:val="24"/>
+          <w:szCs w:val="24"/>
+        </w:rPr>
+      </w:pPr>
+      <w:r>
+        <w:rPr>
+          <w:rFonts w:eastAsia="Times New Roman" w:cstheme="minorHAnsi"/>
+          <w:b/>
+          <w:bCs/>
+          <w:sz w:val="24"/>
+          <w:szCs w:val="24"/>
+        </w:rPr>
+        <w:t>Limitations:</w:t>
+      </w:r>
+    </w:p>
+    <w:p>
+      <w:pPr>
+        <w:numPr>
+          <w:ilvl w:val="0"/>
+          <w:numId w:val="13"/>
+        </w:numPr>
+        <w:spacing w:before="100" w:beforeAutospacing="1" w:after="100" w:afterAutospacing="1" w:line="240" w:lineRule="auto"/>
+        <w:rPr>
+          <w:rFonts w:eastAsia="Times New Roman" w:cstheme="minorHAnsi"/>
+          <w:sz w:val="24"/>
+          <w:szCs w:val="24"/>
+        </w:rPr>
+      </w:pPr>
+      <w:r>
+        <w:rPr>
+          <w:rFonts w:eastAsia="Times New Roman" w:cstheme="minorHAnsi"/>
+          <w:sz w:val="24"/>
+          <w:szCs w:val="24"/>
+        </w:rPr>
+        <w:t>It is not a general replacement for server-side ACS Call Automation.</w:t>
+      </w:r>
+    </w:p>
+    <w:p>
+      <w:pPr>
+        <w:numPr>
+          <w:ilvl w:val="0"/>
+          <w:numId w:val="13"/>
+        </w:numPr>
+        <w:spacing w:before="100" w:beforeAutospacing="1" w:after="100" w:afterAutospacing="1" w:line="240" w:lineRule="auto"/>
+        <w:rPr>
+          <w:rFonts w:eastAsia="Times New Roman" w:cstheme="minorHAnsi"/>
+          <w:sz w:val="24"/>
+          <w:szCs w:val="24"/>
+        </w:rPr>
+      </w:pPr>
+      <w:r>
+        <w:rPr>
+          <w:rFonts w:eastAsia="Times New Roman" w:cstheme="minorHAnsi"/>
+          <w:sz w:val="24"/>
+          <w:szCs w:val="24"/>
+        </w:rPr>
+        <w:lastRenderedPageBreak/>
+        <w:t>Calling an Auto Attendant or Call Queue does not automatically provide support for custom server-side IVR, recording, audio streaming, or real-time transcription.</w:t>
+      </w:r>
+    </w:p>
+    <w:p>
+      <w:pPr>
+        <w:numPr>
+          <w:ilvl w:val="0"/>
+          <w:numId w:val="13"/>
+        </w:numPr>
+        <w:spacing w:before="100" w:beforeAutospacing="1" w:after="100" w:afterAutospacing="1" w:line="240" w:lineRule="auto"/>
+        <w:rPr>
+          <w:rFonts w:eastAsia="Times New Roman" w:cstheme="minorHAnsi"/>
+          <w:sz w:val="24"/>
+          <w:szCs w:val="24"/>
+        </w:rPr>
+      </w:pPr>
+      <w:r>
+        <w:rPr>
+          <w:rFonts w:eastAsia="Times New Roman" w:cstheme="minorHAnsi"/>
+          <w:sz w:val="24"/>
+          <w:szCs w:val="24"/>
+        </w:rPr>
+        <w:t>Supported destinations and calling capabilities must be verified against Microsoft's documentation.</w:t>
+      </w:r>
+    </w:p>
+    <w:p>
+      <w:pPr>
+        <w:spacing w:before="100" w:beforeAutospacing="1" w:after="100" w:afterAutospacing="1" w:line="240" w:lineRule="auto"/>
+        <w:rPr>
+          <w:rFonts w:eastAsia="Times New Roman" w:cstheme="minorHAnsi"/>
+          <w:sz w:val="24"/>
+          <w:szCs w:val="24"/>
+        </w:rPr>
+      </w:pPr>
+      <w:r>
+        <w:rPr>
+          <w:rFonts w:eastAsia="Times New Roman" w:cstheme="minorHAnsi"/>
+          <w:b/>
+          <w:bCs/>
+          <w:sz w:val="24"/>
+          <w:szCs w:val="24"/>
+        </w:rPr>
+        <w:t>Migration relevance:</w:t>
+      </w:r>
+      <w:r>
+        <w:rPr>
+          <w:rFonts w:eastAsia="Times New Roman" w:cstheme="minorHAnsi"/>
+          <w:sz w:val="24"/>
+          <w:szCs w:val="24"/>
+        </w:rPr>
+        <w:t xml:space="preserve"> Consider this option when the product mainly needs to initiate calls into Teams voice applications.</w:t>
+      </w:r>
+    </w:p>
+    <w:p>
+      <w:pPr>
+        <w:spacing w:before="100" w:beforeAutospacing="1" w:after="100" w:afterAutospacing="1" w:line="240" w:lineRule="auto"/>
+        <w:outlineLvl w:val="1"/>
+        <w:rPr>
+          <w:rFonts w:eastAsia="Times New Roman" w:cstheme="minorHAnsi"/>
+          <w:b/>
+          <w:bCs/>
+          <w:sz w:val="36"/>
+          <w:szCs w:val="36"/>
+        </w:rPr>
+      </w:pPr>
+      <w:r>
+        <w:rPr>
+          <w:rFonts w:eastAsia="Times New Roman" w:cstheme="minorHAnsi"/>
+          <w:b/>
+          <w:bCs/>
+          <w:sz w:val="36"/>
+          <w:szCs w:val="36"/>
+        </w:rPr>
+        <w:t>4. Comparison of migration options</w:t>
+      </w:r>
+    </w:p>
+    <w:tbl>
+      <w:tblPr>
+        <w:tblStyle w:val="TableGrid"/>
+        <w:tblW w:w="0" w:type="auto"/>
+        <w:tblLook w:val="04A0" w:firstRow="1" w:lastRow="0" w:firstColumn="1" w:lastColumn="0" w:noHBand="0" w:noVBand="1"/>
+      </w:tblPr>
+      <w:tblGrid>
+        <w:gridCol w:w="2124"/>
+        <w:gridCol w:w="2782"/>
+        <w:gridCol w:w="2859"/>
+        <w:gridCol w:w="3025"/>
+      </w:tblGrid>
+      <w:tr>
+        <w:tc>
+          <w:tcPr>
+            <w:tcW w:w="0" w:type="auto"/>
+            <w:hideMark/>
+          </w:tcPr>
+          <w:p>
+            <w:pPr>
+              <w:jc w:val="center"/>
+              <w:rPr>
+                <w:rFonts w:eastAsia="Times New Roman" w:cstheme="minorHAnsi"/>
+                <w:b/>
+                <w:bCs/>
+                <w:sz w:val="24"/>
+                <w:szCs w:val="24"/>
+              </w:rPr>
+            </w:pPr>
+            <w:r>
+              <w:rPr>
+                <w:rFonts w:eastAsia="Times New Roman" w:cstheme="minorHAnsi"/>
+                <w:b/>
+                <w:bCs/>
+                <w:sz w:val="24"/>
+                <w:szCs w:val="24"/>
+              </w:rPr>
+              <w:t>Area</w:t>
+            </w:r>
+          </w:p>
+        </w:tc>
+        <w:tc>
+          <w:tcPr>
+            <w:tcW w:w="0" w:type="auto"/>
+            <w:hideMark/>
+          </w:tcPr>
+          <w:p>
+            <w:pPr>
+              <w:jc w:val="center"/>
+              <w:rPr>
+                <w:rFonts w:eastAsia="Times New Roman" w:cstheme="minorHAnsi"/>
+                <w:b/>
+                <w:bCs/>
+                <w:sz w:val="24"/>
+                <w:szCs w:val="24"/>
+              </w:rPr>
+            </w:pPr>
+            <w:r>
+              <w:rPr>
+                <w:rFonts w:eastAsia="Times New Roman" w:cstheme="minorHAnsi"/>
+                <w:b/>
+                <w:bCs/>
+                <w:sz w:val="24"/>
+                <w:szCs w:val="24"/>
+              </w:rPr>
+              <w:t>Teams Phone Extensibility (TPE)</w:t>
+            </w:r>
+          </w:p>
+        </w:tc>
+        <w:tc>
+          <w:tcPr>
+            <w:tcW w:w="0" w:type="auto"/>
+            <w:hideMark/>
+          </w:tcPr>
+          <w:p>
+            <w:pPr>
+              <w:jc w:val="center"/>
+              <w:rPr>
+                <w:rFonts w:eastAsia="Times New Roman" w:cstheme="minorHAnsi"/>
+                <w:b/>
+                <w:bCs/>
+                <w:sz w:val="24"/>
+                <w:szCs w:val="24"/>
+              </w:rPr>
+            </w:pPr>
+            <w:r>
+              <w:rPr>
+                <w:rFonts w:eastAsia="Times New Roman" w:cstheme="minorHAnsi"/>
+                <w:b/>
+                <w:bCs/>
+                <w:sz w:val="24"/>
+                <w:szCs w:val="24"/>
+              </w:rPr>
+              <w:t>Teams Meeting interoperability</w:t>
+            </w:r>
+          </w:p>
+        </w:tc>
+        <w:tc>
+          <w:tcPr>
+            <w:tcW w:w="0" w:type="auto"/>
+            <w:hideMark/>
+          </w:tcPr>
+          <w:p>
+            <w:pPr>
+              <w:jc w:val="center"/>
+              <w:rPr>
+                <w:rFonts w:eastAsia="Times New Roman" w:cstheme="minorHAnsi"/>
+                <w:b/>
+                <w:bCs/>
+                <w:sz w:val="24"/>
+                <w:szCs w:val="24"/>
+              </w:rPr>
+            </w:pPr>
+            <w:r>
+              <w:rPr>
+                <w:rFonts w:eastAsia="Times New Roman" w:cstheme="minorHAnsi"/>
+                <w:b/>
+                <w:bCs/>
+                <w:sz w:val="24"/>
+                <w:szCs w:val="24"/>
+              </w:rPr>
+              <w:t>Click-to-Call for Teams Voice Apps</w:t>
+            </w:r>
+          </w:p>
+        </w:tc>
+        <w:bookmarkStart w:id="0" w:name="_GoBack"/>
+        <w:bookmarkEnd w:id="0"/>
+      </w:tr>
+      <w:tr>
+        <w:tc>
+          <w:tcPr>
+            <w:tcW w:w="0" w:type="auto"/>
+            <w:hideMark/>
+          </w:tcPr>
+          <w:p>
+            <w:pPr>
+              <w:rPr>
+                <w:rFonts w:eastAsia="Times New Roman" w:cstheme="minorHAnsi"/>
+                <w:sz w:val="24"/>
+                <w:szCs w:val="24"/>
+              </w:rPr>
+            </w:pPr>
+            <w:r>
+              <w:rPr>
+                <w:rFonts w:eastAsia="Times New Roman" w:cstheme="minorHAnsi"/>
+                <w:sz w:val="24"/>
+                <w:szCs w:val="24"/>
+              </w:rPr>
+              <w:t>Main purpose</w:t>
+            </w:r>
+          </w:p>
+        </w:tc>
+        <w:tc>
+          <w:tcPr>
+            <w:tcW w:w="0" w:type="auto"/>
+            <w:hideMark/>
+          </w:tcPr>
+          <w:p>
+            <w:pPr>
+              <w:rPr>
+                <w:rFonts w:eastAsia="Times New Roman" w:cstheme="minorHAnsi"/>
+                <w:sz w:val="24"/>
+                <w:szCs w:val="24"/>
+              </w:rPr>
+            </w:pPr>
+            <w:r>
+              <w:rPr>
+                <w:rFonts w:eastAsia="Times New Roman" w:cstheme="minorHAnsi"/>
+                <w:sz w:val="24"/>
+                <w:szCs w:val="24"/>
+              </w:rPr>
+              <w:t>Integrates supported Call Automation workflows with Teams Phone</w:t>
+            </w:r>
+          </w:p>
+        </w:tc>
+        <w:tc>
+          <w:tcPr>
+            <w:tcW w:w="0" w:type="auto"/>
+            <w:hideMark/>
+          </w:tcPr>
+          <w:p>
+            <w:pPr>
+              <w:rPr>
+                <w:rFonts w:eastAsia="Times New Roman" w:cstheme="minorHAnsi"/>
+                <w:sz w:val="24"/>
+                <w:szCs w:val="24"/>
+              </w:rPr>
+            </w:pPr>
+            <w:r>
+              <w:rPr>
+                <w:rFonts w:eastAsia="Times New Roman" w:cstheme="minorHAnsi"/>
+                <w:sz w:val="24"/>
+                <w:szCs w:val="24"/>
+              </w:rPr>
+              <w:t>Enables ACS Calling SDK clients to join supported Teams meetings</w:t>
+            </w:r>
+          </w:p>
+        </w:tc>
+        <w:tc>
+          <w:tcPr>
+            <w:tcW w:w="0" w:type="auto"/>
+            <w:hideMark/>
+          </w:tcPr>
+          <w:p>
+            <w:pPr>
+              <w:rPr>
+                <w:rFonts w:eastAsia="Times New Roman" w:cstheme="minorHAnsi"/>
+                <w:sz w:val="24"/>
+                <w:szCs w:val="24"/>
+              </w:rPr>
+            </w:pPr>
+            <w:r>
+              <w:rPr>
+                <w:rFonts w:eastAsia="Times New Roman" w:cstheme="minorHAnsi"/>
+                <w:sz w:val="24"/>
+                <w:szCs w:val="24"/>
+              </w:rPr>
+              <w:t>Enables client applications to initiate calls to Teams Auto Attendant or Call Queue</w:t>
+            </w:r>
+          </w:p>
+        </w:tc>
+      </w:tr>
+      <w:tr>
+        <w:tc>
+          <w:tcPr>
+            <w:tcW w:w="0" w:type="auto"/>
+            <w:hideMark/>
+          </w:tcPr>
+          <w:p>
+            <w:pPr>
+              <w:rPr>
+                <w:rFonts w:eastAsia="Times New Roman" w:cstheme="minorHAnsi"/>
+                <w:sz w:val="24"/>
+                <w:szCs w:val="24"/>
+              </w:rPr>
+            </w:pPr>
+            <w:r>
+              <w:rPr>
+                <w:rFonts w:eastAsia="Times New Roman" w:cstheme="minorHAnsi"/>
+                <w:sz w:val="24"/>
+                <w:szCs w:val="24"/>
+              </w:rPr>
+              <w:t>Best suited for</w:t>
+            </w:r>
+          </w:p>
+        </w:tc>
+        <w:tc>
+          <w:tcPr>
+            <w:tcW w:w="0" w:type="auto"/>
+            <w:hideMark/>
+          </w:tcPr>
+          <w:p>
+            <w:pPr>
+              <w:rPr>
+                <w:rFonts w:eastAsia="Times New Roman" w:cstheme="minorHAnsi"/>
+                <w:sz w:val="24"/>
+                <w:szCs w:val="24"/>
+              </w:rPr>
+            </w:pPr>
+            <w:r>
+              <w:rPr>
+                <w:rFonts w:eastAsia="Times New Roman" w:cstheme="minorHAnsi"/>
+                <w:sz w:val="24"/>
+                <w:szCs w:val="24"/>
+              </w:rPr>
+              <w:t>Server-side call automation, IVR, and supported PSTN workflows</w:t>
+            </w:r>
+          </w:p>
+        </w:tc>
+        <w:tc>
+          <w:tcPr>
+            <w:tcW w:w="0" w:type="auto"/>
+            <w:hideMark/>
+          </w:tcPr>
+          <w:p>
+            <w:pPr>
+              <w:rPr>
+                <w:rFonts w:eastAsia="Times New Roman" w:cstheme="minorHAnsi"/>
+                <w:sz w:val="24"/>
+                <w:szCs w:val="24"/>
+              </w:rPr>
+            </w:pPr>
+            <w:r>
+              <w:rPr>
+                <w:rFonts w:eastAsia="Times New Roman" w:cstheme="minorHAnsi"/>
+                <w:sz w:val="24"/>
+                <w:szCs w:val="24"/>
+              </w:rPr>
+              <w:t>Client-side meeting participation</w:t>
+            </w:r>
+          </w:p>
+        </w:tc>
+        <w:tc>
+          <w:tcPr>
+            <w:tcW w:w="0" w:type="auto"/>
+            <w:hideMark/>
+          </w:tcPr>
+          <w:p>
+            <w:pPr>
+              <w:rPr>
+                <w:rFonts w:eastAsia="Times New Roman" w:cstheme="minorHAnsi"/>
+                <w:sz w:val="24"/>
+                <w:szCs w:val="24"/>
+              </w:rPr>
+            </w:pPr>
+            <w:r>
+              <w:rPr>
+                <w:rFonts w:eastAsia="Times New Roman" w:cstheme="minorHAnsi"/>
+                <w:sz w:val="24"/>
+                <w:szCs w:val="24"/>
+              </w:rPr>
+              <w:t>Customer-initiated calls into Teams voice applications</w:t>
+            </w:r>
+          </w:p>
+        </w:tc>
+      </w:tr>
+      <w:tr>
+        <w:tc>
+          <w:tcPr>
+            <w:tcW w:w="0" w:type="auto"/>
+            <w:hideMark/>
+          </w:tcPr>
+          <w:p>
+            <w:pPr>
+              <w:rPr>
+                <w:rFonts w:eastAsia="Times New Roman" w:cstheme="minorHAnsi"/>
+                <w:sz w:val="24"/>
+                <w:szCs w:val="24"/>
+              </w:rPr>
+            </w:pPr>
+            <w:r>
+              <w:rPr>
+                <w:rFonts w:eastAsia="Times New Roman" w:cstheme="minorHAnsi"/>
+                <w:sz w:val="24"/>
+                <w:szCs w:val="24"/>
+              </w:rPr>
+              <w:t>Call control</w:t>
+            </w:r>
+          </w:p>
+        </w:tc>
+        <w:tc>
+          <w:tcPr>
+            <w:tcW w:w="0" w:type="auto"/>
+            <w:hideMark/>
+          </w:tcPr>
+          <w:p>
+            <w:pPr>
+              <w:rPr>
+                <w:rFonts w:eastAsia="Times New Roman" w:cstheme="minorHAnsi"/>
+                <w:sz w:val="24"/>
+                <w:szCs w:val="24"/>
+              </w:rPr>
+            </w:pPr>
+            <w:r>
+              <w:rPr>
+                <w:rFonts w:eastAsia="Times New Roman" w:cstheme="minorHAnsi"/>
+                <w:sz w:val="24"/>
+                <w:szCs w:val="24"/>
+              </w:rPr>
+              <w:t>Documented operations within TPE's supported scope</w:t>
+            </w:r>
+          </w:p>
+        </w:tc>
+        <w:tc>
+          <w:tcPr>
+            <w:tcW w:w="0" w:type="auto"/>
+            <w:hideMark/>
+          </w:tcPr>
+          <w:p>
+            <w:pPr>
+              <w:rPr>
+                <w:rFonts w:eastAsia="Times New Roman" w:cstheme="minorHAnsi"/>
+                <w:sz w:val="24"/>
+                <w:szCs w:val="24"/>
+              </w:rPr>
+            </w:pPr>
+            <w:r>
+              <w:rPr>
+                <w:rFonts w:eastAsia="Times New Roman" w:cstheme="minorHAnsi"/>
+                <w:sz w:val="24"/>
+                <w:szCs w:val="24"/>
+              </w:rPr>
+              <w:t>Meeting participation and supported client-side capabilities</w:t>
+            </w:r>
+          </w:p>
+        </w:tc>
+        <w:tc>
+          <w:tcPr>
+            <w:tcW w:w="0" w:type="auto"/>
+            <w:hideMark/>
+          </w:tcPr>
+          <w:p>
+            <w:pPr>
+              <w:rPr>
+                <w:rFonts w:eastAsia="Times New Roman" w:cstheme="minorHAnsi"/>
+                <w:sz w:val="24"/>
+                <w:szCs w:val="24"/>
+              </w:rPr>
+            </w:pPr>
+            <w:r>
+              <w:rPr>
+                <w:rFonts w:eastAsia="Times New Roman" w:cstheme="minorHAnsi"/>
+                <w:sz w:val="24"/>
+                <w:szCs w:val="24"/>
+              </w:rPr>
+              <w:t>Supported client-side call initiation</w:t>
+            </w:r>
+          </w:p>
+        </w:tc>
+      </w:tr>
+      <w:tr>
+        <w:tc>
+          <w:tcPr>
+            <w:tcW w:w="0" w:type="auto"/>
+            <w:hideMark/>
+          </w:tcPr>
+          <w:p>
+            <w:pPr>
+              <w:rPr>
+                <w:rFonts w:eastAsia="Times New Roman" w:cstheme="minorHAnsi"/>
+                <w:sz w:val="24"/>
+                <w:szCs w:val="24"/>
+              </w:rPr>
+            </w:pPr>
+            <w:r>
+              <w:rPr>
+                <w:rFonts w:eastAsia="Times New Roman" w:cstheme="minorHAnsi"/>
+                <w:sz w:val="24"/>
+                <w:szCs w:val="24"/>
+              </w:rPr>
+              <w:t>Call recording</w:t>
+            </w:r>
+          </w:p>
+        </w:tc>
+        <w:tc>
+          <w:tcPr>
+            <w:tcW w:w="0" w:type="auto"/>
+            <w:hideMark/>
+          </w:tcPr>
+          <w:p>
+            <w:pPr>
+              <w:rPr>
+                <w:rFonts w:eastAsia="Times New Roman" w:cstheme="minorHAnsi"/>
+                <w:sz w:val="24"/>
+                <w:szCs w:val="24"/>
+              </w:rPr>
+            </w:pPr>
+            <w:r>
+              <w:rPr>
+                <w:rFonts w:eastAsia="Times New Roman" w:cstheme="minorHAnsi"/>
+                <w:sz w:val="24"/>
+                <w:szCs w:val="24"/>
+              </w:rPr>
+              <w:t>Supported documented ACS Call Recording configurations</w:t>
+            </w:r>
+          </w:p>
+        </w:tc>
+        <w:tc>
+          <w:tcPr>
+            <w:tcW w:w="0" w:type="auto"/>
+            <w:hideMark/>
+          </w:tcPr>
+          <w:p>
+            <w:pPr>
+              <w:rPr>
+                <w:rFonts w:eastAsia="Times New Roman" w:cstheme="minorHAnsi"/>
+                <w:sz w:val="24"/>
+                <w:szCs w:val="24"/>
+              </w:rPr>
+            </w:pPr>
+            <w:r>
+              <w:rPr>
+                <w:rFonts w:eastAsia="Times New Roman" w:cstheme="minorHAnsi"/>
+                <w:sz w:val="24"/>
+                <w:szCs w:val="24"/>
+              </w:rPr>
+              <w:t>Do not assume existing server-side recording is supported</w:t>
+            </w:r>
+          </w:p>
+        </w:tc>
+        <w:tc>
+          <w:tcPr>
+            <w:tcW w:w="0" w:type="auto"/>
+            <w:hideMark/>
+          </w:tcPr>
+          <w:p>
+            <w:pPr>
+              <w:rPr>
+                <w:rFonts w:eastAsia="Times New Roman" w:cstheme="minorHAnsi"/>
+                <w:sz w:val="24"/>
+                <w:szCs w:val="24"/>
+              </w:rPr>
+            </w:pPr>
+            <w:r>
+              <w:rPr>
+                <w:rFonts w:eastAsia="Times New Roman" w:cstheme="minorHAnsi"/>
+                <w:sz w:val="24"/>
+                <w:szCs w:val="24"/>
+              </w:rPr>
+              <w:t>Do not assume existing server-side recording is supported</w:t>
+            </w:r>
+          </w:p>
+        </w:tc>
+      </w:tr>
+      <w:tr>
+        <w:tc>
+          <w:tcPr>
+            <w:tcW w:w="0" w:type="auto"/>
+            <w:hideMark/>
+          </w:tcPr>
+          <w:p>
+            <w:pPr>
+              <w:rPr>
+                <w:rFonts w:eastAsia="Times New Roman" w:cstheme="minorHAnsi"/>
+                <w:sz w:val="24"/>
+                <w:szCs w:val="24"/>
+              </w:rPr>
+            </w:pPr>
+            <w:r>
+              <w:rPr>
+                <w:rFonts w:eastAsia="Times New Roman" w:cstheme="minorHAnsi"/>
+                <w:sz w:val="24"/>
+                <w:szCs w:val="24"/>
+              </w:rPr>
+              <w:t>Audio streaming</w:t>
+            </w:r>
+          </w:p>
+        </w:tc>
+        <w:tc>
+          <w:tcPr>
+            <w:tcW w:w="0" w:type="auto"/>
+            <w:hideMark/>
+          </w:tcPr>
+          <w:p>
+            <w:pPr>
+              <w:rPr>
+                <w:rFonts w:eastAsia="Times New Roman" w:cstheme="minorHAnsi"/>
+                <w:sz w:val="24"/>
+                <w:szCs w:val="24"/>
+              </w:rPr>
+            </w:pPr>
+            <w:r>
+              <w:rPr>
+                <w:rFonts w:eastAsia="Times New Roman" w:cstheme="minorHAnsi"/>
+                <w:sz w:val="24"/>
+                <w:szCs w:val="24"/>
+              </w:rPr>
+              <w:t xml:space="preserve">Supported documented </w:t>
+            </w:r>
+            <w:proofErr w:type="spellStart"/>
+            <w:r>
+              <w:rPr>
+                <w:rFonts w:eastAsia="Times New Roman" w:cstheme="minorHAnsi"/>
+                <w:sz w:val="24"/>
+                <w:szCs w:val="24"/>
+              </w:rPr>
+              <w:t>WebSocket</w:t>
+            </w:r>
+            <w:proofErr w:type="spellEnd"/>
+            <w:r>
+              <w:rPr>
+                <w:rFonts w:eastAsia="Times New Roman" w:cstheme="minorHAnsi"/>
+                <w:sz w:val="24"/>
+                <w:szCs w:val="24"/>
+              </w:rPr>
+              <w:t xml:space="preserve"> streaming configurations</w:t>
+            </w:r>
+          </w:p>
+        </w:tc>
+        <w:tc>
+          <w:tcPr>
+            <w:tcW w:w="0" w:type="auto"/>
+            <w:hideMark/>
+          </w:tcPr>
+          <w:p>
+            <w:pPr>
+              <w:rPr>
+                <w:rFonts w:eastAsia="Times New Roman" w:cstheme="minorHAnsi"/>
+                <w:sz w:val="24"/>
+                <w:szCs w:val="24"/>
+              </w:rPr>
+            </w:pPr>
+            <w:r>
+              <w:rPr>
+                <w:rFonts w:eastAsia="Times New Roman" w:cstheme="minorHAnsi"/>
+                <w:sz w:val="24"/>
+                <w:szCs w:val="24"/>
+              </w:rPr>
+              <w:t>Does not automatically replace server-side streaming</w:t>
+            </w:r>
+          </w:p>
+        </w:tc>
+        <w:tc>
+          <w:tcPr>
+            <w:tcW w:w="0" w:type="auto"/>
+            <w:hideMark/>
+          </w:tcPr>
+          <w:p>
+            <w:pPr>
+              <w:rPr>
+                <w:rFonts w:eastAsia="Times New Roman" w:cstheme="minorHAnsi"/>
+                <w:sz w:val="24"/>
+                <w:szCs w:val="24"/>
+              </w:rPr>
+            </w:pPr>
+            <w:r>
+              <w:rPr>
+                <w:rFonts w:eastAsia="Times New Roman" w:cstheme="minorHAnsi"/>
+                <w:sz w:val="24"/>
+                <w:szCs w:val="24"/>
+              </w:rPr>
+              <w:t>Does not automatically replace server-side streaming</w:t>
+            </w:r>
+          </w:p>
+        </w:tc>
+      </w:tr>
+      <w:tr>
+        <w:tc>
+          <w:tcPr>
+            <w:tcW w:w="0" w:type="auto"/>
+            <w:hideMark/>
+          </w:tcPr>
+          <w:p>
+            <w:pPr>
+              <w:rPr>
+                <w:rFonts w:eastAsia="Times New Roman" w:cstheme="minorHAnsi"/>
+                <w:sz w:val="24"/>
+                <w:szCs w:val="24"/>
+              </w:rPr>
+            </w:pPr>
+            <w:r>
+              <w:rPr>
+                <w:rFonts w:eastAsia="Times New Roman" w:cstheme="minorHAnsi"/>
+                <w:sz w:val="24"/>
+                <w:szCs w:val="24"/>
+              </w:rPr>
+              <w:t>Real-time transcription</w:t>
+            </w:r>
+          </w:p>
+        </w:tc>
+        <w:tc>
+          <w:tcPr>
+            <w:tcW w:w="0" w:type="auto"/>
+            <w:hideMark/>
+          </w:tcPr>
+          <w:p>
+            <w:pPr>
+              <w:rPr>
+                <w:rFonts w:eastAsia="Times New Roman" w:cstheme="minorHAnsi"/>
+                <w:sz w:val="24"/>
+                <w:szCs w:val="24"/>
+              </w:rPr>
+            </w:pPr>
+            <w:r>
+              <w:rPr>
+                <w:rFonts w:eastAsia="Times New Roman" w:cstheme="minorHAnsi"/>
+                <w:sz w:val="24"/>
+                <w:szCs w:val="24"/>
+              </w:rPr>
+              <w:t>Supported in eligible, documented TPE configurations</w:t>
+            </w:r>
+          </w:p>
+        </w:tc>
+        <w:tc>
+          <w:tcPr>
+            <w:tcW w:w="0" w:type="auto"/>
+            <w:hideMark/>
+          </w:tcPr>
+          <w:p>
+            <w:pPr>
+              <w:rPr>
+                <w:rFonts w:eastAsia="Times New Roman" w:cstheme="minorHAnsi"/>
+                <w:sz w:val="24"/>
+                <w:szCs w:val="24"/>
+              </w:rPr>
+            </w:pPr>
+            <w:r>
+              <w:rPr>
+                <w:rFonts w:eastAsia="Times New Roman" w:cstheme="minorHAnsi"/>
+                <w:sz w:val="24"/>
+                <w:szCs w:val="24"/>
+              </w:rPr>
+              <w:t>Meeting participation alone does not establish support</w:t>
+            </w:r>
+          </w:p>
+        </w:tc>
+        <w:tc>
+          <w:tcPr>
+            <w:tcW w:w="0" w:type="auto"/>
+            <w:hideMark/>
+          </w:tcPr>
+          <w:p>
+            <w:pPr>
+              <w:rPr>
+                <w:rFonts w:eastAsia="Times New Roman" w:cstheme="minorHAnsi"/>
+                <w:sz w:val="24"/>
+                <w:szCs w:val="24"/>
+              </w:rPr>
+            </w:pPr>
+            <w:r>
+              <w:rPr>
+                <w:rFonts w:eastAsia="Times New Roman" w:cstheme="minorHAnsi"/>
+                <w:sz w:val="24"/>
+                <w:szCs w:val="24"/>
+              </w:rPr>
+              <w:t>Click-to-Call eligibility alone does not establish support</w:t>
+            </w:r>
+          </w:p>
+        </w:tc>
+      </w:tr>
+      <w:tr>
+        <w:tc>
+          <w:tcPr>
+            <w:tcW w:w="0" w:type="auto"/>
+            <w:hideMark/>
+          </w:tcPr>
+          <w:p>
+            <w:pPr>
+              <w:rPr>
+                <w:rFonts w:eastAsia="Times New Roman" w:cstheme="minorHAnsi"/>
+                <w:sz w:val="24"/>
+                <w:szCs w:val="24"/>
+              </w:rPr>
+            </w:pPr>
+            <w:r>
+              <w:rPr>
+                <w:rFonts w:eastAsia="Times New Roman" w:cstheme="minorHAnsi"/>
+                <w:sz w:val="24"/>
+                <w:szCs w:val="24"/>
+              </w:rPr>
+              <w:t>Replaces all ACS Call Automation features?</w:t>
+            </w:r>
+          </w:p>
+        </w:tc>
+        <w:tc>
+          <w:tcPr>
+            <w:tcW w:w="0" w:type="auto"/>
+            <w:hideMark/>
+          </w:tcPr>
+          <w:p>
+            <w:pPr>
+              <w:rPr>
+                <w:rFonts w:eastAsia="Times New Roman" w:cstheme="minorHAnsi"/>
+                <w:sz w:val="24"/>
+                <w:szCs w:val="24"/>
+              </w:rPr>
+            </w:pPr>
+            <w:r>
+              <w:rPr>
+                <w:rFonts w:eastAsia="Times New Roman" w:cstheme="minorHAnsi"/>
+                <w:sz w:val="24"/>
+                <w:szCs w:val="24"/>
+              </w:rPr>
+              <w:t>No</w:t>
+            </w:r>
+          </w:p>
+        </w:tc>
+        <w:tc>
+          <w:tcPr>
+            <w:tcW w:w="0" w:type="auto"/>
+            <w:hideMark/>
+          </w:tcPr>
+          <w:p>
+            <w:pPr>
+              <w:rPr>
+                <w:rFonts w:eastAsia="Times New Roman" w:cstheme="minorHAnsi"/>
+                <w:sz w:val="24"/>
+                <w:szCs w:val="24"/>
+              </w:rPr>
+            </w:pPr>
+            <w:r>
+              <w:rPr>
+                <w:rFonts w:eastAsia="Times New Roman" w:cstheme="minorHAnsi"/>
+                <w:sz w:val="24"/>
+                <w:szCs w:val="24"/>
+              </w:rPr>
+              <w:t>No</w:t>
+            </w:r>
+          </w:p>
+        </w:tc>
+        <w:tc>
+          <w:tcPr>
+            <w:tcW w:w="0" w:type="auto"/>
+            <w:hideMark/>
+          </w:tcPr>
+          <w:p>
+            <w:pPr>
+              <w:rPr>
+                <w:rFonts w:eastAsia="Times New Roman" w:cstheme="minorHAnsi"/>
+                <w:sz w:val="24"/>
+                <w:szCs w:val="24"/>
+              </w:rPr>
+            </w:pPr>
+            <w:r>
+              <w:rPr>
+                <w:rFonts w:eastAsia="Times New Roman" w:cstheme="minorHAnsi"/>
+                <w:sz w:val="24"/>
+                <w:szCs w:val="24"/>
+              </w:rPr>
+              <w:t>No</w:t>
+            </w:r>
+          </w:p>
+        </w:tc>
+      </w:tr>
+    </w:tbl>
+    <w:p>
+      <w:pPr>
+        <w:spacing w:before="100" w:beforeAutospacing="1" w:after="100" w:afterAutospacing="1" w:line="240" w:lineRule="auto"/>
+        <w:outlineLvl w:val="1"/>
+        <w:rPr>
+          <w:rFonts w:eastAsia="Times New Roman" w:cstheme="minorHAnsi"/>
+          <w:b/>
+          <w:bCs/>
+          <w:sz w:val="36"/>
+          <w:szCs w:val="36"/>
+        </w:rPr>
+      </w:pPr>
+      <w:r>
+        <w:rPr>
+          <w:rFonts w:eastAsia="Times New Roman" w:cstheme="minorHAnsi"/>
+          <w:b/>
+          <w:bCs/>
+          <w:sz w:val="36"/>
+          <w:szCs w:val="36"/>
+        </w:rPr>
+        <w:t>5. Additional considerations</w:t>
+      </w:r>
+    </w:p>
+    <w:p>
+      <w:pPr>
+        <w:spacing w:before="100" w:beforeAutospacing="1" w:after="100" w:afterAutospacing="1" w:line="240" w:lineRule="auto"/>
+        <w:outlineLvl w:val="2"/>
+        <w:rPr>
+          <w:rFonts w:eastAsia="Times New Roman" w:cstheme="minorHAnsi"/>
+          <w:b/>
+          <w:bCs/>
+          <w:sz w:val="27"/>
+          <w:szCs w:val="27"/>
+        </w:rPr>
+      </w:pPr>
+      <w:r>
+        <w:rPr>
+          <w:rFonts w:eastAsia="Times New Roman" w:cstheme="minorHAnsi"/>
+          <w:b/>
+          <w:bCs/>
+          <w:sz w:val="27"/>
+          <w:szCs w:val="27"/>
+        </w:rPr>
+        <w:t>Existing ACS resources and phone numbers</w:t>
+      </w:r>
+    </w:p>
+    <w:p>
+      <w:pPr>
+        <w:spacing w:before="100" w:beforeAutospacing="1" w:after="100" w:afterAutospacing="1" w:line="240" w:lineRule="auto"/>
+        <w:rPr>
+          <w:rFonts w:eastAsia="Times New Roman" w:cstheme="minorHAnsi"/>
+          <w:sz w:val="24"/>
+          <w:szCs w:val="24"/>
+        </w:rPr>
+      </w:pPr>
+      <w:r>
+        <w:rPr>
+          <w:rFonts w:eastAsia="Times New Roman" w:cstheme="minorHAnsi"/>
+          <w:sz w:val="24"/>
+          <w:szCs w:val="24"/>
+        </w:rPr>
+        <w:t>According to Microsoft's FAQ, tenants with existing ACS resources can acquire new phone numbers for PSTN calling scenarios before September 30, 2028. This does not mean every new customer or workload has unrestricted access; applicable onboarding restrictions must be checked.</w:t>
+      </w:r>
+    </w:p>
+    <w:p>
+      <w:pPr>
+        <w:spacing w:before="100" w:beforeAutospacing="1" w:after="100" w:afterAutospacing="1" w:line="240" w:lineRule="auto"/>
+        <w:outlineLvl w:val="2"/>
+        <w:rPr>
+          <w:rFonts w:eastAsia="Times New Roman" w:cstheme="minorHAnsi"/>
+          <w:b/>
+          <w:bCs/>
+          <w:sz w:val="27"/>
+          <w:szCs w:val="27"/>
+        </w:rPr>
+      </w:pPr>
+      <w:r>
+        <w:rPr>
+          <w:rFonts w:eastAsia="Times New Roman" w:cstheme="minorHAnsi"/>
+          <w:b/>
+          <w:bCs/>
+          <w:sz w:val="27"/>
+          <w:szCs w:val="27"/>
+        </w:rPr>
+        <w:t>Pricing and connectivity</w:t>
+      </w:r>
+    </w:p>
+    <w:p>
+      <w:pPr>
+        <w:spacing w:before="100" w:beforeAutospacing="1" w:after="100" w:afterAutospacing="1" w:line="240" w:lineRule="auto"/>
+        <w:rPr>
+          <w:rFonts w:eastAsia="Times New Roman" w:cstheme="minorHAnsi"/>
+          <w:sz w:val="24"/>
+          <w:szCs w:val="24"/>
+        </w:rPr>
+      </w:pPr>
+      <w:r>
+        <w:rPr>
+          <w:rFonts w:eastAsia="Times New Roman" w:cstheme="minorHAnsi"/>
+          <w:sz w:val="24"/>
+          <w:szCs w:val="24"/>
+        </w:rPr>
+        <w:t>TPE has multiple consumption and pricing options. Before migration, the team should evaluate the applicable pricing model, Teams licensing, PSTN connectivity, and any required resource-account configuration.</w:t>
+      </w:r>
+    </w:p>
+    <w:p>
+      <w:pPr>
+        <w:spacing w:before="100" w:beforeAutospacing="1" w:after="100" w:afterAutospacing="1" w:line="240" w:lineRule="auto"/>
+        <w:outlineLvl w:val="2"/>
+        <w:rPr>
+          <w:rFonts w:eastAsia="Times New Roman" w:cstheme="minorHAnsi"/>
+          <w:b/>
+          <w:bCs/>
+          <w:sz w:val="27"/>
+          <w:szCs w:val="27"/>
+        </w:rPr>
+      </w:pPr>
+      <w:r>
+        <w:rPr>
+          <w:rFonts w:eastAsia="Times New Roman" w:cstheme="minorHAnsi"/>
+          <w:b/>
+          <w:bCs/>
+          <w:sz w:val="27"/>
+          <w:szCs w:val="27"/>
+        </w:rPr>
+        <w:lastRenderedPageBreak/>
+        <w:t>AI integration and real-time transcription</w:t>
+      </w:r>
+    </w:p>
+    <w:p>
+      <w:pPr>
+        <w:spacing w:before="100" w:beforeAutospacing="1" w:after="100" w:afterAutospacing="1" w:line="240" w:lineRule="auto"/>
+        <w:rPr>
+          <w:rFonts w:eastAsia="Times New Roman" w:cstheme="minorHAnsi"/>
+          <w:sz w:val="24"/>
+          <w:szCs w:val="24"/>
+        </w:rPr>
+      </w:pPr>
+      <w:r>
+        <w:rPr>
+          <w:rFonts w:eastAsia="Times New Roman" w:cstheme="minorHAnsi"/>
+          <w:sz w:val="24"/>
+          <w:szCs w:val="24"/>
+        </w:rPr>
+        <w:t>Connecting an AI service to ACS Call Automation does not, by itself, make a standalone workload eligible for support after the deadline.</w:t>
+      </w:r>
+    </w:p>
+    <w:p>
+      <w:pPr>
+        <w:spacing w:before="100" w:beforeAutospacing="1" w:after="100" w:afterAutospacing="1" w:line="240" w:lineRule="auto"/>
+        <w:rPr>
+          <w:rFonts w:eastAsia="Times New Roman" w:cstheme="minorHAnsi"/>
+          <w:sz w:val="24"/>
+          <w:szCs w:val="24"/>
+        </w:rPr>
+      </w:pPr>
+      <w:r>
+        <w:rPr>
+          <w:rFonts w:eastAsia="Times New Roman" w:cstheme="minorHAnsi"/>
+          <w:sz w:val="24"/>
+          <w:szCs w:val="24"/>
+        </w:rPr>
+        <w:t xml:space="preserve">Real-time transcription can continue in eligible Teams scenarios where it is documented, including supported TPE configurations. The application is responsible for storing transcripts if required. The speech </w:t>
+      </w:r>
+      <w:proofErr w:type="gramStart"/>
+      <w:r>
+        <w:rPr>
+          <w:rFonts w:eastAsia="Times New Roman" w:cstheme="minorHAnsi"/>
+          <w:sz w:val="24"/>
+          <w:szCs w:val="24"/>
+        </w:rPr>
+        <w:t>service's</w:t>
+      </w:r>
+      <w:proofErr w:type="gramEnd"/>
+      <w:r>
+        <w:rPr>
+          <w:rFonts w:eastAsia="Times New Roman" w:cstheme="minorHAnsi"/>
+          <w:sz w:val="24"/>
+          <w:szCs w:val="24"/>
+        </w:rPr>
+        <w:t xml:space="preserve"> own requirements and support terms also apply.</w:t>
+      </w:r>
+    </w:p>
+    <w:p>
+      <w:pPr>
+        <w:spacing w:before="100" w:beforeAutospacing="1" w:after="100" w:afterAutospacing="1" w:line="240" w:lineRule="auto"/>
+        <w:outlineLvl w:val="2"/>
+        <w:rPr>
+          <w:rFonts w:eastAsia="Times New Roman" w:cstheme="minorHAnsi"/>
+          <w:b/>
+          <w:bCs/>
+          <w:sz w:val="27"/>
+          <w:szCs w:val="27"/>
+        </w:rPr>
+      </w:pPr>
+      <w:r>
+        <w:rPr>
+          <w:rFonts w:eastAsia="Times New Roman" w:cstheme="minorHAnsi"/>
+          <w:b/>
+          <w:bCs/>
+          <w:sz w:val="27"/>
+          <w:szCs w:val="27"/>
+        </w:rPr>
+        <w:t>Feature compatibility validation</w:t>
+      </w:r>
+    </w:p>
+    <w:p>
+      <w:pPr>
+        <w:spacing w:before="100" w:beforeAutospacing="1" w:after="100" w:afterAutospacing="1" w:line="240" w:lineRule="auto"/>
+        <w:rPr>
+          <w:rFonts w:eastAsia="Times New Roman" w:cstheme="minorHAnsi"/>
+          <w:sz w:val="24"/>
+          <w:szCs w:val="24"/>
+        </w:rPr>
+      </w:pPr>
+      <w:r>
+        <w:rPr>
+          <w:rFonts w:eastAsia="Times New Roman" w:cstheme="minorHAnsi"/>
+          <w:sz w:val="24"/>
+          <w:szCs w:val="24"/>
+        </w:rPr>
+        <w:t>Before selecting a migration path, the team should:</w:t>
+      </w:r>
+    </w:p>
+    <w:p>
+      <w:pPr>
+        <w:numPr>
+          <w:ilvl w:val="0"/>
+          <w:numId w:val="14"/>
+        </w:numPr>
+        <w:spacing w:before="100" w:beforeAutospacing="1" w:after="100" w:afterAutospacing="1" w:line="240" w:lineRule="auto"/>
+        <w:rPr>
+          <w:rFonts w:eastAsia="Times New Roman" w:cstheme="minorHAnsi"/>
+          <w:sz w:val="24"/>
+          <w:szCs w:val="24"/>
+        </w:rPr>
+      </w:pPr>
+      <w:r>
+        <w:rPr>
+          <w:rFonts w:eastAsia="Times New Roman" w:cstheme="minorHAnsi"/>
+          <w:sz w:val="24"/>
+          <w:szCs w:val="24"/>
+        </w:rPr>
+        <w:t>Map existing call workflows and API operations.</w:t>
+      </w:r>
+    </w:p>
+    <w:p>
+      <w:pPr>
+        <w:numPr>
+          <w:ilvl w:val="0"/>
+          <w:numId w:val="14"/>
+        </w:numPr>
+        <w:spacing w:before="100" w:beforeAutospacing="1" w:after="100" w:afterAutospacing="1" w:line="240" w:lineRule="auto"/>
+        <w:rPr>
+          <w:rFonts w:eastAsia="Times New Roman" w:cstheme="minorHAnsi"/>
+          <w:sz w:val="24"/>
+          <w:szCs w:val="24"/>
+        </w:rPr>
+      </w:pPr>
+      <w:r>
+        <w:rPr>
+          <w:rFonts w:eastAsia="Times New Roman" w:cstheme="minorHAnsi"/>
+          <w:sz w:val="24"/>
+          <w:szCs w:val="24"/>
+        </w:rPr>
+        <w:t>Verify support for call answering, transferring, prompts, keypad input, recording, audio streaming, and transcription, as applicable.</w:t>
+      </w:r>
+    </w:p>
+    <w:p>
+      <w:pPr>
+        <w:numPr>
+          <w:ilvl w:val="0"/>
+          <w:numId w:val="14"/>
+        </w:numPr>
+        <w:spacing w:before="100" w:beforeAutospacing="1" w:after="100" w:afterAutospacing="1" w:line="240" w:lineRule="auto"/>
+        <w:rPr>
+          <w:rFonts w:eastAsia="Times New Roman" w:cstheme="minorHAnsi"/>
+          <w:sz w:val="24"/>
+          <w:szCs w:val="24"/>
+        </w:rPr>
+      </w:pPr>
+      <w:r>
+        <w:rPr>
+          <w:rFonts w:eastAsia="Times New Roman" w:cstheme="minorHAnsi"/>
+          <w:sz w:val="24"/>
+          <w:szCs w:val="24"/>
+        </w:rPr>
+        <w:t>Check supported call types, participants, endpoints, SDK versions, permissions, and licensing.</w:t>
+      </w:r>
+    </w:p>
+    <w:p>
+      <w:pPr>
+        <w:numPr>
+          <w:ilvl w:val="0"/>
+          <w:numId w:val="14"/>
+        </w:numPr>
+        <w:spacing w:before="100" w:beforeAutospacing="1" w:after="100" w:afterAutospacing="1" w:line="240" w:lineRule="auto"/>
+        <w:rPr>
+          <w:rFonts w:eastAsia="Times New Roman" w:cstheme="minorHAnsi"/>
+          <w:sz w:val="24"/>
+          <w:szCs w:val="24"/>
+        </w:rPr>
+      </w:pPr>
+      <w:r>
+        <w:rPr>
+          <w:rFonts w:eastAsia="Times New Roman" w:cstheme="minorHAnsi"/>
+          <w:sz w:val="24"/>
+          <w:szCs w:val="24"/>
+        </w:rPr>
+        <w:t>Test the proposed integration before committing to migration.</w:t>
+      </w:r>
+    </w:p>
+    <w:p>
+      <w:pPr>
+        <w:numPr>
+          <w:ilvl w:val="0"/>
+          <w:numId w:val="14"/>
+        </w:numPr>
+        <w:spacing w:before="100" w:beforeAutospacing="1" w:after="100" w:afterAutospacing="1" w:line="240" w:lineRule="auto"/>
+        <w:rPr>
+          <w:rFonts w:eastAsia="Times New Roman" w:cstheme="minorHAnsi"/>
+          <w:sz w:val="24"/>
+          <w:szCs w:val="24"/>
+        </w:rPr>
+      </w:pPr>
+      <w:r>
+        <w:rPr>
+          <w:rFonts w:eastAsia="Times New Roman" w:cstheme="minorHAnsi"/>
+          <w:sz w:val="24"/>
+          <w:szCs w:val="24"/>
+        </w:rPr>
+        <w:t>Contact Azure support if the documentation does not clearly cover a required configuration.</w:t>
+      </w:r>
+    </w:p>
+    <w:p>
+      <w:pPr>
+        <w:spacing w:before="100" w:beforeAutospacing="1" w:after="100" w:afterAutospacing="1" w:line="240" w:lineRule="auto"/>
+        <w:outlineLvl w:val="1"/>
+        <w:rPr>
+          <w:rFonts w:eastAsia="Times New Roman" w:cstheme="minorHAnsi"/>
+          <w:b/>
+          <w:bCs/>
+          <w:sz w:val="36"/>
+          <w:szCs w:val="36"/>
+        </w:rPr>
+      </w:pPr>
+      <w:r>
+        <w:rPr>
+          <w:rFonts w:eastAsia="Times New Roman" w:cstheme="minorHAnsi"/>
+          <w:b/>
+          <w:bCs/>
+          <w:sz w:val="36"/>
+          <w:szCs w:val="36"/>
+        </w:rPr>
+        <w:t>6. Conclusion</w:t>
+      </w:r>
+    </w:p>
+    <w:p>
+      <w:pPr>
+        <w:spacing w:before="100" w:beforeAutospacing="1" w:after="100" w:afterAutospacing="1" w:line="240" w:lineRule="auto"/>
+        <w:rPr>
+          <w:rFonts w:eastAsia="Times New Roman" w:cstheme="minorHAnsi"/>
+          <w:sz w:val="24"/>
+          <w:szCs w:val="24"/>
+        </w:rPr>
+      </w:pPr>
+      <w:r>
+        <w:rPr>
+          <w:rFonts w:eastAsia="Times New Roman" w:cstheme="minorHAnsi"/>
+          <w:sz w:val="24"/>
+          <w:szCs w:val="24"/>
+        </w:rPr>
+        <w:t>Microsoft is changing the support conditions for ACS Call Automation rather than removing every capability. Standalone scenarios will no longer be supported after September 30, 2028, while eligible, documented Teams-integrated scenarios can continue receiving support.</w:t>
+      </w:r>
+    </w:p>
+    <w:p>
+      <w:pPr>
+        <w:spacing w:before="100" w:beforeAutospacing="1" w:after="100" w:afterAutospacing="1" w:line="240" w:lineRule="auto"/>
+        <w:rPr>
+          <w:rFonts w:eastAsia="Times New Roman" w:cstheme="minorHAnsi"/>
+          <w:sz w:val="24"/>
+          <w:szCs w:val="24"/>
+        </w:rPr>
+      </w:pPr>
+      <w:r>
+        <w:rPr>
+          <w:rFonts w:eastAsia="Times New Roman" w:cstheme="minorHAnsi"/>
+          <w:b/>
+          <w:bCs/>
+          <w:sz w:val="24"/>
+          <w:szCs w:val="24"/>
+        </w:rPr>
+        <w:t>Teams Phone Extensibility is the primary migration option to evaluate for server-side Call Automation and PSTN workflows.</w:t>
+      </w:r>
+      <w:r>
+        <w:rPr>
+          <w:rFonts w:eastAsia="Times New Roman" w:cstheme="minorHAnsi"/>
+          <w:sz w:val="24"/>
+          <w:szCs w:val="24"/>
+        </w:rPr>
+        <w:t xml:space="preserve"> Teams Meeting interoperability and Click-to-Call are suitable for their specific use cases, but neither should be treated as a complete replacement for existing Call Automation functionality.</w:t>
+      </w:r>
+    </w:p>
+    <w:p>
+      <w:pPr>
+        <w:spacing w:before="100" w:beforeAutospacing="1" w:after="100" w:afterAutospacing="1" w:line="240" w:lineRule="auto"/>
+        <w:rPr>
+          <w:rFonts w:eastAsia="Times New Roman" w:cstheme="minorHAnsi"/>
+          <w:sz w:val="24"/>
+          <w:szCs w:val="24"/>
+        </w:rPr>
+      </w:pPr>
+      <w:r>
+        <w:rPr>
+          <w:rFonts w:eastAsia="Times New Roman" w:cstheme="minorHAnsi"/>
+          <w:sz w:val="24"/>
+          <w:szCs w:val="24"/>
+        </w:rPr>
+        <w:t>The final migration decision should be based on a feature-by-feature compatibility assessment, including licensing, connectivity, and any required code or SDK changes.</w:t>
+      </w:r>
+    </w:p>
+    <w:p>
+      <w:pPr>
+        <w:rPr>
+          <w:b/>
+          <w:sz w:val="36"/>
           <w:szCs w:val="24"/>
         </w:rPr>
       </w:pPr>
@@ -874,6 +4195,304 @@
     </w:lvl>
   </w:abstractNum>
   <w:abstractNum w:abstractNumId="2" w15:restartNumberingAfterBreak="0">
+    <w:nsid w:val="0BFD0DFC"/>
+    <w:multiLevelType w:val="multilevel"/>
+    <w:tmpl w:val="4956BE3C"/>
+    <w:lvl w:ilvl="0">
+      <w:start w:val="1"/>
+      <w:numFmt w:val="bullet"/>
+      <w:lvlText w:val=""/>
+      <w:lvlJc w:val="left"/>
+      <w:pPr>
+        <w:tabs>
+          <w:tab w:val="num" w:pos="720"/>
+        </w:tabs>
+        <w:ind w:left="720" w:hanging="360"/>
+      </w:pPr>
+      <w:rPr>
+        <w:rFonts w:ascii="Symbol" w:hAnsi="Symbol" w:hint="default"/>
+        <w:sz w:val="20"/>
+      </w:rPr>
+    </w:lvl>
+    <w:lvl w:ilvl="1" w:tentative="1">
+      <w:start w:val="1"/>
+      <w:numFmt w:val="bullet"/>
+      <w:lvlText w:val="o"/>
+      <w:lvlJc w:val="left"/>
+      <w:pPr>
+        <w:tabs>
+          <w:tab w:val="num" w:pos="1440"/>
+        </w:tabs>
+        <w:ind w:left="1440" w:hanging="360"/>
+      </w:pPr>
+      <w:rPr>
+        <w:rFonts w:ascii="Courier New" w:hAnsi="Courier New" w:hint="default"/>
+        <w:sz w:val="20"/>
+      </w:rPr>
+    </w:lvl>
+    <w:lvl w:ilvl="2" w:tentative="1">
+      <w:start w:val="1"/>
+      <w:numFmt w:val="bullet"/>
+      <w:lvlText w:val=""/>
+      <w:lvlJc w:val="left"/>
+      <w:pPr>
+        <w:tabs>
+          <w:tab w:val="num" w:pos="2160"/>
+        </w:tabs>
+        <w:ind w:left="2160" w:hanging="360"/>
+      </w:pPr>
+      <w:rPr>
+        <w:rFonts w:ascii="Wingdings" w:hAnsi="Wingdings" w:hint="default"/>
+        <w:sz w:val="20"/>
+      </w:rPr>
+    </w:lvl>
+    <w:lvl w:ilvl="3" w:tentative="1">
+      <w:start w:val="1"/>
+      <w:numFmt w:val="bullet"/>
+      <w:lvlText w:val=""/>
+      <w:lvlJc w:val="left"/>
+      <w:pPr>
+        <w:tabs>
+          <w:tab w:val="num" w:pos="2880"/>
+        </w:tabs>
+        <w:ind w:left="2880" w:hanging="360"/>
+      </w:pPr>
+      <w:rPr>
+        <w:rFonts w:ascii="Wingdings" w:hAnsi="Wingdings" w:hint="default"/>
+        <w:sz w:val="20"/>
+      </w:rPr>
+    </w:lvl>
+    <w:lvl w:ilvl="4" w:tentative="1">
+      <w:start w:val="1"/>
+      <w:numFmt w:val="bullet"/>
+      <w:lvlText w:val=""/>
+      <w:lvlJc w:val="left"/>
+      <w:pPr>
+        <w:tabs>
+          <w:tab w:val="num" w:pos="3600"/>
+        </w:tabs>
+        <w:ind w:left="3600" w:hanging="360"/>
+      </w:pPr>
+      <w:rPr>
+        <w:rFonts w:ascii="Wingdings" w:hAnsi="Wingdings" w:hint="default"/>
+        <w:sz w:val="20"/>
+      </w:rPr>
+    </w:lvl>
+    <w:lvl w:ilvl="5" w:tentative="1">
+      <w:start w:val="1"/>
+      <w:numFmt w:val="bullet"/>
+      <w:lvlText w:val=""/>
+      <w:lvlJc w:val="left"/>
+      <w:pPr>
+        <w:tabs>
+          <w:tab w:val="num" w:pos="4320"/>
+        </w:tabs>
+        <w:ind w:left="4320" w:hanging="360"/>
+      </w:pPr>
+      <w:rPr>
+        <w:rFonts w:ascii="Wingdings" w:hAnsi="Wingdings" w:hint="default"/>
+        <w:sz w:val="20"/>
+      </w:rPr>
+    </w:lvl>
+    <w:lvl w:ilvl="6" w:tentative="1">
+      <w:start w:val="1"/>
+      <w:numFmt w:val="bullet"/>
+      <w:lvlText w:val=""/>
+      <w:lvlJc w:val="left"/>
+      <w:pPr>
+        <w:tabs>
+          <w:tab w:val="num" w:pos="5040"/>
+        </w:tabs>
+        <w:ind w:left="5040" w:hanging="360"/>
+      </w:pPr>
+      <w:rPr>
+        <w:rFonts w:ascii="Wingdings" w:hAnsi="Wingdings" w:hint="default"/>
+        <w:sz w:val="20"/>
+      </w:rPr>
+    </w:lvl>
+    <w:lvl w:ilvl="7" w:tentative="1">
+      <w:start w:val="1"/>
+      <w:numFmt w:val="bullet"/>
+      <w:lvlText w:val=""/>
+      <w:lvlJc w:val="left"/>
+      <w:pPr>
+        <w:tabs>
+          <w:tab w:val="num" w:pos="5760"/>
+        </w:tabs>
+        <w:ind w:left="5760" w:hanging="360"/>
+      </w:pPr>
+      <w:rPr>
+        <w:rFonts w:ascii="Wingdings" w:hAnsi="Wingdings" w:hint="default"/>
+        <w:sz w:val="20"/>
+      </w:rPr>
+    </w:lvl>
+    <w:lvl w:ilvl="8" w:tentative="1">
+      <w:start w:val="1"/>
+      <w:numFmt w:val="bullet"/>
+      <w:lvlText w:val=""/>
+      <w:lvlJc w:val="left"/>
+      <w:pPr>
+        <w:tabs>
+          <w:tab w:val="num" w:pos="6480"/>
+        </w:tabs>
+        <w:ind w:left="6480" w:hanging="360"/>
+      </w:pPr>
+      <w:rPr>
+        <w:rFonts w:ascii="Wingdings" w:hAnsi="Wingdings" w:hint="default"/>
+        <w:sz w:val="20"/>
+      </w:rPr>
+    </w:lvl>
+  </w:abstractNum>
+  <w:abstractNum w:abstractNumId="3" w15:restartNumberingAfterBreak="0">
+    <w:nsid w:val="10F65D0B"/>
+    <w:multiLevelType w:val="multilevel"/>
+    <w:tmpl w:val="805476A4"/>
+    <w:lvl w:ilvl="0">
+      <w:start w:val="1"/>
+      <w:numFmt w:val="bullet"/>
+      <w:lvlText w:val=""/>
+      <w:lvlJc w:val="left"/>
+      <w:pPr>
+        <w:tabs>
+          <w:tab w:val="num" w:pos="720"/>
+        </w:tabs>
+        <w:ind w:left="720" w:hanging="360"/>
+      </w:pPr>
+      <w:rPr>
+        <w:rFonts w:ascii="Symbol" w:hAnsi="Symbol" w:hint="default"/>
+        <w:sz w:val="20"/>
+      </w:rPr>
+    </w:lvl>
+    <w:lvl w:ilvl="1" w:tentative="1">
+      <w:start w:val="1"/>
+      <w:numFmt w:val="bullet"/>
+      <w:lvlText w:val="o"/>
+      <w:lvlJc w:val="left"/>
+      <w:pPr>
+        <w:tabs>
+          <w:tab w:val="num" w:pos="1440"/>
+        </w:tabs>
+        <w:ind w:left="1440" w:hanging="360"/>
+      </w:pPr>
+      <w:rPr>
+        <w:rFonts w:ascii="Courier New" w:hAnsi="Courier New" w:hint="default"/>
+        <w:sz w:val="20"/>
+      </w:rPr>
+    </w:lvl>
+    <w:lvl w:ilvl="2" w:tentative="1">
+      <w:start w:val="1"/>
+      <w:numFmt w:val="bullet"/>
+      <w:lvlText w:val=""/>
+      <w:lvlJc w:val="left"/>
+      <w:pPr>
+        <w:tabs>
+          <w:tab w:val="num" w:pos="2160"/>
+        </w:tabs>
+        <w:ind w:left="2160" w:hanging="360"/>
+      </w:pPr>
+      <w:rPr>
+        <w:rFonts w:ascii="Wingdings" w:hAnsi="Wingdings" w:hint="default"/>
+        <w:sz w:val="20"/>
+      </w:rPr>
+    </w:lvl>
+    <w:lvl w:ilvl="3" w:tentative="1">
+      <w:start w:val="1"/>
+      <w:numFmt w:val="bullet"/>
+      <w:lvlText w:val=""/>
+      <w:lvlJc w:val="left"/>
+      <w:pPr>
+        <w:tabs>
+          <w:tab w:val="num" w:pos="2880"/>
+        </w:tabs>
+        <w:ind w:left="2880" w:hanging="360"/>
+      </w:pPr>
+      <w:rPr>
+        <w:rFonts w:ascii="Wingdings" w:hAnsi="Wingdings" w:hint="default"/>
+        <w:sz w:val="20"/>
+      </w:rPr>
+    </w:lvl>
+    <w:lvl w:ilvl="4" w:tentative="1">
+      <w:start w:val="1"/>
+      <w:numFmt w:val="bullet"/>
+      <w:lvlText w:val=""/>
+      <w:lvlJc w:val="left"/>
+      <w:pPr>
+        <w:tabs>
+          <w:tab w:val="num" w:pos="3600"/>
+        </w:tabs>
+        <w:ind w:left="3600" w:hanging="360"/>
+      </w:pPr>
+      <w:rPr>
+        <w:rFonts w:ascii="Wingdings" w:hAnsi="Wingdings" w:hint="default"/>
+        <w:sz w:val="20"/>
+      </w:rPr>
+    </w:lvl>
+    <w:lvl w:ilvl="5" w:tentative="1">
+      <w:start w:val="1"/>
+      <w:numFmt w:val="bullet"/>
+      <w:lvlText w:val=""/>
+      <w:lvlJc w:val="left"/>
+      <w:pPr>
+        <w:tabs>
+          <w:tab w:val="num" w:pos="4320"/>
+        </w:tabs>
+        <w:ind w:left="4320" w:hanging="360"/>
+      </w:pPr>
+      <w:rPr>
+        <w:rFonts w:ascii="Wingdings" w:hAnsi="Wingdings" w:hint="default"/>
+        <w:sz w:val="20"/>
+      </w:rPr>
+    </w:lvl>
+    <w:lvl w:ilvl="6" w:tentative="1">
+      <w:start w:val="1"/>
+      <w:numFmt w:val="bullet"/>
+      <w:lvlText w:val=""/>
+      <w:lvlJc w:val="left"/>
+      <w:pPr>
+        <w:tabs>
+          <w:tab w:val="num" w:pos="5040"/>
+        </w:tabs>
+        <w:ind w:left="5040" w:hanging="360"/>
+      </w:pPr>
+      <w:rPr>
+        <w:rFonts w:ascii="Wingdings" w:hAnsi="Wingdings" w:hint="default"/>
+        <w:sz w:val="20"/>
+      </w:rPr>
+    </w:lvl>
+    <w:lvl w:ilvl="7" w:tentative="1">
+      <w:start w:val="1"/>
+      <w:numFmt w:val="bullet"/>
+      <w:lvlText w:val=""/>
+      <w:lvlJc w:val="left"/>
+      <w:pPr>
+        <w:tabs>
+          <w:tab w:val="num" w:pos="5760"/>
+        </w:tabs>
+        <w:ind w:left="5760" w:hanging="360"/>
+      </w:pPr>
+      <w:rPr>
+        <w:rFonts w:ascii="Wingdings" w:hAnsi="Wingdings" w:hint="default"/>
+        <w:sz w:val="20"/>
+      </w:rPr>
+    </w:lvl>
+    <w:lvl w:ilvl="8" w:tentative="1">
+      <w:start w:val="1"/>
+      <w:numFmt w:val="bullet"/>
+      <w:lvlText w:val=""/>
+      <w:lvlJc w:val="left"/>
+      <w:pPr>
+        <w:tabs>
+          <w:tab w:val="num" w:pos="6480"/>
+        </w:tabs>
+        <w:ind w:left="6480" w:hanging="360"/>
+      </w:pPr>
+      <w:rPr>
+        <w:rFonts w:ascii="Wingdings" w:hAnsi="Wingdings" w:hint="default"/>
+        <w:sz w:val="20"/>
+      </w:rPr>
+    </w:lvl>
+  </w:abstractNum>
+  <w:abstractNum w:abstractNumId="4" w15:restartNumberingAfterBreak="0">
     <w:nsid w:val="1371014E"/>
     <w:multiLevelType w:val="hybridMultilevel"/>
     <w:tmpl w:val="5A12F89E"/>
@@ -986,7 +4605,305 @@
       </w:rPr>
     </w:lvl>
   </w:abstractNum>
-  <w:abstractNum w:abstractNumId="3" w15:restartNumberingAfterBreak="0">
+  <w:abstractNum w:abstractNumId="5" w15:restartNumberingAfterBreak="0">
+    <w:nsid w:val="16D224D8"/>
+    <w:multiLevelType w:val="multilevel"/>
+    <w:tmpl w:val="60ECAEFE"/>
+    <w:lvl w:ilvl="0">
+      <w:start w:val="1"/>
+      <w:numFmt w:val="bullet"/>
+      <w:lvlText w:val=""/>
+      <w:lvlJc w:val="left"/>
+      <w:pPr>
+        <w:tabs>
+          <w:tab w:val="num" w:pos="720"/>
+        </w:tabs>
+        <w:ind w:left="720" w:hanging="360"/>
+      </w:pPr>
+      <w:rPr>
+        <w:rFonts w:ascii="Symbol" w:hAnsi="Symbol" w:hint="default"/>
+        <w:sz w:val="20"/>
+      </w:rPr>
+    </w:lvl>
+    <w:lvl w:ilvl="1" w:tentative="1">
+      <w:start w:val="1"/>
+      <w:numFmt w:val="bullet"/>
+      <w:lvlText w:val="o"/>
+      <w:lvlJc w:val="left"/>
+      <w:pPr>
+        <w:tabs>
+          <w:tab w:val="num" w:pos="1440"/>
+        </w:tabs>
+        <w:ind w:left="1440" w:hanging="360"/>
+      </w:pPr>
+      <w:rPr>
+        <w:rFonts w:ascii="Courier New" w:hAnsi="Courier New" w:hint="default"/>
+        <w:sz w:val="20"/>
+      </w:rPr>
+    </w:lvl>
+    <w:lvl w:ilvl="2" w:tentative="1">
+      <w:start w:val="1"/>
+      <w:numFmt w:val="bullet"/>
+      <w:lvlText w:val=""/>
+      <w:lvlJc w:val="left"/>
+      <w:pPr>
+        <w:tabs>
+          <w:tab w:val="num" w:pos="2160"/>
+        </w:tabs>
+        <w:ind w:left="2160" w:hanging="360"/>
+      </w:pPr>
+      <w:rPr>
+        <w:rFonts w:ascii="Wingdings" w:hAnsi="Wingdings" w:hint="default"/>
+        <w:sz w:val="20"/>
+      </w:rPr>
+    </w:lvl>
+    <w:lvl w:ilvl="3" w:tentative="1">
+      <w:start w:val="1"/>
+      <w:numFmt w:val="bullet"/>
+      <w:lvlText w:val=""/>
+      <w:lvlJc w:val="left"/>
+      <w:pPr>
+        <w:tabs>
+          <w:tab w:val="num" w:pos="2880"/>
+        </w:tabs>
+        <w:ind w:left="2880" w:hanging="360"/>
+      </w:pPr>
+      <w:rPr>
+        <w:rFonts w:ascii="Wingdings" w:hAnsi="Wingdings" w:hint="default"/>
+        <w:sz w:val="20"/>
+      </w:rPr>
+    </w:lvl>
+    <w:lvl w:ilvl="4" w:tentative="1">
+      <w:start w:val="1"/>
+      <w:numFmt w:val="bullet"/>
+      <w:lvlText w:val=""/>
+      <w:lvlJc w:val="left"/>
+      <w:pPr>
+        <w:tabs>
+          <w:tab w:val="num" w:pos="3600"/>
+        </w:tabs>
+        <w:ind w:left="3600" w:hanging="360"/>
+      </w:pPr>
+      <w:rPr>
+        <w:rFonts w:ascii="Wingdings" w:hAnsi="Wingdings" w:hint="default"/>
+        <w:sz w:val="20"/>
+      </w:rPr>
+    </w:lvl>
+    <w:lvl w:ilvl="5" w:tentative="1">
+      <w:start w:val="1"/>
+      <w:numFmt w:val="bullet"/>
+      <w:lvlText w:val=""/>
+      <w:lvlJc w:val="left"/>
+      <w:pPr>
+        <w:tabs>
+          <w:tab w:val="num" w:pos="4320"/>
+        </w:tabs>
+        <w:ind w:left="4320" w:hanging="360"/>
+      </w:pPr>
+      <w:rPr>
+        <w:rFonts w:ascii="Wingdings" w:hAnsi="Wingdings" w:hint="default"/>
+        <w:sz w:val="20"/>
+      </w:rPr>
+    </w:lvl>
+    <w:lvl w:ilvl="6" w:tentative="1">
+      <w:start w:val="1"/>
+      <w:numFmt w:val="bullet"/>
+      <w:lvlText w:val=""/>
+      <w:lvlJc w:val="left"/>
+      <w:pPr>
+        <w:tabs>
+          <w:tab w:val="num" w:pos="5040"/>
+        </w:tabs>
+        <w:ind w:left="5040" w:hanging="360"/>
+      </w:pPr>
+      <w:rPr>
+        <w:rFonts w:ascii="Wingdings" w:hAnsi="Wingdings" w:hint="default"/>
+        <w:sz w:val="20"/>
+      </w:rPr>
+    </w:lvl>
+    <w:lvl w:ilvl="7" w:tentative="1">
+      <w:start w:val="1"/>
+      <w:numFmt w:val="bullet"/>
+      <w:lvlText w:val=""/>
+      <w:lvlJc w:val="left"/>
+      <w:pPr>
+        <w:tabs>
+          <w:tab w:val="num" w:pos="5760"/>
+        </w:tabs>
+        <w:ind w:left="5760" w:hanging="360"/>
+      </w:pPr>
+      <w:rPr>
+        <w:rFonts w:ascii="Wingdings" w:hAnsi="Wingdings" w:hint="default"/>
+        <w:sz w:val="20"/>
+      </w:rPr>
+    </w:lvl>
+    <w:lvl w:ilvl="8" w:tentative="1">
+      <w:start w:val="1"/>
+      <w:numFmt w:val="bullet"/>
+      <w:lvlText w:val=""/>
+      <w:lvlJc w:val="left"/>
+      <w:pPr>
+        <w:tabs>
+          <w:tab w:val="num" w:pos="6480"/>
+        </w:tabs>
+        <w:ind w:left="6480" w:hanging="360"/>
+      </w:pPr>
+      <w:rPr>
+        <w:rFonts w:ascii="Wingdings" w:hAnsi="Wingdings" w:hint="default"/>
+        <w:sz w:val="20"/>
+      </w:rPr>
+    </w:lvl>
+  </w:abstractNum>
+  <w:abstractNum w:abstractNumId="6" w15:restartNumberingAfterBreak="0">
+    <w:nsid w:val="196040A1"/>
+    <w:multiLevelType w:val="multilevel"/>
+    <w:tmpl w:val="633C8D72"/>
+    <w:lvl w:ilvl="0">
+      <w:start w:val="1"/>
+      <w:numFmt w:val="bullet"/>
+      <w:lvlText w:val=""/>
+      <w:lvlJc w:val="left"/>
+      <w:pPr>
+        <w:tabs>
+          <w:tab w:val="num" w:pos="720"/>
+        </w:tabs>
+        <w:ind w:left="720" w:hanging="360"/>
+      </w:pPr>
+      <w:rPr>
+        <w:rFonts w:ascii="Symbol" w:hAnsi="Symbol" w:hint="default"/>
+        <w:sz w:val="20"/>
+      </w:rPr>
+    </w:lvl>
+    <w:lvl w:ilvl="1" w:tentative="1">
+      <w:start w:val="1"/>
+      <w:numFmt w:val="bullet"/>
+      <w:lvlText w:val="o"/>
+      <w:lvlJc w:val="left"/>
+      <w:pPr>
+        <w:tabs>
+          <w:tab w:val="num" w:pos="1440"/>
+        </w:tabs>
+        <w:ind w:left="1440" w:hanging="360"/>
+      </w:pPr>
+      <w:rPr>
+        <w:rFonts w:ascii="Courier New" w:hAnsi="Courier New" w:hint="default"/>
+        <w:sz w:val="20"/>
+      </w:rPr>
+    </w:lvl>
+    <w:lvl w:ilvl="2" w:tentative="1">
+      <w:start w:val="1"/>
+      <w:numFmt w:val="bullet"/>
+      <w:lvlText w:val=""/>
+      <w:lvlJc w:val="left"/>
+      <w:pPr>
+        <w:tabs>
+          <w:tab w:val="num" w:pos="2160"/>
+        </w:tabs>
+        <w:ind w:left="2160" w:hanging="360"/>
+      </w:pPr>
+      <w:rPr>
+        <w:rFonts w:ascii="Wingdings" w:hAnsi="Wingdings" w:hint="default"/>
+        <w:sz w:val="20"/>
+      </w:rPr>
+    </w:lvl>
+    <w:lvl w:ilvl="3" w:tentative="1">
+      <w:start w:val="1"/>
+      <w:numFmt w:val="bullet"/>
+      <w:lvlText w:val=""/>
+      <w:lvlJc w:val="left"/>
+      <w:pPr>
+        <w:tabs>
+          <w:tab w:val="num" w:pos="2880"/>
+        </w:tabs>
+        <w:ind w:left="2880" w:hanging="360"/>
+      </w:pPr>
+      <w:rPr>
+        <w:rFonts w:ascii="Wingdings" w:hAnsi="Wingdings" w:hint="default"/>
+        <w:sz w:val="20"/>
+      </w:rPr>
+    </w:lvl>
+    <w:lvl w:ilvl="4" w:tentative="1">
+      <w:start w:val="1"/>
+      <w:numFmt w:val="bullet"/>
+      <w:lvlText w:val=""/>
+      <w:lvlJc w:val="left"/>
+      <w:pPr>
+        <w:tabs>
+          <w:tab w:val="num" w:pos="3600"/>
+        </w:tabs>
+        <w:ind w:left="3600" w:hanging="360"/>
+      </w:pPr>
+      <w:rPr>
+        <w:rFonts w:ascii="Wingdings" w:hAnsi="Wingdings" w:hint="default"/>
+        <w:sz w:val="20"/>
+      </w:rPr>
+    </w:lvl>
+    <w:lvl w:ilvl="5" w:tentative="1">
+      <w:start w:val="1"/>
+      <w:numFmt w:val="bullet"/>
+      <w:lvlText w:val=""/>
+      <w:lvlJc w:val="left"/>
+      <w:pPr>
+        <w:tabs>
+          <w:tab w:val="num" w:pos="4320"/>
+        </w:tabs>
+        <w:ind w:left="4320" w:hanging="360"/>
+      </w:pPr>
+      <w:rPr>
+        <w:rFonts w:ascii="Wingdings" w:hAnsi="Wingdings" w:hint="default"/>
+        <w:sz w:val="20"/>
+      </w:rPr>
+    </w:lvl>
+    <w:lvl w:ilvl="6" w:tentative="1">
+      <w:start w:val="1"/>
+      <w:numFmt w:val="bullet"/>
+      <w:lvlText w:val=""/>
+      <w:lvlJc w:val="left"/>
+      <w:pPr>
+        <w:tabs>
+          <w:tab w:val="num" w:pos="5040"/>
+        </w:tabs>
+        <w:ind w:left="5040" w:hanging="360"/>
+      </w:pPr>
+      <w:rPr>
+        <w:rFonts w:ascii="Wingdings" w:hAnsi="Wingdings" w:hint="default"/>
+        <w:sz w:val="20"/>
+      </w:rPr>
+    </w:lvl>
+    <w:lvl w:ilvl="7" w:tentative="1">
+      <w:start w:val="1"/>
+      <w:numFmt w:val="bullet"/>
+      <w:lvlText w:val=""/>
+      <w:lvlJc w:val="left"/>
+      <w:pPr>
+        <w:tabs>
+          <w:tab w:val="num" w:pos="5760"/>
+        </w:tabs>
+        <w:ind w:left="5760" w:hanging="360"/>
+      </w:pPr>
+      <w:rPr>
+        <w:rFonts w:ascii="Wingdings" w:hAnsi="Wingdings" w:hint="default"/>
+        <w:sz w:val="20"/>
+      </w:rPr>
+    </w:lvl>
+    <w:lvl w:ilvl="8" w:tentative="1">
+      <w:start w:val="1"/>
+      <w:numFmt w:val="bullet"/>
+      <w:lvlText w:val=""/>
+      <w:lvlJc w:val="left"/>
+      <w:pPr>
+        <w:tabs>
+          <w:tab w:val="num" w:pos="6480"/>
+        </w:tabs>
+        <w:ind w:left="6480" w:hanging="360"/>
+      </w:pPr>
+      <w:rPr>
+        <w:rFonts w:ascii="Wingdings" w:hAnsi="Wingdings" w:hint="default"/>
+        <w:sz w:val="20"/>
+      </w:rPr>
+    </w:lvl>
+  </w:abstractNum>
+  <w:abstractNum w:abstractNumId="7" w15:restartNumberingAfterBreak="0">
     <w:nsid w:val="2B5344C6"/>
     <w:multiLevelType w:val="hybridMultilevel"/>
     <w:tmpl w:val="3D76408A"/>
@@ -1099,7 +5016,156 @@
       </w:rPr>
     </w:lvl>
   </w:abstractNum>
-  <w:abstractNum w:abstractNumId="4" w15:restartNumberingAfterBreak="0">
+  <w:abstractNum w:abstractNumId="8" w15:restartNumberingAfterBreak="0">
+    <w:nsid w:val="3F927649"/>
+    <w:multiLevelType w:val="multilevel"/>
+    <w:tmpl w:val="46FCAE5A"/>
+    <w:lvl w:ilvl="0">
+      <w:start w:val="1"/>
+      <w:numFmt w:val="bullet"/>
+      <w:lvlText w:val=""/>
+      <w:lvlJc w:val="left"/>
+      <w:pPr>
+        <w:tabs>
+          <w:tab w:val="num" w:pos="720"/>
+        </w:tabs>
+        <w:ind w:left="720" w:hanging="360"/>
+      </w:pPr>
+      <w:rPr>
+        <w:rFonts w:ascii="Symbol" w:hAnsi="Symbol" w:hint="default"/>
+        <w:sz w:val="20"/>
+      </w:rPr>
+    </w:lvl>
+    <w:lvl w:ilvl="1" w:tentative="1">
+      <w:start w:val="1"/>
+      <w:numFmt w:val="bullet"/>
+      <w:lvlText w:val="o"/>
+      <w:lvlJc w:val="left"/>
+      <w:pPr>
+        <w:tabs>
+          <w:tab w:val="num" w:pos="1440"/>
+        </w:tabs>
+        <w:ind w:left="1440" w:hanging="360"/>
+      </w:pPr>
+      <w:rPr>
+        <w:rFonts w:ascii="Courier New" w:hAnsi="Courier New" w:hint="default"/>
+        <w:sz w:val="20"/>
+      </w:rPr>
+    </w:lvl>
+    <w:lvl w:ilvl="2" w:tentative="1">
+      <w:start w:val="1"/>
+      <w:numFmt w:val="bullet"/>
+      <w:lvlText w:val=""/>
+      <w:lvlJc w:val="left"/>
+      <w:pPr>
+        <w:tabs>
+          <w:tab w:val="num" w:pos="2160"/>
+        </w:tabs>
+        <w:ind w:left="2160" w:hanging="360"/>
+      </w:pPr>
+      <w:rPr>
+        <w:rFonts w:ascii="Wingdings" w:hAnsi="Wingdings" w:hint="default"/>
+        <w:sz w:val="20"/>
+      </w:rPr>
+    </w:lvl>
+    <w:lvl w:ilvl="3" w:tentative="1">
+      <w:start w:val="1"/>
+      <w:numFmt w:val="bullet"/>
+      <w:lvlText w:val=""/>
+      <w:lvlJc w:val="left"/>
+      <w:pPr>
+        <w:tabs>
+          <w:tab w:val="num" w:pos="2880"/>
+        </w:tabs>
+        <w:ind w:left="2880" w:hanging="360"/>
+      </w:pPr>
+      <w:rPr>
+        <w:rFonts w:ascii="Wingdings" w:hAnsi="Wingdings" w:hint="default"/>
+        <w:sz w:val="20"/>
+      </w:rPr>
+    </w:lvl>
+    <w:lvl w:ilvl="4" w:tentative="1">
+      <w:start w:val="1"/>
+      <w:numFmt w:val="bullet"/>
+      <w:lvlText w:val=""/>
+      <w:lvlJc w:val="left"/>
+      <w:pPr>
+        <w:tabs>
+          <w:tab w:val="num" w:pos="3600"/>
+        </w:tabs>
+        <w:ind w:left="3600" w:hanging="360"/>
+      </w:pPr>
+      <w:rPr>
+        <w:rFonts w:ascii="Wingdings" w:hAnsi="Wingdings" w:hint="default"/>
+        <w:sz w:val="20"/>
+      </w:rPr>
+    </w:lvl>
+    <w:lvl w:ilvl="5" w:tentative="1">
+      <w:start w:val="1"/>
+      <w:numFmt w:val="bullet"/>
+      <w:lvlText w:val=""/>
+      <w:lvlJc w:val="left"/>
+      <w:pPr>
+        <w:tabs>
+          <w:tab w:val="num" w:pos="4320"/>
+        </w:tabs>
+        <w:ind w:left="4320" w:hanging="360"/>
+      </w:pPr>
+      <w:rPr>
+        <w:rFonts w:ascii="Wingdings" w:hAnsi="Wingdings" w:hint="default"/>
+        <w:sz w:val="20"/>
+      </w:rPr>
+    </w:lvl>
+    <w:lvl w:ilvl="6" w:tentative="1">
+      <w:start w:val="1"/>
+      <w:numFmt w:val="bullet"/>
+      <w:lvlText w:val=""/>
+      <w:lvlJc w:val="left"/>
+      <w:pPr>
+        <w:tabs>
+          <w:tab w:val="num" w:pos="5040"/>
+        </w:tabs>
+        <w:ind w:left="5040" w:hanging="360"/>
+      </w:pPr>
+      <w:rPr>
+        <w:rFonts w:ascii="Wingdings" w:hAnsi="Wingdings" w:hint="default"/>
+        <w:sz w:val="20"/>
+      </w:rPr>
+    </w:lvl>
+    <w:lvl w:ilvl="7" w:tentative="1">
+      <w:start w:val="1"/>
+      <w:numFmt w:val="bullet"/>
+      <w:lvlText w:val=""/>
+      <w:lvlJc w:val="left"/>
+      <w:pPr>
+        <w:tabs>
+          <w:tab w:val="num" w:pos="5760"/>
+        </w:tabs>
+        <w:ind w:left="5760" w:hanging="360"/>
+      </w:pPr>
+      <w:rPr>
+        <w:rFonts w:ascii="Wingdings" w:hAnsi="Wingdings" w:hint="default"/>
+        <w:sz w:val="20"/>
+      </w:rPr>
+    </w:lvl>
+    <w:lvl w:ilvl="8" w:tentative="1">
+      <w:start w:val="1"/>
+      <w:numFmt w:val="bullet"/>
+      <w:lvlText w:val=""/>
+      <w:lvlJc w:val="left"/>
+      <w:pPr>
+        <w:tabs>
+          <w:tab w:val="num" w:pos="6480"/>
+        </w:tabs>
+        <w:ind w:left="6480" w:hanging="360"/>
+      </w:pPr>
+      <w:rPr>
+        <w:rFonts w:ascii="Wingdings" w:hAnsi="Wingdings" w:hint="default"/>
+        <w:sz w:val="20"/>
+      </w:rPr>
+    </w:lvl>
+  </w:abstractNum>
+  <w:abstractNum w:abstractNumId="9" w15:restartNumberingAfterBreak="0">
     <w:nsid w:val="478915AD"/>
     <w:multiLevelType w:val="hybridMultilevel"/>
     <w:tmpl w:val="6B168E40"/>
@@ -1212,20 +5278,795 @@
       </w:rPr>
     </w:lvl>
   </w:abstractNum>
+  <w:abstractNum w:abstractNumId="10" w15:restartNumberingAfterBreak="0">
+    <w:nsid w:val="4CC67E15"/>
+    <w:multiLevelType w:val="multilevel"/>
+    <w:tmpl w:val="5AAE54E8"/>
+    <w:lvl w:ilvl="0">
+      <w:start w:val="1"/>
+      <w:numFmt w:val="bullet"/>
+      <w:lvlText w:val=""/>
+      <w:lvlJc w:val="left"/>
+      <w:pPr>
+        <w:tabs>
+          <w:tab w:val="num" w:pos="720"/>
+        </w:tabs>
+        <w:ind w:left="720" w:hanging="360"/>
+      </w:pPr>
+      <w:rPr>
+        <w:rFonts w:ascii="Symbol" w:hAnsi="Symbol" w:hint="default"/>
+        <w:sz w:val="20"/>
+      </w:rPr>
+    </w:lvl>
+    <w:lvl w:ilvl="1" w:tentative="1">
+      <w:start w:val="1"/>
+      <w:numFmt w:val="bullet"/>
+      <w:lvlText w:val="o"/>
+      <w:lvlJc w:val="left"/>
+      <w:pPr>
+        <w:tabs>
+          <w:tab w:val="num" w:pos="1440"/>
+        </w:tabs>
+        <w:ind w:left="1440" w:hanging="360"/>
+      </w:pPr>
+      <w:rPr>
+        <w:rFonts w:ascii="Courier New" w:hAnsi="Courier New" w:hint="default"/>
+        <w:sz w:val="20"/>
+      </w:rPr>
+    </w:lvl>
+    <w:lvl w:ilvl="2" w:tentative="1">
+      <w:start w:val="1"/>
+      <w:numFmt w:val="bullet"/>
+      <w:lvlText w:val=""/>
+      <w:lvlJc w:val="left"/>
+      <w:pPr>
+        <w:tabs>
+          <w:tab w:val="num" w:pos="2160"/>
+        </w:tabs>
+        <w:ind w:left="2160" w:hanging="360"/>
+      </w:pPr>
+      <w:rPr>
+        <w:rFonts w:ascii="Wingdings" w:hAnsi="Wingdings" w:hint="default"/>
+        <w:sz w:val="20"/>
+      </w:rPr>
+    </w:lvl>
+    <w:lvl w:ilvl="3" w:tentative="1">
+      <w:start w:val="1"/>
+      <w:numFmt w:val="bullet"/>
+      <w:lvlText w:val=""/>
+      <w:lvlJc w:val="left"/>
+      <w:pPr>
+        <w:tabs>
+          <w:tab w:val="num" w:pos="2880"/>
+        </w:tabs>
+        <w:ind w:left="2880" w:hanging="360"/>
+      </w:pPr>
+      <w:rPr>
+        <w:rFonts w:ascii="Wingdings" w:hAnsi="Wingdings" w:hint="default"/>
+        <w:sz w:val="20"/>
+      </w:rPr>
+    </w:lvl>
+    <w:lvl w:ilvl="4" w:tentative="1">
+      <w:start w:val="1"/>
+      <w:numFmt w:val="bullet"/>
+      <w:lvlText w:val=""/>
+      <w:lvlJc w:val="left"/>
+      <w:pPr>
+        <w:tabs>
+          <w:tab w:val="num" w:pos="3600"/>
+        </w:tabs>
+        <w:ind w:left="3600" w:hanging="360"/>
+      </w:pPr>
+      <w:rPr>
+        <w:rFonts w:ascii="Wingdings" w:hAnsi="Wingdings" w:hint="default"/>
+        <w:sz w:val="20"/>
+      </w:rPr>
+    </w:lvl>
+    <w:lvl w:ilvl="5" w:tentative="1">
+      <w:start w:val="1"/>
+      <w:numFmt w:val="bullet"/>
+      <w:lvlText w:val=""/>
+      <w:lvlJc w:val="left"/>
+      <w:pPr>
+        <w:tabs>
+          <w:tab w:val="num" w:pos="4320"/>
+        </w:tabs>
+        <w:ind w:left="4320" w:hanging="360"/>
+      </w:pPr>
+      <w:rPr>
+        <w:rFonts w:ascii="Wingdings" w:hAnsi="Wingdings" w:hint="default"/>
+        <w:sz w:val="20"/>
+      </w:rPr>
+    </w:lvl>
+    <w:lvl w:ilvl="6" w:tentative="1">
+      <w:start w:val="1"/>
+      <w:numFmt w:val="bullet"/>
+      <w:lvlText w:val=""/>
+      <w:lvlJc w:val="left"/>
+      <w:pPr>
+        <w:tabs>
+          <w:tab w:val="num" w:pos="5040"/>
+        </w:tabs>
+        <w:ind w:left="5040" w:hanging="360"/>
+      </w:pPr>
+      <w:rPr>
+        <w:rFonts w:ascii="Wingdings" w:hAnsi="Wingdings" w:hint="default"/>
+        <w:sz w:val="20"/>
+      </w:rPr>
+    </w:lvl>
+    <w:lvl w:ilvl="7" w:tentative="1">
+      <w:start w:val="1"/>
+      <w:numFmt w:val="bullet"/>
+      <w:lvlText w:val=""/>
+      <w:lvlJc w:val="left"/>
+      <w:pPr>
+        <w:tabs>
+          <w:tab w:val="num" w:pos="5760"/>
+        </w:tabs>
+        <w:ind w:left="5760" w:hanging="360"/>
+      </w:pPr>
+      <w:rPr>
+        <w:rFonts w:ascii="Wingdings" w:hAnsi="Wingdings" w:hint="default"/>
+        <w:sz w:val="20"/>
+      </w:rPr>
+    </w:lvl>
+    <w:lvl w:ilvl="8" w:tentative="1">
+      <w:start w:val="1"/>
+      <w:numFmt w:val="bullet"/>
+      <w:lvlText w:val=""/>
+      <w:lvlJc w:val="left"/>
+      <w:pPr>
+        <w:tabs>
+          <w:tab w:val="num" w:pos="6480"/>
+        </w:tabs>
+        <w:ind w:left="6480" w:hanging="360"/>
+      </w:pPr>
+      <w:rPr>
+        <w:rFonts w:ascii="Wingdings" w:hAnsi="Wingdings" w:hint="default"/>
+        <w:sz w:val="20"/>
+      </w:rPr>
+    </w:lvl>
+  </w:abstractNum>
+  <w:abstractNum w:abstractNumId="11" w15:restartNumberingAfterBreak="0">
+    <w:nsid w:val="4F9974FB"/>
+    <w:multiLevelType w:val="multilevel"/>
+    <w:tmpl w:val="32BE0166"/>
+    <w:lvl w:ilvl="0">
+      <w:start w:val="1"/>
+      <w:numFmt w:val="bullet"/>
+      <w:lvlText w:val=""/>
+      <w:lvlJc w:val="left"/>
+      <w:pPr>
+        <w:tabs>
+          <w:tab w:val="num" w:pos="720"/>
+        </w:tabs>
+        <w:ind w:left="720" w:hanging="360"/>
+      </w:pPr>
+      <w:rPr>
+        <w:rFonts w:ascii="Symbol" w:hAnsi="Symbol" w:hint="default"/>
+        <w:sz w:val="20"/>
+      </w:rPr>
+    </w:lvl>
+    <w:lvl w:ilvl="1" w:tentative="1">
+      <w:start w:val="1"/>
+      <w:numFmt w:val="bullet"/>
+      <w:lvlText w:val="o"/>
+      <w:lvlJc w:val="left"/>
+      <w:pPr>
+        <w:tabs>
+          <w:tab w:val="num" w:pos="1440"/>
+        </w:tabs>
+        <w:ind w:left="1440" w:hanging="360"/>
+      </w:pPr>
+      <w:rPr>
+        <w:rFonts w:ascii="Courier New" w:hAnsi="Courier New" w:hint="default"/>
+        <w:sz w:val="20"/>
+      </w:rPr>
+    </w:lvl>
+    <w:lvl w:ilvl="2" w:tentative="1">
+      <w:start w:val="1"/>
+      <w:numFmt w:val="bullet"/>
+      <w:lvlText w:val=""/>
+      <w:lvlJc w:val="left"/>
+      <w:pPr>
+        <w:tabs>
+          <w:tab w:val="num" w:pos="2160"/>
+        </w:tabs>
+        <w:ind w:left="2160" w:hanging="360"/>
+      </w:pPr>
+      <w:rPr>
+        <w:rFonts w:ascii="Wingdings" w:hAnsi="Wingdings" w:hint="default"/>
+        <w:sz w:val="20"/>
+      </w:rPr>
+    </w:lvl>
+    <w:lvl w:ilvl="3" w:tentative="1">
+      <w:start w:val="1"/>
+      <w:numFmt w:val="bullet"/>
+      <w:lvlText w:val=""/>
+      <w:lvlJc w:val="left"/>
+      <w:pPr>
+        <w:tabs>
+          <w:tab w:val="num" w:pos="2880"/>
+        </w:tabs>
+        <w:ind w:left="2880" w:hanging="360"/>
+      </w:pPr>
+      <w:rPr>
+        <w:rFonts w:ascii="Wingdings" w:hAnsi="Wingdings" w:hint="default"/>
+        <w:sz w:val="20"/>
+      </w:rPr>
+    </w:lvl>
+    <w:lvl w:ilvl="4" w:tentative="1">
+      <w:start w:val="1"/>
+      <w:numFmt w:val="bullet"/>
+      <w:lvlText w:val=""/>
+      <w:lvlJc w:val="left"/>
+      <w:pPr>
+        <w:tabs>
+          <w:tab w:val="num" w:pos="3600"/>
+        </w:tabs>
+        <w:ind w:left="3600" w:hanging="360"/>
+      </w:pPr>
+      <w:rPr>
+        <w:rFonts w:ascii="Wingdings" w:hAnsi="Wingdings" w:hint="default"/>
+        <w:sz w:val="20"/>
+      </w:rPr>
+    </w:lvl>
+    <w:lvl w:ilvl="5" w:tentative="1">
+      <w:start w:val="1"/>
+      <w:numFmt w:val="bullet"/>
+      <w:lvlText w:val=""/>
+      <w:lvlJc w:val="left"/>
+      <w:pPr>
+        <w:tabs>
+          <w:tab w:val="num" w:pos="4320"/>
+        </w:tabs>
+        <w:ind w:left="4320" w:hanging="360"/>
+      </w:pPr>
+      <w:rPr>
+        <w:rFonts w:ascii="Wingdings" w:hAnsi="Wingdings" w:hint="default"/>
+        <w:sz w:val="20"/>
+      </w:rPr>
+    </w:lvl>
+    <w:lvl w:ilvl="6" w:tentative="1">
+      <w:start w:val="1"/>
+      <w:numFmt w:val="bullet"/>
+      <w:lvlText w:val=""/>
+      <w:lvlJc w:val="left"/>
+      <w:pPr>
+        <w:tabs>
+          <w:tab w:val="num" w:pos="5040"/>
+        </w:tabs>
+        <w:ind w:left="5040" w:hanging="360"/>
+      </w:pPr>
+      <w:rPr>
+        <w:rFonts w:ascii="Wingdings" w:hAnsi="Wingdings" w:hint="default"/>
+        <w:sz w:val="20"/>
+      </w:rPr>
+    </w:lvl>
+    <w:lvl w:ilvl="7" w:tentative="1">
+      <w:start w:val="1"/>
+      <w:numFmt w:val="bullet"/>
+      <w:lvlText w:val=""/>
+      <w:lvlJc w:val="left"/>
+      <w:pPr>
+        <w:tabs>
+          <w:tab w:val="num" w:pos="5760"/>
+        </w:tabs>
+        <w:ind w:left="5760" w:hanging="360"/>
+      </w:pPr>
+      <w:rPr>
+        <w:rFonts w:ascii="Wingdings" w:hAnsi="Wingdings" w:hint="default"/>
+        <w:sz w:val="20"/>
+      </w:rPr>
+    </w:lvl>
+    <w:lvl w:ilvl="8" w:tentative="1">
+      <w:start w:val="1"/>
+      <w:numFmt w:val="bullet"/>
+      <w:lvlText w:val=""/>
+      <w:lvlJc w:val="left"/>
+      <w:pPr>
+        <w:tabs>
+          <w:tab w:val="num" w:pos="6480"/>
+        </w:tabs>
+        <w:ind w:left="6480" w:hanging="360"/>
+      </w:pPr>
+      <w:rPr>
+        <w:rFonts w:ascii="Wingdings" w:hAnsi="Wingdings" w:hint="default"/>
+        <w:sz w:val="20"/>
+      </w:rPr>
+    </w:lvl>
+  </w:abstractNum>
+  <w:abstractNum w:abstractNumId="12" w15:restartNumberingAfterBreak="0">
+    <w:nsid w:val="58F56C10"/>
+    <w:multiLevelType w:val="multilevel"/>
+    <w:tmpl w:val="C286219A"/>
+    <w:lvl w:ilvl="0">
+      <w:start w:val="1"/>
+      <w:numFmt w:val="bullet"/>
+      <w:lvlText w:val=""/>
+      <w:lvlJc w:val="left"/>
+      <w:pPr>
+        <w:tabs>
+          <w:tab w:val="num" w:pos="720"/>
+        </w:tabs>
+        <w:ind w:left="720" w:hanging="360"/>
+      </w:pPr>
+      <w:rPr>
+        <w:rFonts w:ascii="Symbol" w:hAnsi="Symbol" w:hint="default"/>
+        <w:sz w:val="20"/>
+      </w:rPr>
+    </w:lvl>
+    <w:lvl w:ilvl="1" w:tentative="1">
+      <w:start w:val="1"/>
+      <w:numFmt w:val="bullet"/>
+      <w:lvlText w:val="o"/>
+      <w:lvlJc w:val="left"/>
+      <w:pPr>
+        <w:tabs>
+          <w:tab w:val="num" w:pos="1440"/>
+        </w:tabs>
+        <w:ind w:left="1440" w:hanging="360"/>
+      </w:pPr>
+      <w:rPr>
+        <w:rFonts w:ascii="Courier New" w:hAnsi="Courier New" w:hint="default"/>
+        <w:sz w:val="20"/>
+      </w:rPr>
+    </w:lvl>
+    <w:lvl w:ilvl="2" w:tentative="1">
+      <w:start w:val="1"/>
+      <w:numFmt w:val="bullet"/>
+      <w:lvlText w:val=""/>
+      <w:lvlJc w:val="left"/>
+      <w:pPr>
+        <w:tabs>
+          <w:tab w:val="num" w:pos="2160"/>
+        </w:tabs>
+        <w:ind w:left="2160" w:hanging="360"/>
+      </w:pPr>
+      <w:rPr>
+        <w:rFonts w:ascii="Wingdings" w:hAnsi="Wingdings" w:hint="default"/>
+        <w:sz w:val="20"/>
+      </w:rPr>
+    </w:lvl>
+    <w:lvl w:ilvl="3" w:tentative="1">
+      <w:start w:val="1"/>
+      <w:numFmt w:val="bullet"/>
+      <w:lvlText w:val=""/>
+      <w:lvlJc w:val="left"/>
+      <w:pPr>
+        <w:tabs>
+          <w:tab w:val="num" w:pos="2880"/>
+        </w:tabs>
+        <w:ind w:left="2880" w:hanging="360"/>
+      </w:pPr>
+      <w:rPr>
+        <w:rFonts w:ascii="Wingdings" w:hAnsi="Wingdings" w:hint="default"/>
+        <w:sz w:val="20"/>
+      </w:rPr>
+    </w:lvl>
+    <w:lvl w:ilvl="4" w:tentative="1">
+      <w:start w:val="1"/>
+      <w:numFmt w:val="bullet"/>
+      <w:lvlText w:val=""/>
+      <w:lvlJc w:val="left"/>
+      <w:pPr>
+        <w:tabs>
+          <w:tab w:val="num" w:pos="3600"/>
+        </w:tabs>
+        <w:ind w:left="3600" w:hanging="360"/>
+      </w:pPr>
+      <w:rPr>
+        <w:rFonts w:ascii="Wingdings" w:hAnsi="Wingdings" w:hint="default"/>
+        <w:sz w:val="20"/>
+      </w:rPr>
+    </w:lvl>
+    <w:lvl w:ilvl="5" w:tentative="1">
+      <w:start w:val="1"/>
+      <w:numFmt w:val="bullet"/>
+      <w:lvlText w:val=""/>
+      <w:lvlJc w:val="left"/>
+      <w:pPr>
+        <w:tabs>
+          <w:tab w:val="num" w:pos="4320"/>
+        </w:tabs>
+        <w:ind w:left="4320" w:hanging="360"/>
+      </w:pPr>
+      <w:rPr>
+        <w:rFonts w:ascii="Wingdings" w:hAnsi="Wingdings" w:hint="default"/>
+        <w:sz w:val="20"/>
+      </w:rPr>
+    </w:lvl>
+    <w:lvl w:ilvl="6" w:tentative="1">
+      <w:start w:val="1"/>
+      <w:numFmt w:val="bullet"/>
+      <w:lvlText w:val=""/>
+      <w:lvlJc w:val="left"/>
+      <w:pPr>
+        <w:tabs>
+          <w:tab w:val="num" w:pos="5040"/>
+        </w:tabs>
+        <w:ind w:left="5040" w:hanging="360"/>
+      </w:pPr>
+      <w:rPr>
+        <w:rFonts w:ascii="Wingdings" w:hAnsi="Wingdings" w:hint="default"/>
+        <w:sz w:val="20"/>
+      </w:rPr>
+    </w:lvl>
+    <w:lvl w:ilvl="7" w:tentative="1">
+      <w:start w:val="1"/>
+      <w:numFmt w:val="bullet"/>
+      <w:lvlText w:val=""/>
+      <w:lvlJc w:val="left"/>
+      <w:pPr>
+        <w:tabs>
+          <w:tab w:val="num" w:pos="5760"/>
+        </w:tabs>
+        <w:ind w:left="5760" w:hanging="360"/>
+      </w:pPr>
+      <w:rPr>
+        <w:rFonts w:ascii="Wingdings" w:hAnsi="Wingdings" w:hint="default"/>
+        <w:sz w:val="20"/>
+      </w:rPr>
+    </w:lvl>
+    <w:lvl w:ilvl="8" w:tentative="1">
+      <w:start w:val="1"/>
+      <w:numFmt w:val="bullet"/>
+      <w:lvlText w:val=""/>
+      <w:lvlJc w:val="left"/>
+      <w:pPr>
+        <w:tabs>
+          <w:tab w:val="num" w:pos="6480"/>
+        </w:tabs>
+        <w:ind w:left="6480" w:hanging="360"/>
+      </w:pPr>
+      <w:rPr>
+        <w:rFonts w:ascii="Wingdings" w:hAnsi="Wingdings" w:hint="default"/>
+        <w:sz w:val="20"/>
+      </w:rPr>
+    </w:lvl>
+  </w:abstractNum>
+  <w:abstractNum w:abstractNumId="13" w15:restartNumberingAfterBreak="0">
+    <w:nsid w:val="64B242CA"/>
+    <w:multiLevelType w:val="multilevel"/>
+    <w:tmpl w:val="2766F930"/>
+    <w:lvl w:ilvl="0">
+      <w:start w:val="1"/>
+      <w:numFmt w:val="bullet"/>
+      <w:lvlText w:val=""/>
+      <w:lvlJc w:val="left"/>
+      <w:pPr>
+        <w:tabs>
+          <w:tab w:val="num" w:pos="720"/>
+        </w:tabs>
+        <w:ind w:left="720" w:hanging="360"/>
+      </w:pPr>
+      <w:rPr>
+        <w:rFonts w:ascii="Symbol" w:hAnsi="Symbol" w:hint="default"/>
+        <w:sz w:val="20"/>
+      </w:rPr>
+    </w:lvl>
+    <w:lvl w:ilvl="1" w:tentative="1">
+      <w:start w:val="1"/>
+      <w:numFmt w:val="bullet"/>
+      <w:lvlText w:val="o"/>
+      <w:lvlJc w:val="left"/>
+      <w:pPr>
+        <w:tabs>
+          <w:tab w:val="num" w:pos="1440"/>
+        </w:tabs>
+        <w:ind w:left="1440" w:hanging="360"/>
+      </w:pPr>
+      <w:rPr>
+        <w:rFonts w:ascii="Courier New" w:hAnsi="Courier New" w:hint="default"/>
+        <w:sz w:val="20"/>
+      </w:rPr>
+    </w:lvl>
+    <w:lvl w:ilvl="2" w:tentative="1">
+      <w:start w:val="1"/>
+      <w:numFmt w:val="bullet"/>
+      <w:lvlText w:val=""/>
+      <w:lvlJc w:val="left"/>
+      <w:pPr>
+        <w:tabs>
+          <w:tab w:val="num" w:pos="2160"/>
+        </w:tabs>
+        <w:ind w:left="2160" w:hanging="360"/>
+      </w:pPr>
+      <w:rPr>
+        <w:rFonts w:ascii="Wingdings" w:hAnsi="Wingdings" w:hint="default"/>
+        <w:sz w:val="20"/>
+      </w:rPr>
+    </w:lvl>
+    <w:lvl w:ilvl="3" w:tentative="1">
+      <w:start w:val="1"/>
+      <w:numFmt w:val="bullet"/>
+      <w:lvlText w:val=""/>
+      <w:lvlJc w:val="left"/>
+      <w:pPr>
+        <w:tabs>
+          <w:tab w:val="num" w:pos="2880"/>
+        </w:tabs>
+        <w:ind w:left="2880" w:hanging="360"/>
+      </w:pPr>
+      <w:rPr>
+        <w:rFonts w:ascii="Wingdings" w:hAnsi="Wingdings" w:hint="default"/>
+        <w:sz w:val="20"/>
+      </w:rPr>
+    </w:lvl>
+    <w:lvl w:ilvl="4" w:tentative="1">
+      <w:start w:val="1"/>
+      <w:numFmt w:val="bullet"/>
+      <w:lvlText w:val=""/>
+      <w:lvlJc w:val="left"/>
+      <w:pPr>
+        <w:tabs>
+          <w:tab w:val="num" w:pos="3600"/>
+        </w:tabs>
+        <w:ind w:left="3600" w:hanging="360"/>
+      </w:pPr>
+      <w:rPr>
+        <w:rFonts w:ascii="Wingdings" w:hAnsi="Wingdings" w:hint="default"/>
+        <w:sz w:val="20"/>
+      </w:rPr>
+    </w:lvl>
+    <w:lvl w:ilvl="5" w:tentative="1">
+      <w:start w:val="1"/>
+      <w:numFmt w:val="bullet"/>
+      <w:lvlText w:val=""/>
+      <w:lvlJc w:val="left"/>
+      <w:pPr>
+        <w:tabs>
+          <w:tab w:val="num" w:pos="4320"/>
+        </w:tabs>
+        <w:ind w:left="4320" w:hanging="360"/>
+      </w:pPr>
+      <w:rPr>
+        <w:rFonts w:ascii="Wingdings" w:hAnsi="Wingdings" w:hint="default"/>
+        <w:sz w:val="20"/>
+      </w:rPr>
+    </w:lvl>
+    <w:lvl w:ilvl="6" w:tentative="1">
+      <w:start w:val="1"/>
+      <w:numFmt w:val="bullet"/>
+      <w:lvlText w:val=""/>
+      <w:lvlJc w:val="left"/>
+      <w:pPr>
+        <w:tabs>
+          <w:tab w:val="num" w:pos="5040"/>
+        </w:tabs>
+        <w:ind w:left="5040" w:hanging="360"/>
+      </w:pPr>
+      <w:rPr>
+        <w:rFonts w:ascii="Wingdings" w:hAnsi="Wingdings" w:hint="default"/>
+        <w:sz w:val="20"/>
+      </w:rPr>
+    </w:lvl>
+    <w:lvl w:ilvl="7" w:tentative="1">
+      <w:start w:val="1"/>
+      <w:numFmt w:val="bullet"/>
+      <w:lvlText w:val=""/>
+      <w:lvlJc w:val="left"/>
+      <w:pPr>
+        <w:tabs>
+          <w:tab w:val="num" w:pos="5760"/>
+        </w:tabs>
+        <w:ind w:left="5760" w:hanging="360"/>
+      </w:pPr>
+      <w:rPr>
+        <w:rFonts w:ascii="Wingdings" w:hAnsi="Wingdings" w:hint="default"/>
+        <w:sz w:val="20"/>
+      </w:rPr>
+    </w:lvl>
+    <w:lvl w:ilvl="8" w:tentative="1">
+      <w:start w:val="1"/>
+      <w:numFmt w:val="bullet"/>
+      <w:lvlText w:val=""/>
+      <w:lvlJc w:val="left"/>
+      <w:pPr>
+        <w:tabs>
+          <w:tab w:val="num" w:pos="6480"/>
+        </w:tabs>
+        <w:ind w:left="6480" w:hanging="360"/>
+      </w:pPr>
+      <w:rPr>
+        <w:rFonts w:ascii="Wingdings" w:hAnsi="Wingdings" w:hint="default"/>
+        <w:sz w:val="20"/>
+      </w:rPr>
+    </w:lvl>
+  </w:abstractNum>
+  <w:abstractNum w:abstractNumId="14" w15:restartNumberingAfterBreak="0">
+    <w:nsid w:val="70ED0EDB"/>
+    <w:multiLevelType w:val="multilevel"/>
+    <w:tmpl w:val="51E051B6"/>
+    <w:lvl w:ilvl="0">
+      <w:start w:val="1"/>
+      <w:numFmt w:val="bullet"/>
+      <w:lvlText w:val=""/>
+      <w:lvlJc w:val="left"/>
+      <w:pPr>
+        <w:tabs>
+          <w:tab w:val="num" w:pos="720"/>
+        </w:tabs>
+        <w:ind w:left="720" w:hanging="360"/>
+      </w:pPr>
+      <w:rPr>
+        <w:rFonts w:ascii="Symbol" w:hAnsi="Symbol" w:hint="default"/>
+        <w:sz w:val="20"/>
+      </w:rPr>
+    </w:lvl>
+    <w:lvl w:ilvl="1" w:tentative="1">
+      <w:start w:val="1"/>
+      <w:numFmt w:val="bullet"/>
+      <w:lvlText w:val="o"/>
+      <w:lvlJc w:val="left"/>
+      <w:pPr>
+        <w:tabs>
+          <w:tab w:val="num" w:pos="1440"/>
+        </w:tabs>
+        <w:ind w:left="1440" w:hanging="360"/>
+      </w:pPr>
+      <w:rPr>
+        <w:rFonts w:ascii="Courier New" w:hAnsi="Courier New" w:hint="default"/>
+        <w:sz w:val="20"/>
+      </w:rPr>
+    </w:lvl>
+    <w:lvl w:ilvl="2" w:tentative="1">
+      <w:start w:val="1"/>
+      <w:numFmt w:val="bullet"/>
+      <w:lvlText w:val=""/>
+      <w:lvlJc w:val="left"/>
+      <w:pPr>
+        <w:tabs>
+          <w:tab w:val="num" w:pos="2160"/>
+        </w:tabs>
+        <w:ind w:left="2160" w:hanging="360"/>
+      </w:pPr>
+      <w:rPr>
+        <w:rFonts w:ascii="Wingdings" w:hAnsi="Wingdings" w:hint="default"/>
+        <w:sz w:val="20"/>
+      </w:rPr>
+    </w:lvl>
+    <w:lvl w:ilvl="3" w:tentative="1">
+      <w:start w:val="1"/>
+      <w:numFmt w:val="bullet"/>
+      <w:lvlText w:val=""/>
+      <w:lvlJc w:val="left"/>
+      <w:pPr>
+        <w:tabs>
+          <w:tab w:val="num" w:pos="2880"/>
+        </w:tabs>
+        <w:ind w:left="2880" w:hanging="360"/>
+      </w:pPr>
+      <w:rPr>
+        <w:rFonts w:ascii="Wingdings" w:hAnsi="Wingdings" w:hint="default"/>
+        <w:sz w:val="20"/>
+      </w:rPr>
+    </w:lvl>
+    <w:lvl w:ilvl="4" w:tentative="1">
+      <w:start w:val="1"/>
+      <w:numFmt w:val="bullet"/>
+      <w:lvlText w:val=""/>
+      <w:lvlJc w:val="left"/>
+      <w:pPr>
+        <w:tabs>
+          <w:tab w:val="num" w:pos="3600"/>
+        </w:tabs>
+        <w:ind w:left="3600" w:hanging="360"/>
+      </w:pPr>
+      <w:rPr>
+        <w:rFonts w:ascii="Wingdings" w:hAnsi="Wingdings" w:hint="default"/>
+        <w:sz w:val="20"/>
+      </w:rPr>
+    </w:lvl>
+    <w:lvl w:ilvl="5" w:tentative="1">
+      <w:start w:val="1"/>
+      <w:numFmt w:val="bullet"/>
+      <w:lvlText w:val=""/>
+      <w:lvlJc w:val="left"/>
+      <w:pPr>
+        <w:tabs>
+          <w:tab w:val="num" w:pos="4320"/>
+        </w:tabs>
+        <w:ind w:left="4320" w:hanging="360"/>
+      </w:pPr>
+      <w:rPr>
+        <w:rFonts w:ascii="Wingdings" w:hAnsi="Wingdings" w:hint="default"/>
+        <w:sz w:val="20"/>
+      </w:rPr>
+    </w:lvl>
+    <w:lvl w:ilvl="6" w:tentative="1">
+      <w:start w:val="1"/>
+      <w:numFmt w:val="bullet"/>
+      <w:lvlText w:val=""/>
+      <w:lvlJc w:val="left"/>
+      <w:pPr>
+        <w:tabs>
+          <w:tab w:val="num" w:pos="5040"/>
+        </w:tabs>
+        <w:ind w:left="5040" w:hanging="360"/>
+      </w:pPr>
+      <w:rPr>
+        <w:rFonts w:ascii="Wingdings" w:hAnsi="Wingdings" w:hint="default"/>
+        <w:sz w:val="20"/>
+      </w:rPr>
+    </w:lvl>
+    <w:lvl w:ilvl="7" w:tentative="1">
+      <w:start w:val="1"/>
+      <w:numFmt w:val="bullet"/>
+      <w:lvlText w:val=""/>
+      <w:lvlJc w:val="left"/>
+      <w:pPr>
+        <w:tabs>
+          <w:tab w:val="num" w:pos="5760"/>
+        </w:tabs>
+        <w:ind w:left="5760" w:hanging="360"/>
+      </w:pPr>
+      <w:rPr>
+        <w:rFonts w:ascii="Wingdings" w:hAnsi="Wingdings" w:hint="default"/>
+        <w:sz w:val="20"/>
+      </w:rPr>
+    </w:lvl>
+    <w:lvl w:ilvl="8" w:tentative="1">
+      <w:start w:val="1"/>
+      <w:numFmt w:val="bullet"/>
+      <w:lvlText w:val=""/>
+      <w:lvlJc w:val="left"/>
+      <w:pPr>
+        <w:tabs>
+          <w:tab w:val="num" w:pos="6480"/>
+        </w:tabs>
+        <w:ind w:left="6480" w:hanging="360"/>
+      </w:pPr>
+      <w:rPr>
+        <w:rFonts w:ascii="Wingdings" w:hAnsi="Wingdings" w:hint="default"/>
+        <w:sz w:val="20"/>
+      </w:rPr>
+    </w:lvl>
+  </w:abstractNum>
   <w:num w:numId="1">
-    <w:abstractNumId w:val="2"/>
+    <w:abstractNumId w:val="4"/>
   </w:num>
   <w:num w:numId="2">
-    <w:abstractNumId w:val="3"/>
+    <w:abstractNumId w:val="7"/>
   </w:num>
   <w:num w:numId="3">
     <w:abstractNumId w:val="0"/>
   </w:num>
   <w:num w:numId="4">
-    <w:abstractNumId w:val="4"/>
+    <w:abstractNumId w:val="9"/>
   </w:num>
   <w:num w:numId="5">
     <w:abstractNumId w:val="1"/>
+  </w:num>
+  <w:num w:numId="6">
+    <w:abstractNumId w:val="11"/>
+  </w:num>
+  <w:num w:numId="7">
+    <w:abstractNumId w:val="2"/>
+  </w:num>
+  <w:num w:numId="8">
+    <w:abstractNumId w:val="8"/>
+  </w:num>
+  <w:num w:numId="9">
+    <w:abstractNumId w:val="6"/>
+  </w:num>
+  <w:num w:numId="10">
+    <w:abstractNumId w:val="12"/>
+  </w:num>
+  <w:num w:numId="11">
+    <w:abstractNumId w:val="10"/>
+  </w:num>
+  <w:num w:numId="12">
+    <w:abstractNumId w:val="14"/>
+  </w:num>
+  <w:num w:numId="13">
+    <w:abstractNumId w:val="3"/>
+  </w:num>
+  <w:num w:numId="14">
+    <w:abstractNumId w:val="5"/>
+  </w:num>
+  <w:num w:numId="15">
+    <w:abstractNumId w:val="13"/>
   </w:num>
 </w:numbering>
 </file>
@@ -1624,6 +6465,64 @@
     <w:name w:val="Normal"/>
     <w:qFormat/>
   </w:style>
+  <w:style w:type="paragraph" w:styleId="Heading1">
+    <w:name w:val="heading 1"/>
+    <w:basedOn w:val="Normal"/>
+    <w:link w:val="Heading1Char"/>
+    <w:uiPriority w:val="9"/>
+    <w:qFormat/>
+    <w:rsid w:val="00E90723"/>
+    <w:pPr>
+      <w:spacing w:before="100" w:beforeAutospacing="1" w:after="100" w:afterAutospacing="1" w:line="240" w:lineRule="auto"/>
+      <w:outlineLvl w:val="0"/>
+    </w:pPr>
+    <w:rPr>
+      <w:rFonts w:ascii="Times New Roman" w:eastAsia="Times New Roman" w:hAnsi="Times New Roman" w:cs="Times New Roman"/>
+      <w:b/>
+      <w:bCs/>
+      <w:kern w:val="36"/>
+      <w:sz w:val="48"/>
+      <w:szCs w:val="48"/>
+    </w:rPr>
+  </w:style>
+  <w:style w:type="paragraph" w:styleId="Heading2">
+    <w:name w:val="heading 2"/>
+    <w:basedOn w:val="Normal"/>
+    <w:link w:val="Heading2Char"/>
+    <w:uiPriority w:val="9"/>
+    <w:qFormat/>
+    <w:rsid w:val="00E90723"/>
+    <w:pPr>
+      <w:spacing w:before="100" w:beforeAutospacing="1" w:after="100" w:afterAutospacing="1" w:line="240" w:lineRule="auto"/>
+      <w:outlineLvl w:val="1"/>
+    </w:pPr>
+    <w:rPr>
+      <w:rFonts w:ascii="Times New Roman" w:eastAsia="Times New Roman" w:hAnsi="Times New Roman" w:cs="Times New Roman"/>
+      <w:b/>
+      <w:bCs/>
+      <w:sz w:val="36"/>
+      <w:szCs w:val="36"/>
+    </w:rPr>
+  </w:style>
+  <w:style w:type="paragraph" w:styleId="Heading3">
+    <w:name w:val="heading 3"/>
+    <w:basedOn w:val="Normal"/>
+    <w:link w:val="Heading3Char"/>
+    <w:uiPriority w:val="9"/>
+    <w:qFormat/>
+    <w:rsid w:val="00E90723"/>
+    <w:pPr>
+      <w:spacing w:before="100" w:beforeAutospacing="1" w:after="100" w:afterAutospacing="1" w:line="240" w:lineRule="auto"/>
+      <w:outlineLvl w:val="2"/>
+    </w:pPr>
+    <w:rPr>
+      <w:rFonts w:ascii="Times New Roman" w:eastAsia="Times New Roman" w:hAnsi="Times New Roman" w:cs="Times New Roman"/>
+      <w:b/>
+      <w:bCs/>
+      <w:sz w:val="27"/>
+      <w:szCs w:val="27"/>
+    </w:rPr>
+  </w:style>
   <w:style w:type="character" w:default="1" w:styleId="DefaultParagraphFont">
     <w:name w:val="Default Paragraph Font"/>
     <w:uiPriority w:val="1"/>
@@ -1685,6 +6584,80 @@
     <w:rPr>
       <w:b/>
       <w:bCs/>
+    </w:rPr>
+  </w:style>
+  <w:style w:type="table" w:styleId="TableGrid">
+    <w:name w:val="Table Grid"/>
+    <w:basedOn w:val="TableNormal"/>
+    <w:uiPriority w:val="39"/>
+    <w:rsid w:val="002D0B8E"/>
+    <w:pPr>
+      <w:spacing w:after="0" w:line="240" w:lineRule="auto"/>
+    </w:pPr>
+    <w:tblPr>
+      <w:tblBorders>
+        <w:top w:val="single" w:sz="4" w:space="0" w:color="auto"/>
+        <w:left w:val="single" w:sz="4" w:space="0" w:color="auto"/>
+        <w:bottom w:val="single" w:sz="4" w:space="0" w:color="auto"/>
+        <w:right w:val="single" w:sz="4" w:space="0" w:color="auto"/>
+        <w:insideH w:val="single" w:sz="4" w:space="0" w:color="auto"/>
+        <w:insideV w:val="single" w:sz="4" w:space="0" w:color="auto"/>
+      </w:tblBorders>
+    </w:tblPr>
+  </w:style>
+  <w:style w:type="character" w:customStyle="1" w:styleId="Heading1Char">
+    <w:name w:val="Heading 1 Char"/>
+    <w:basedOn w:val="DefaultParagraphFont"/>
+    <w:link w:val="Heading1"/>
+    <w:uiPriority w:val="9"/>
+    <w:rsid w:val="00E90723"/>
+    <w:rPr>
+      <w:rFonts w:ascii="Times New Roman" w:eastAsia="Times New Roman" w:hAnsi="Times New Roman" w:cs="Times New Roman"/>
+      <w:b/>
+      <w:bCs/>
+      <w:kern w:val="36"/>
+      <w:sz w:val="48"/>
+      <w:szCs w:val="48"/>
+    </w:rPr>
+  </w:style>
+  <w:style w:type="character" w:customStyle="1" w:styleId="Heading2Char">
+    <w:name w:val="Heading 2 Char"/>
+    <w:basedOn w:val="DefaultParagraphFont"/>
+    <w:link w:val="Heading2"/>
+    <w:uiPriority w:val="9"/>
+    <w:rsid w:val="00E90723"/>
+    <w:rPr>
+      <w:rFonts w:ascii="Times New Roman" w:eastAsia="Times New Roman" w:hAnsi="Times New Roman" w:cs="Times New Roman"/>
+      <w:b/>
+      <w:bCs/>
+      <w:sz w:val="36"/>
+      <w:szCs w:val="36"/>
+    </w:rPr>
+  </w:style>
+  <w:style w:type="character" w:customStyle="1" w:styleId="Heading3Char">
+    <w:name w:val="Heading 3 Char"/>
+    <w:basedOn w:val="DefaultParagraphFont"/>
+    <w:link w:val="Heading3"/>
+    <w:uiPriority w:val="9"/>
+    <w:rsid w:val="00E90723"/>
+    <w:rPr>
+      <w:rFonts w:ascii="Times New Roman" w:eastAsia="Times New Roman" w:hAnsi="Times New Roman" w:cs="Times New Roman"/>
+      <w:b/>
+      <w:bCs/>
+      <w:sz w:val="27"/>
+      <w:szCs w:val="27"/>
+    </w:rPr>
+  </w:style>
+  <w:style w:type="character" w:styleId="Hyperlink">
+    <w:name w:val="Hyperlink"/>
+    <w:basedOn w:val="DefaultParagraphFont"/>
+    <w:uiPriority w:val="99"/>
+    <w:semiHidden/>
+    <w:unhideWhenUsed/>
+    <w:rsid w:val="00E90723"/>
+    <w:rPr>
+      <w:color w:val="0000FF"/>
+      <w:u w:val="single"/>
     </w:rPr>
   </w:style>
 </w:styles>
